--- a/Практика3_Хеширование/Отчет_Практика3.docx
+++ b/Практика3_Хеширование/Отчет_Практика3.docx
@@ -4,394 +4,533 @@
   <w:body>
     <w:p>
       <w:pPr>
-        <w:ind w:firstLine="0"/>
+        <w:spacing w:after="80"/>
         <w:jc w:val="center"/>
       </w:pPr>
       <w:r>
         <w:rPr>
+          <w:rFonts w:ascii="Times New Roman" w:hAnsi="Times New Roman" w:eastAsia="Times New Roman"/>
           <w:b/>
-          <w:sz w:val="32"/>
+          <w:sz w:val="30"/>
         </w:rPr>
         <w:t>Отчёт по практике 3</w:t>
       </w:r>
     </w:p>
     <w:p>
       <w:pPr>
-        <w:ind w:firstLine="0"/>
+        <w:spacing w:after="80"/>
         <w:jc w:val="center"/>
       </w:pPr>
       <w:r>
         <w:rPr>
+          <w:rFonts w:ascii="Times New Roman" w:hAnsi="Times New Roman" w:eastAsia="Times New Roman"/>
           <w:b/>
-          <w:sz w:val="32"/>
+          <w:sz w:val="30"/>
         </w:rPr>
         <w:t>Перебор паролей по хэшу: свой инструмент и сравнение с John the Ripper</w:t>
       </w:r>
     </w:p>
     <w:p>
       <w:pPr>
-        <w:ind w:firstLine="0"/>
+        <w:spacing w:after="80"/>
+        <w:jc w:val="both"/>
       </w:pPr>
       <w:r>
         <w:rPr>
+          <w:rFonts w:ascii="Times New Roman" w:hAnsi="Times New Roman" w:eastAsia="Times New Roman"/>
           <w:b w:val="0"/>
+          <w:sz w:val="24"/>
         </w:rPr>
       </w:r>
     </w:p>
     <w:p>
       <w:pPr>
-        <w:ind w:firstLine="0"/>
+        <w:spacing w:after="80"/>
         <w:jc w:val="center"/>
       </w:pPr>
       <w:r>
         <w:rPr>
+          <w:rFonts w:ascii="Times New Roman" w:hAnsi="Times New Roman" w:eastAsia="Times New Roman"/>
           <w:b w:val="0"/>
+          <w:sz w:val="24"/>
         </w:rPr>
-        <w:t>Выполнил: Колесников Андрей Юрьевич, группа БСБО-03-23, студенческий билет 23Б0099</w:t>
+        <w:t>Выполнил: Колесников Андрей Юрьевич, 4 курс, группа БСБО-03-23, студенческий билет 23Б0099, номер по журналу 10</w:t>
       </w:r>
     </w:p>
     <w:p>
       <w:pPr>
-        <w:ind w:firstLine="0"/>
+        <w:spacing w:after="80"/>
         <w:jc w:val="center"/>
       </w:pPr>
       <w:r>
         <w:rPr>
+          <w:rFonts w:ascii="Times New Roman" w:hAnsi="Times New Roman" w:eastAsia="Times New Roman"/>
           <w:b w:val="0"/>
+          <w:sz w:val="24"/>
         </w:rPr>
         <w:t>РТУ МИРЭА, Институт кибербезопасности и цифровых технологий</w:t>
       </w:r>
     </w:p>
     <w:p>
       <w:pPr>
-        <w:spacing w:before="240" w:after="120"/>
-        <w:ind w:firstLine="0"/>
-        <w:jc w:val="left"/>
+        <w:keepNext/>
+        <w:spacing w:before="280" w:after="80"/>
       </w:pPr>
       <w:r>
         <w:rPr>
+          <w:rFonts w:ascii="Times New Roman" w:hAnsi="Times New Roman" w:eastAsia="Times New Roman"/>
           <w:b/>
-          <w:sz w:val="30"/>
+          <w:sz w:val="28"/>
         </w:rPr>
         <w:t>1. Цель работы</w:t>
       </w:r>
     </w:p>
     <w:p>
+      <w:pPr>
+        <w:spacing w:after="80"/>
+        <w:ind w:firstLine="709"/>
+        <w:jc w:val="both"/>
+      </w:pPr>
       <w:r>
         <w:rPr>
+          <w:rFonts w:ascii="Times New Roman" w:hAnsi="Times New Roman" w:eastAsia="Times New Roman"/>
           <w:b w:val="0"/>
+          <w:sz w:val="24"/>
         </w:rPr>
         <w:t>Цель работы — написать собственный переборщик паролей по хэшу, проверить его на учебных хэшах из методички, сравнить с профессиональной утилитой и оценить, как на время подбора влияют алгоритм хеширования и сложность пароля. Дополнительно нужно было ускорить программу за счёт многопоточности или многопроцессности.</w:t>
       </w:r>
     </w:p>
     <w:p>
       <w:pPr>
-        <w:spacing w:before="240" w:after="120"/>
-        <w:ind w:firstLine="0"/>
-        <w:jc w:val="left"/>
+        <w:keepNext/>
+        <w:spacing w:before="280" w:after="80"/>
       </w:pPr>
       <w:r>
         <w:rPr>
+          <w:rFonts w:ascii="Times New Roman" w:hAnsi="Times New Roman" w:eastAsia="Times New Roman"/>
           <w:b/>
-          <w:sz w:val="30"/>
+          <w:sz w:val="28"/>
         </w:rPr>
         <w:t>2. Исходные данные и условия эксперимента</w:t>
       </w:r>
     </w:p>
     <w:p>
+      <w:pPr>
+        <w:spacing w:after="80"/>
+        <w:ind w:firstLine="709"/>
+        <w:jc w:val="both"/>
+      </w:pPr>
       <w:r>
         <w:rPr>
+          <w:rFonts w:ascii="Times New Roman" w:hAnsi="Times New Roman" w:eastAsia="Times New Roman"/>
           <w:b w:val="0"/>
+          <w:sz w:val="24"/>
         </w:rPr>
         <w:t>В работе использованы ровно те 16 хэшей, которые даны в методичке: по четыре для SHA-1, MD5, bcrypt (cost = 10) и Argon2id (m = 65536 КБ, t = 3, p = 2). Исходные пароли заранее не были известны, подбор шёл только по этим учебным хэшам. Никакие чужие хэши, учётные записи или реальные системы не затрагивались.</w:t>
       </w:r>
     </w:p>
     <w:p>
+      <w:pPr>
+        <w:spacing w:after="80"/>
+        <w:ind w:firstLine="709"/>
+        <w:jc w:val="both"/>
+      </w:pPr>
       <w:r>
         <w:rPr>
+          <w:rFonts w:ascii="Times New Roman" w:hAnsi="Times New Roman" w:eastAsia="Times New Roman"/>
           <w:b w:val="0"/>
+          <w:sz w:val="24"/>
         </w:rPr>
         <w:t>Замеры выполнены на ноутбуке: AMD Ryzen 7 5700U (8 физических ядер, 16 логических потоков), 16 ГБ оперативной памяти, Windows 11, Python 3.12.4. Основной прогон лабораторной запускался с восемью рабочими процессами — по числу физических ядер, чтобы не мешать измерениям гиперпоточностью. В сравнении с John the Ripper это надо учитывать: John в тех же условиях запускался на 16 потоках OpenMP, если формат это поддерживает.</w:t>
       </w:r>
     </w:p>
     <w:p>
       <w:pPr>
-        <w:spacing w:before="240" w:after="120"/>
-        <w:ind w:firstLine="0"/>
-        <w:jc w:val="left"/>
+        <w:keepNext/>
+        <w:spacing w:before="280" w:after="80"/>
       </w:pPr>
       <w:r>
         <w:rPr>
+          <w:rFonts w:ascii="Times New Roman" w:hAnsi="Times New Roman" w:eastAsia="Times New Roman"/>
           <w:b/>
-          <w:sz w:val="30"/>
+          <w:sz w:val="28"/>
         </w:rPr>
         <w:t>3. Устройство собственного переборщика</w:t>
       </w:r>
     </w:p>
     <w:p>
+      <w:pPr>
+        <w:spacing w:after="80"/>
+        <w:ind w:firstLine="709"/>
+        <w:jc w:val="both"/>
+      </w:pPr>
       <w:r>
         <w:rPr>
+          <w:rFonts w:ascii="Times New Roman" w:hAnsi="Times New Roman" w:eastAsia="Times New Roman"/>
           <w:b w:val="0"/>
+          <w:sz w:val="24"/>
         </w:rPr>
         <w:t>Основная программа — bruteforce.py. Она принимает хэш, сама определяет алгоритм по его формату и перебирает кандидатов либо из словаря, либо по маске. Поддерживаются SHA-1, MD5, bcrypt и Argon2id — то есть все четыре алгоритма из задания. Для bcrypt стоимость берётся из самого хэша ($2a$10$...), для Argon2id параметры m, t и p тоже читаются из строки хэша, поэтому отдельно указывать их не нужно.</w:t>
       </w:r>
     </w:p>
     <w:p>
       <w:pPr>
-        <w:spacing w:before="240" w:after="120"/>
-        <w:ind w:firstLine="0"/>
-        <w:jc w:val="left"/>
+        <w:keepNext/>
+        <w:spacing w:before="160" w:after="80"/>
       </w:pPr>
       <w:r>
         <w:rPr>
+          <w:rFonts w:ascii="Times New Roman" w:hAnsi="Times New Roman" w:eastAsia="Times New Roman"/>
           <w:b/>
-          <w:sz w:val="28"/>
+          <w:sz w:val="24"/>
         </w:rPr>
         <w:t>3.1. Определение алгоритма и проверка хэша</w:t>
       </w:r>
     </w:p>
     <w:p>
+      <w:pPr>
+        <w:spacing w:after="80"/>
+        <w:ind w:firstLine="709"/>
+        <w:jc w:val="both"/>
+      </w:pPr>
       <w:r>
         <w:rPr>
+          <w:rFonts w:ascii="Times New Roman" w:hAnsi="Times New Roman" w:eastAsia="Times New Roman"/>
           <w:b w:val="0"/>
+          <w:sz w:val="24"/>
         </w:rPr>
         <w:t>Алгоритм определяется в функции detect_algorithm: префикс $argon2 соответствует Argon2id, префиксы $2a$, $2b$ и $2y$ — bcrypt, строка из 40 шестнадцатеричных символов — SHA-1, из 32 — MD5. Если формат не подошёл, программа просит указать тип вручную через --type. Перед запуском перебора validate_target ещё раз проверяет длину и корректность строки: иначе опечатка в хэше выглядела бы как «пароль не найден», хотя на самом деле неверны входные данные.</w:t>
       </w:r>
     </w:p>
     <w:p>
       <w:pPr>
-        <w:spacing w:before="240" w:after="120"/>
-        <w:ind w:firstLine="0"/>
-        <w:jc w:val="left"/>
+        <w:keepNext/>
+        <w:spacing w:before="160" w:after="80"/>
       </w:pPr>
       <w:r>
         <w:rPr>
+          <w:rFonts w:ascii="Times New Roman" w:hAnsi="Times New Roman" w:eastAsia="Times New Roman"/>
           <w:b/>
-          <w:sz w:val="28"/>
+          <w:sz w:val="24"/>
         </w:rPr>
         <w:t>3.2. Проверка одного кандидата</w:t>
       </w:r>
     </w:p>
     <w:p>
+      <w:pPr>
+        <w:spacing w:after="80"/>
+        <w:ind w:firstLine="709"/>
+        <w:jc w:val="both"/>
+      </w:pPr>
       <w:r>
         <w:rPr>
+          <w:rFonts w:ascii="Times New Roman" w:hAnsi="Times New Roman" w:eastAsia="Times New Roman"/>
           <w:b w:val="0"/>
+          <w:sz w:val="24"/>
         </w:rPr>
         <w:t>Для SHA-1 и MD5 используется hashlib. Сравниваются сразу байты digest, а не шестнадцатеричные строки: так на каждый кандидат не тратится время на перевод хэша в hex. Для bcrypt вызывается bcrypt.checkpw, для Argon2id — argon2.low_level.verify_secret с типом Type.ID. Ошибка «пароль не подошёл» обрабатывается отдельно от ошибки формата: в первом случае кандидат просто пропускается, во втором программа сообщает о проблеме с хэшем.</w:t>
       </w:r>
     </w:p>
     <w:p>
       <w:pPr>
-        <w:spacing w:before="240" w:after="120"/>
-        <w:ind w:firstLine="0"/>
-        <w:jc w:val="left"/>
+        <w:keepNext/>
+        <w:spacing w:before="160" w:after="80"/>
       </w:pPr>
       <w:r>
         <w:rPr>
+          <w:rFonts w:ascii="Times New Roman" w:hAnsi="Times New Roman" w:eastAsia="Times New Roman"/>
           <w:b/>
-          <w:sz w:val="28"/>
+          <w:sz w:val="24"/>
         </w:rPr>
         <w:t>3.3. Словарная атака и перебор по маске</w:t>
       </w:r>
     </w:p>
     <w:p>
+      <w:pPr>
+        <w:spacing w:after="80"/>
+        <w:ind w:firstLine="709"/>
+        <w:jc w:val="both"/>
+      </w:pPr>
       <w:r>
         <w:rPr>
+          <w:rFonts w:ascii="Times New Roman" w:hAnsi="Times New Roman" w:eastAsia="Times New Roman"/>
           <w:b w:val="0"/>
+          <w:sz w:val="24"/>
         </w:rPr>
         <w:t>Словарная атака читает wordlist.txt построчно и проверяет каждое слово. В словаре 241 распространённый пароль: цифровые последовательности, простые английские слова, несколько вариантов с заглавной буквы и типичные связки вроде qwerty. Это небольшой самодельный список, а не промышленный словарь на миллионы строк, но для учебных хэшей его хватило, чтобы увидеть разницу между алгоритмами.</w:t>
       </w:r>
     </w:p>
     <w:p>
+      <w:pPr>
+        <w:spacing w:after="80"/>
+        <w:ind w:firstLine="709"/>
+        <w:jc w:val="both"/>
+      </w:pPr>
       <w:r>
         <w:rPr>
+          <w:rFonts w:ascii="Times New Roman" w:hAnsi="Times New Roman" w:eastAsia="Times New Roman"/>
           <w:b w:val="0"/>
+          <w:sz w:val="24"/>
         </w:rPr>
         <w:t>Перебор по маске — это уже настоящий полный перебор, а не словарь. Маска записывается в привычном виде: ?l — строчные латинские буквы, ?u — заглавные, ?d — цифры, ?s — спецсимволы, ?a — все перечисленные вместе, ?? — сам знак вопроса. Например, ?d?d?d?d?d?d означает все числа от 000000 до 999999, то есть ровно миллион вариантов. Разбор маски находится в parse_mask, а генератор вариантов — в iter_mask.</w:t>
       </w:r>
     </w:p>
     <w:p>
       <w:pPr>
-        <w:spacing w:before="240" w:after="120"/>
-        <w:ind w:firstLine="0"/>
-        <w:jc w:val="left"/>
+        <w:keepNext/>
+        <w:spacing w:before="160" w:after="80"/>
       </w:pPr>
       <w:r>
         <w:rPr>
+          <w:rFonts w:ascii="Times New Roman" w:hAnsi="Times New Roman" w:eastAsia="Times New Roman"/>
           <w:b/>
-          <w:sz w:val="28"/>
+          <w:sz w:val="24"/>
         </w:rPr>
         <w:t>3.4. Многопроцессность</w:t>
       </w:r>
     </w:p>
     <w:p>
+      <w:pPr>
+        <w:spacing w:after="80"/>
+        <w:ind w:firstLine="709"/>
+        <w:jc w:val="both"/>
+      </w:pPr>
       <w:r>
         <w:rPr>
+          <w:rFonts w:ascii="Times New Roman" w:hAnsi="Times New Roman" w:eastAsia="Times New Roman"/>
           <w:b w:val="0"/>
+          <w:sz w:val="24"/>
         </w:rPr>
         <w:t>Перебор распараллелен через ProcessPoolExecutor, а не через threading. Причина простая: hashlib в CPython не отпускает GIL, поэтому несколько потоков внутри одного процесса будут считаться по очереди и ускорения не дадут. Процессы же выполняются по-настоящему параллельно на разных ядрах. Главный процесс режет последовательность кандидатов на пачки и держит в работе примерно два пачки на каждый процесс, чтобы ядра не простаивали. Как только одна пачка вернула пароль, остальные задачи отменяются, и программа не досчитывает уже ненужные варианты.</w:t>
       </w:r>
     </w:p>
     <w:p>
+      <w:pPr>
+        <w:spacing w:after="80"/>
+        <w:ind w:firstLine="709"/>
+        <w:jc w:val="both"/>
+      </w:pPr>
       <w:r>
         <w:rPr>
+          <w:rFonts w:ascii="Times New Roman" w:hAnsi="Times New Roman" w:eastAsia="Times New Roman"/>
           <w:b w:val="0"/>
+          <w:sz w:val="24"/>
         </w:rPr>
         <w:t>Размер пачки зависит от стоимости одного хэша. Для SHA-1 и MD5 это 50 000 кандидатов: хэш считается очень быстро, и передавать задания мелкими порциями было бы накладно. Для bcrypt пачка равна 16, для Argon2id — 8: там один хэш занимает десятки миллисекунд, и большая пачка после находки ещё долго досчитывалась бы впустую. По той же причине число процессов для Argon2id по умолчанию ограничено четырьмя: каждый процесс держит в памяти 64 МБ, и шестнадцать таких процессов съели бы целый гигабайт.</w:t>
       </w:r>
     </w:p>
     <w:p>
       <w:pPr>
-        <w:spacing w:before="240" w:after="120"/>
-        <w:ind w:firstLine="0"/>
-        <w:jc w:val="left"/>
+        <w:keepNext/>
+        <w:spacing w:before="160" w:after="80"/>
       </w:pPr>
       <w:r>
         <w:rPr>
+          <w:rFonts w:ascii="Times New Roman" w:hAnsi="Times New Roman" w:eastAsia="Times New Roman"/>
           <w:b/>
-          <w:sz w:val="28"/>
+          <w:sz w:val="24"/>
         </w:rPr>
         <w:t>3.5. Запуск</w:t>
       </w:r>
     </w:p>
     <w:p>
       <w:pPr>
-        <w:ind w:firstLine="0"/>
+        <w:spacing w:after="80"/>
+        <w:jc w:val="both"/>
       </w:pPr>
       <w:r>
         <w:rPr>
+          <w:rFonts w:ascii="Times New Roman" w:hAnsi="Times New Roman" w:eastAsia="Times New Roman"/>
           <w:b w:val="0"/>
+          <w:sz w:val="24"/>
         </w:rPr>
         <w:t>Проверить один хэш по словарю:</w:t>
       </w:r>
     </w:p>
     <w:p>
       <w:pPr>
-        <w:ind w:firstLine="0"/>
+        <w:spacing w:after="80"/>
+        <w:jc w:val="both"/>
       </w:pPr>
       <w:r>
         <w:rPr>
+          <w:rFonts w:ascii="Times New Roman" w:hAnsi="Times New Roman" w:eastAsia="Times New Roman"/>
           <w:b w:val="0"/>
+          <w:sz w:val="24"/>
         </w:rPr>
         <w:t>python bruteforce.py --hash 7c4a8d09ca3762af61e59520943dc26494f8941b --dict wordlist.txt</w:t>
       </w:r>
     </w:p>
     <w:p>
       <w:pPr>
-        <w:ind w:firstLine="0"/>
+        <w:spacing w:after="80"/>
+        <w:jc w:val="both"/>
       </w:pPr>
       <w:r>
         <w:rPr>
+          <w:rFonts w:ascii="Times New Roman" w:hAnsi="Times New Roman" w:eastAsia="Times New Roman"/>
           <w:b w:val="0"/>
+          <w:sz w:val="24"/>
         </w:rPr>
         <w:t>Перебрать шесть цифр по маске:</w:t>
       </w:r>
     </w:p>
     <w:p>
       <w:pPr>
-        <w:ind w:firstLine="0"/>
+        <w:spacing w:after="80"/>
+        <w:jc w:val="both"/>
       </w:pPr>
       <w:r>
         <w:rPr>
+          <w:rFonts w:ascii="Times New Roman" w:hAnsi="Times New Roman" w:eastAsia="Times New Roman"/>
           <w:b w:val="0"/>
+          <w:sz w:val="24"/>
         </w:rPr>
         <w:t>python bruteforce.py --hash e10adc3949ba59abbe56e057f20f883e --mask "?d?d?d?d?d?d" --workers 4</w:t>
       </w:r>
     </w:p>
     <w:p>
       <w:pPr>
-        <w:ind w:firstLine="0"/>
+        <w:spacing w:after="80"/>
+        <w:jc w:val="both"/>
       </w:pPr>
       <w:r>
         <w:rPr>
+          <w:rFonts w:ascii="Times New Roman" w:hAnsi="Times New Roman" w:eastAsia="Times New Roman"/>
           <w:b w:val="0"/>
+          <w:sz w:val="24"/>
         </w:rPr>
         <w:t>Полный лабораторный прогон по всем 16 хэшам:</w:t>
       </w:r>
     </w:p>
     <w:p>
       <w:pPr>
-        <w:ind w:firstLine="0"/>
+        <w:spacing w:after="80"/>
+        <w:jc w:val="both"/>
       </w:pPr>
       <w:r>
         <w:rPr>
+          <w:rFonts w:ascii="Times New Roman" w:hAnsi="Times New Roman" w:eastAsia="Times New Roman"/>
           <w:b w:val="0"/>
+          <w:sz w:val="24"/>
         </w:rPr>
         <w:t>python bruteforce.py --lab --workers 8</w:t>
       </w:r>
     </w:p>
     <w:p>
+      <w:pPr>
+        <w:spacing w:after="80"/>
+        <w:ind w:firstLine="709"/>
+        <w:jc w:val="both"/>
+      </w:pPr>
       <w:r>
         <w:rPr>
+          <w:rFonts w:ascii="Times New Roman" w:hAnsi="Times New Roman" w:eastAsia="Times New Roman"/>
           <w:b w:val="0"/>
+          <w:sz w:val="24"/>
         </w:rPr>
         <w:t>Есть также --selftest: шесть быстрых проверок на эталонных значениях SHA-1 и MD5 для строки abc, разбор маски, проверка одного кандидата, подбор двумя процессами, bcrypt и Argon2id. Он нужен, чтобы перед сдачей убедиться, что программа вообще правильно считает хэши, а не просто выдаёт «не найдено».</w:t>
       </w:r>
     </w:p>
     <w:p>
       <w:pPr>
-        <w:spacing w:before="240" w:after="120"/>
-        <w:ind w:firstLine="0"/>
-        <w:jc w:val="left"/>
+        <w:keepNext/>
+        <w:spacing w:before="280" w:after="80"/>
       </w:pPr>
       <w:r>
         <w:rPr>
+          <w:rFonts w:ascii="Times New Roman" w:hAnsi="Times New Roman" w:eastAsia="Times New Roman"/>
           <w:b/>
-          <w:sz w:val="30"/>
+          <w:sz w:val="28"/>
         </w:rPr>
         <w:t>4. Методика замеров</w:t>
       </w:r>
     </w:p>
     <w:p>
+      <w:pPr>
+        <w:spacing w:after="80"/>
+        <w:ind w:firstLine="709"/>
+        <w:jc w:val="both"/>
+      </w:pPr>
       <w:r>
         <w:rPr>
+          <w:rFonts w:ascii="Times New Roman" w:hAnsi="Times New Roman" w:eastAsia="Times New Roman"/>
           <w:b w:val="0"/>
+          <w:sz w:val="24"/>
         </w:rPr>
         <w:t>Словарная атака прогонялась по всем 16 хэшам одним запуском bruteforce.py --lab. Для каждого хэша заново создавался пул процессов, поэтому в измеренное время входит и запуск восьми процессов. На коротком словаре из 241 слова это заметная доля, особенно для SHA-1 и MD5, где сам перебор занимает доли миллисекунды. Для bcrypt и Argon2id накладные расходы уже не важны: там время определяется вычислениями.</w:t>
       </w:r>
     </w:p>
     <w:p>
+      <w:pPr>
+        <w:spacing w:after="80"/>
+        <w:ind w:firstLine="709"/>
+        <w:jc w:val="both"/>
+      </w:pPr>
       <w:r>
         <w:rPr>
+          <w:rFonts w:ascii="Times New Roman" w:hAnsi="Times New Roman" w:eastAsia="Times New Roman"/>
           <w:b w:val="0"/>
+          <w:sz w:val="24"/>
         </w:rPr>
         <w:t>Отдельно по маске ?d?d?d?d?d?d перебирались лёгкие хэши SHA-1 и MD5. Ограничение --max-candidates 1000000 как раз соответствует полному множеству шестизначных чисел, так что это честный полный перебор, а не первые сто тысяч вариантов.</w:t>
       </w:r>
     </w:p>
     <w:p>
+      <w:pPr>
+        <w:spacing w:after="80"/>
+        <w:ind w:firstLine="709"/>
+        <w:jc w:val="both"/>
+      </w:pPr>
       <w:r>
         <w:rPr>
+          <w:rFonts w:ascii="Times New Roman" w:hAnsi="Times New Roman" w:eastAsia="Times New Roman"/>
           <w:b w:val="0"/>
+          <w:sz w:val="24"/>
         </w:rPr>
         <w:t>Для сравнения с John the Ripper собран свежий jumbo-образ в Docker: готовый пакет из Debian оказался обычной версией без нужных форматов, а старый образ с Docker Hub не понимал Argon2id. John запускался на тех же четырёх хэшах каждого алгоритма и с тем же wordlist.txt. В таблицу попадает внутреннее время John из строки DONE, а не полное время вместе с запуском контейнера: запуск Docker добавляет ещё около 2,5 секунды и к скорости перебора отношения не имеет.</w:t>
       </w:r>
     </w:p>
     <w:p>
+      <w:pPr>
+        <w:spacing w:after="80"/>
+        <w:ind w:firstLine="709"/>
+        <w:jc w:val="both"/>
+      </w:pPr>
       <w:r>
         <w:rPr>
+          <w:rFonts w:ascii="Times New Roman" w:hAnsi="Times New Roman" w:eastAsia="Times New Roman"/>
           <w:b w:val="0"/>
+          <w:sz w:val="24"/>
         </w:rPr>
         <w:t>Ускорение от числа процессов измерялось отдельным скриптом parallel_benchmark.py. Там специально взяты цели, которых нет в перебираемом множестве: иначе замер оборвался бы на первом совпадении и показывал не полную скорость, а время до случайной находки. Для MD5 перебирался миллион шестизначных чисел, для bcrypt и Argon2id — все 241 слово по сложному хэшу из методички. Каждый вариант запускался на 1, 2, 4 и 8 процессах.</w:t>
       </w:r>
     </w:p>
     <w:p>
       <w:pPr>
-        <w:spacing w:before="240" w:after="120"/>
-        <w:ind w:firstLine="0"/>
-        <w:jc w:val="left"/>
+        <w:keepNext/>
+        <w:spacing w:before="280" w:after="80"/>
       </w:pPr>
       <w:r>
         <w:rPr>
+          <w:rFonts w:ascii="Times New Roman" w:hAnsi="Times New Roman" w:eastAsia="Times New Roman"/>
           <w:b/>
-          <w:sz w:val="30"/>
+          <w:sz w:val="28"/>
         </w:rPr>
         <w:t>5. Результаты словарной атаки по 16 хэшам</w:t>
       </w:r>
     </w:p>
     <w:p>
+      <w:pPr>
+        <w:spacing w:after="80"/>
+        <w:ind w:firstLine="709"/>
+        <w:jc w:val="both"/>
+      </w:pPr>
       <w:r>
         <w:rPr>
+          <w:rFonts w:ascii="Times New Roman" w:hAnsi="Times New Roman" w:eastAsia="Times New Roman"/>
           <w:b w:val="0"/>
+          <w:sz w:val="24"/>
         </w:rPr>
         <w:t>Из 16 хэшей словарём удалось восстановить 12. Во всех четырёх алгоритмах нашлись лёгкий, средний и «очень сложный» пароли, а «сложный» не нашёлся нигде. Это не ошибка классификации: лёгкий пароль оказался числом 123456, средний — словом apple, «очень сложный» — словом Create, которое просто входит в словарь. А «сложный» пароль в словаре отсутствует, поэтому его не взял ни один алгоритм. Отсюда сразу видно, что словарная атака зависит в первую очередь от содержимого словаря, а не от названия категории сложности в методичке.</w:t>
       </w:r>
@@ -401,27 +540,32 @@
         <w:tblStyle w:val="TableGrid"/>
         <w:tblW w:type="auto" w:w="0"/>
         <w:jc w:val="center"/>
+        <w:tblLayout w:type="autofit"/>
         <w:tblLook w:firstColumn="1" w:firstRow="1" w:lastColumn="0" w:lastRow="0" w:noHBand="0" w:noVBand="1" w:val="04A0"/>
       </w:tblPr>
       <w:tblGrid>
-        <w:gridCol w:w="1938"/>
-        <w:gridCol w:w="1938"/>
-        <w:gridCol w:w="1938"/>
-        <w:gridCol w:w="1938"/>
-        <w:gridCol w:w="1938"/>
+        <w:gridCol w:w="1871"/>
+        <w:gridCol w:w="1871"/>
+        <w:gridCol w:w="1871"/>
+        <w:gridCol w:w="1871"/>
+        <w:gridCol w:w="1871"/>
       </w:tblGrid>
       <w:tr>
         <w:tc>
           <w:tcPr>
-            <w:tcW w:type="dxa" w:w="1938"/>
+            <w:tcW w:type="dxa" w:w="1871"/>
+            <w:shd w:fill="DCE6F1"/>
           </w:tcPr>
           <w:p>
+            <w:pPr>
+              <w:jc w:val="center"/>
+            </w:pPr>
             <w:r/>
             <w:r>
               <w:rPr>
-                <w:rFonts w:ascii="Times New Roman" w:hAnsi="Times New Roman"/>
+                <w:rFonts w:ascii="Times New Roman" w:hAnsi="Times New Roman" w:eastAsia="Times New Roman"/>
                 <w:b/>
-                <w:sz w:val="24"/>
+                <w:sz w:val="20"/>
               </w:rPr>
               <w:t>Алгоритм</w:t>
             </w:r>
@@ -429,15 +573,19 @@
         </w:tc>
         <w:tc>
           <w:tcPr>
-            <w:tcW w:type="dxa" w:w="1938"/>
+            <w:tcW w:type="dxa" w:w="1871"/>
+            <w:shd w:fill="DCE6F1"/>
           </w:tcPr>
           <w:p>
+            <w:pPr>
+              <w:jc w:val="center"/>
+            </w:pPr>
             <w:r/>
             <w:r>
               <w:rPr>
-                <w:rFonts w:ascii="Times New Roman" w:hAnsi="Times New Roman"/>
+                <w:rFonts w:ascii="Times New Roman" w:hAnsi="Times New Roman" w:eastAsia="Times New Roman"/>
                 <w:b/>
-                <w:sz w:val="24"/>
+                <w:sz w:val="20"/>
               </w:rPr>
               <w:t>Сложность</w:t>
             </w:r>
@@ -445,15 +593,19 @@
         </w:tc>
         <w:tc>
           <w:tcPr>
-            <w:tcW w:type="dxa" w:w="1938"/>
+            <w:tcW w:type="dxa" w:w="1871"/>
+            <w:shd w:fill="DCE6F1"/>
           </w:tcPr>
           <w:p>
+            <w:pPr>
+              <w:jc w:val="center"/>
+            </w:pPr>
             <w:r/>
             <w:r>
               <w:rPr>
-                <w:rFonts w:ascii="Times New Roman" w:hAnsi="Times New Roman"/>
+                <w:rFonts w:ascii="Times New Roman" w:hAnsi="Times New Roman" w:eastAsia="Times New Roman"/>
                 <w:b/>
-                <w:sz w:val="24"/>
+                <w:sz w:val="20"/>
               </w:rPr>
               <w:t>Пароль</w:t>
             </w:r>
@@ -461,15 +613,19 @@
         </w:tc>
         <w:tc>
           <w:tcPr>
-            <w:tcW w:type="dxa" w:w="1938"/>
+            <w:tcW w:type="dxa" w:w="1871"/>
+            <w:shd w:fill="DCE6F1"/>
           </w:tcPr>
           <w:p>
+            <w:pPr>
+              <w:jc w:val="center"/>
+            </w:pPr>
             <w:r/>
             <w:r>
               <w:rPr>
-                <w:rFonts w:ascii="Times New Roman" w:hAnsi="Times New Roman"/>
+                <w:rFonts w:ascii="Times New Roman" w:hAnsi="Times New Roman" w:eastAsia="Times New Roman"/>
                 <w:b/>
-                <w:sz w:val="24"/>
+                <w:sz w:val="20"/>
               </w:rPr>
               <w:t>Позиция в словаре</w:t>
             </w:r>
@@ -477,15 +633,19 @@
         </w:tc>
         <w:tc>
           <w:tcPr>
-            <w:tcW w:type="dxa" w:w="1938"/>
+            <w:tcW w:type="dxa" w:w="1871"/>
+            <w:shd w:fill="DCE6F1"/>
           </w:tcPr>
           <w:p>
+            <w:pPr>
+              <w:jc w:val="center"/>
+            </w:pPr>
             <w:r/>
             <w:r>
               <w:rPr>
-                <w:rFonts w:ascii="Times New Roman" w:hAnsi="Times New Roman"/>
+                <w:rFonts w:ascii="Times New Roman" w:hAnsi="Times New Roman" w:eastAsia="Times New Roman"/>
                 <w:b/>
-                <w:sz w:val="24"/>
+                <w:sz w:val="20"/>
               </w:rPr>
               <w:t>Время, с</w:t>
             </w:r>
@@ -495,14 +655,18 @@
       <w:tr>
         <w:tc>
           <w:tcPr>
-            <w:tcW w:type="dxa" w:w="1938"/>
+            <w:tcW w:type="dxa" w:w="1871"/>
           </w:tcPr>
           <w:p>
+            <w:pPr>
+              <w:jc w:val="left"/>
+            </w:pPr>
             <w:r/>
             <w:r>
               <w:rPr>
-                <w:rFonts w:ascii="Times New Roman" w:hAnsi="Times New Roman"/>
-                <w:sz w:val="24"/>
+                <w:rFonts w:ascii="Times New Roman" w:hAnsi="Times New Roman" w:eastAsia="Times New Roman"/>
+                <w:b w:val="0"/>
+                <w:sz w:val="20"/>
               </w:rPr>
               <w:t>SHA-1</w:t>
             </w:r>
@@ -510,14 +674,18 @@
         </w:tc>
         <w:tc>
           <w:tcPr>
-            <w:tcW w:type="dxa" w:w="1938"/>
+            <w:tcW w:type="dxa" w:w="1871"/>
           </w:tcPr>
           <w:p>
+            <w:pPr>
+              <w:jc w:val="left"/>
+            </w:pPr>
             <w:r/>
             <w:r>
               <w:rPr>
-                <w:rFonts w:ascii="Times New Roman" w:hAnsi="Times New Roman"/>
-                <w:sz w:val="24"/>
+                <w:rFonts w:ascii="Times New Roman" w:hAnsi="Times New Roman" w:eastAsia="Times New Roman"/>
+                <w:b w:val="0"/>
+                <w:sz w:val="20"/>
               </w:rPr>
               <w:t>лёгкий</w:t>
             </w:r>
@@ -525,14 +693,18 @@
         </w:tc>
         <w:tc>
           <w:tcPr>
-            <w:tcW w:type="dxa" w:w="1938"/>
+            <w:tcW w:type="dxa" w:w="1871"/>
           </w:tcPr>
           <w:p>
+            <w:pPr>
+              <w:jc w:val="left"/>
+            </w:pPr>
             <w:r/>
             <w:r>
               <w:rPr>
-                <w:rFonts w:ascii="Times New Roman" w:hAnsi="Times New Roman"/>
-                <w:sz w:val="24"/>
+                <w:rFonts w:ascii="Times New Roman" w:hAnsi="Times New Roman" w:eastAsia="Times New Roman"/>
+                <w:b w:val="0"/>
+                <w:sz w:val="20"/>
               </w:rPr>
               <w:t>123456</w:t>
             </w:r>
@@ -540,14 +712,18 @@
         </w:tc>
         <w:tc>
           <w:tcPr>
-            <w:tcW w:type="dxa" w:w="1938"/>
+            <w:tcW w:type="dxa" w:w="1871"/>
           </w:tcPr>
           <w:p>
+            <w:pPr>
+              <w:jc w:val="left"/>
+            </w:pPr>
             <w:r/>
             <w:r>
               <w:rPr>
-                <w:rFonts w:ascii="Times New Roman" w:hAnsi="Times New Roman"/>
-                <w:sz w:val="24"/>
+                <w:rFonts w:ascii="Times New Roman" w:hAnsi="Times New Roman" w:eastAsia="Times New Roman"/>
+                <w:b w:val="0"/>
+                <w:sz w:val="20"/>
               </w:rPr>
               <w:t>1</w:t>
             </w:r>
@@ -555,14 +731,18 @@
         </w:tc>
         <w:tc>
           <w:tcPr>
-            <w:tcW w:type="dxa" w:w="1938"/>
+            <w:tcW w:type="dxa" w:w="1871"/>
           </w:tcPr>
           <w:p>
+            <w:pPr>
+              <w:jc w:val="left"/>
+            </w:pPr>
             <w:r/>
             <w:r>
               <w:rPr>
-                <w:rFonts w:ascii="Times New Roman" w:hAnsi="Times New Roman"/>
-                <w:sz w:val="24"/>
+                <w:rFonts w:ascii="Times New Roman" w:hAnsi="Times New Roman" w:eastAsia="Times New Roman"/>
+                <w:b w:val="0"/>
+                <w:sz w:val="20"/>
               </w:rPr>
               <w:t>0,36</w:t>
             </w:r>
@@ -572,14 +752,18 @@
       <w:tr>
         <w:tc>
           <w:tcPr>
-            <w:tcW w:type="dxa" w:w="1938"/>
+            <w:tcW w:type="dxa" w:w="1871"/>
           </w:tcPr>
           <w:p>
+            <w:pPr>
+              <w:jc w:val="left"/>
+            </w:pPr>
             <w:r/>
             <w:r>
               <w:rPr>
-                <w:rFonts w:ascii="Times New Roman" w:hAnsi="Times New Roman"/>
-                <w:sz w:val="24"/>
+                <w:rFonts w:ascii="Times New Roman" w:hAnsi="Times New Roman" w:eastAsia="Times New Roman"/>
+                <w:b w:val="0"/>
+                <w:sz w:val="20"/>
               </w:rPr>
               <w:t>SHA-1</w:t>
             </w:r>
@@ -587,14 +771,18 @@
         </w:tc>
         <w:tc>
           <w:tcPr>
-            <w:tcW w:type="dxa" w:w="1938"/>
+            <w:tcW w:type="dxa" w:w="1871"/>
           </w:tcPr>
           <w:p>
+            <w:pPr>
+              <w:jc w:val="left"/>
+            </w:pPr>
             <w:r/>
             <w:r>
               <w:rPr>
-                <w:rFonts w:ascii="Times New Roman" w:hAnsi="Times New Roman"/>
-                <w:sz w:val="24"/>
+                <w:rFonts w:ascii="Times New Roman" w:hAnsi="Times New Roman" w:eastAsia="Times New Roman"/>
+                <w:b w:val="0"/>
+                <w:sz w:val="20"/>
               </w:rPr>
               <w:t>средний</w:t>
             </w:r>
@@ -602,14 +790,18 @@
         </w:tc>
         <w:tc>
           <w:tcPr>
-            <w:tcW w:type="dxa" w:w="1938"/>
+            <w:tcW w:type="dxa" w:w="1871"/>
           </w:tcPr>
           <w:p>
+            <w:pPr>
+              <w:jc w:val="left"/>
+            </w:pPr>
             <w:r/>
             <w:r>
               <w:rPr>
-                <w:rFonts w:ascii="Times New Roman" w:hAnsi="Times New Roman"/>
-                <w:sz w:val="24"/>
+                <w:rFonts w:ascii="Times New Roman" w:hAnsi="Times New Roman" w:eastAsia="Times New Roman"/>
+                <w:b w:val="0"/>
+                <w:sz w:val="20"/>
               </w:rPr>
               <w:t>apple</w:t>
             </w:r>
@@ -617,14 +809,18 @@
         </w:tc>
         <w:tc>
           <w:tcPr>
-            <w:tcW w:type="dxa" w:w="1938"/>
+            <w:tcW w:type="dxa" w:w="1871"/>
           </w:tcPr>
           <w:p>
+            <w:pPr>
+              <w:jc w:val="left"/>
+            </w:pPr>
             <w:r/>
             <w:r>
               <w:rPr>
-                <w:rFonts w:ascii="Times New Roman" w:hAnsi="Times New Roman"/>
-                <w:sz w:val="24"/>
+                <w:rFonts w:ascii="Times New Roman" w:hAnsi="Times New Roman" w:eastAsia="Times New Roman"/>
+                <w:b w:val="0"/>
+                <w:sz w:val="20"/>
               </w:rPr>
               <w:t>103</w:t>
             </w:r>
@@ -632,14 +828,18 @@
         </w:tc>
         <w:tc>
           <w:tcPr>
-            <w:tcW w:type="dxa" w:w="1938"/>
+            <w:tcW w:type="dxa" w:w="1871"/>
           </w:tcPr>
           <w:p>
+            <w:pPr>
+              <w:jc w:val="left"/>
+            </w:pPr>
             <w:r/>
             <w:r>
               <w:rPr>
-                <w:rFonts w:ascii="Times New Roman" w:hAnsi="Times New Roman"/>
-                <w:sz w:val="24"/>
+                <w:rFonts w:ascii="Times New Roman" w:hAnsi="Times New Roman" w:eastAsia="Times New Roman"/>
+                <w:b w:val="0"/>
+                <w:sz w:val="20"/>
               </w:rPr>
               <w:t>0,32</w:t>
             </w:r>
@@ -649,14 +849,18 @@
       <w:tr>
         <w:tc>
           <w:tcPr>
-            <w:tcW w:type="dxa" w:w="1938"/>
+            <w:tcW w:type="dxa" w:w="1871"/>
           </w:tcPr>
           <w:p>
+            <w:pPr>
+              <w:jc w:val="left"/>
+            </w:pPr>
             <w:r/>
             <w:r>
               <w:rPr>
-                <w:rFonts w:ascii="Times New Roman" w:hAnsi="Times New Roman"/>
-                <w:sz w:val="24"/>
+                <w:rFonts w:ascii="Times New Roman" w:hAnsi="Times New Roman" w:eastAsia="Times New Roman"/>
+                <w:b w:val="0"/>
+                <w:sz w:val="20"/>
               </w:rPr>
               <w:t>SHA-1</w:t>
             </w:r>
@@ -664,14 +868,18 @@
         </w:tc>
         <w:tc>
           <w:tcPr>
-            <w:tcW w:type="dxa" w:w="1938"/>
+            <w:tcW w:type="dxa" w:w="1871"/>
           </w:tcPr>
           <w:p>
+            <w:pPr>
+              <w:jc w:val="left"/>
+            </w:pPr>
             <w:r/>
             <w:r>
               <w:rPr>
-                <w:rFonts w:ascii="Times New Roman" w:hAnsi="Times New Roman"/>
-                <w:sz w:val="24"/>
+                <w:rFonts w:ascii="Times New Roman" w:hAnsi="Times New Roman" w:eastAsia="Times New Roman"/>
+                <w:b w:val="0"/>
+                <w:sz w:val="20"/>
               </w:rPr>
               <w:t>сложный</w:t>
             </w:r>
@@ -679,14 +887,18 @@
         </w:tc>
         <w:tc>
           <w:tcPr>
-            <w:tcW w:type="dxa" w:w="1938"/>
+            <w:tcW w:type="dxa" w:w="1871"/>
           </w:tcPr>
           <w:p>
+            <w:pPr>
+              <w:jc w:val="left"/>
+            </w:pPr>
             <w:r/>
             <w:r>
               <w:rPr>
-                <w:rFonts w:ascii="Times New Roman" w:hAnsi="Times New Roman"/>
-                <w:sz w:val="24"/>
+                <w:rFonts w:ascii="Times New Roman" w:hAnsi="Times New Roman" w:eastAsia="Times New Roman"/>
+                <w:b w:val="0"/>
+                <w:sz w:val="20"/>
               </w:rPr>
               <w:t>не найден</w:t>
             </w:r>
@@ -694,14 +906,18 @@
         </w:tc>
         <w:tc>
           <w:tcPr>
-            <w:tcW w:type="dxa" w:w="1938"/>
+            <w:tcW w:type="dxa" w:w="1871"/>
           </w:tcPr>
           <w:p>
+            <w:pPr>
+              <w:jc w:val="left"/>
+            </w:pPr>
             <w:r/>
             <w:r>
               <w:rPr>
-                <w:rFonts w:ascii="Times New Roman" w:hAnsi="Times New Roman"/>
-                <w:sz w:val="24"/>
+                <w:rFonts w:ascii="Times New Roman" w:hAnsi="Times New Roman" w:eastAsia="Times New Roman"/>
+                <w:b w:val="0"/>
+                <w:sz w:val="20"/>
               </w:rPr>
               <w:t>—</w:t>
             </w:r>
@@ -709,14 +925,18 @@
         </w:tc>
         <w:tc>
           <w:tcPr>
-            <w:tcW w:type="dxa" w:w="1938"/>
+            <w:tcW w:type="dxa" w:w="1871"/>
           </w:tcPr>
           <w:p>
+            <w:pPr>
+              <w:jc w:val="left"/>
+            </w:pPr>
             <w:r/>
             <w:r>
               <w:rPr>
-                <w:rFonts w:ascii="Times New Roman" w:hAnsi="Times New Roman"/>
-                <w:sz w:val="24"/>
+                <w:rFonts w:ascii="Times New Roman" w:hAnsi="Times New Roman" w:eastAsia="Times New Roman"/>
+                <w:b w:val="0"/>
+                <w:sz w:val="20"/>
               </w:rPr>
               <w:t>0,32</w:t>
             </w:r>
@@ -726,14 +946,18 @@
       <w:tr>
         <w:tc>
           <w:tcPr>
-            <w:tcW w:type="dxa" w:w="1938"/>
+            <w:tcW w:type="dxa" w:w="1871"/>
           </w:tcPr>
           <w:p>
+            <w:pPr>
+              <w:jc w:val="left"/>
+            </w:pPr>
             <w:r/>
             <w:r>
               <w:rPr>
-                <w:rFonts w:ascii="Times New Roman" w:hAnsi="Times New Roman"/>
-                <w:sz w:val="24"/>
+                <w:rFonts w:ascii="Times New Roman" w:hAnsi="Times New Roman" w:eastAsia="Times New Roman"/>
+                <w:b w:val="0"/>
+                <w:sz w:val="20"/>
               </w:rPr>
               <w:t>SHA-1</w:t>
             </w:r>
@@ -741,14 +965,18 @@
         </w:tc>
         <w:tc>
           <w:tcPr>
-            <w:tcW w:type="dxa" w:w="1938"/>
+            <w:tcW w:type="dxa" w:w="1871"/>
           </w:tcPr>
           <w:p>
+            <w:pPr>
+              <w:jc w:val="left"/>
+            </w:pPr>
             <w:r/>
             <w:r>
               <w:rPr>
-                <w:rFonts w:ascii="Times New Roman" w:hAnsi="Times New Roman"/>
-                <w:sz w:val="24"/>
+                <w:rFonts w:ascii="Times New Roman" w:hAnsi="Times New Roman" w:eastAsia="Times New Roman"/>
+                <w:b w:val="0"/>
+                <w:sz w:val="20"/>
               </w:rPr>
               <w:t>очень сложный</w:t>
             </w:r>
@@ -756,14 +984,18 @@
         </w:tc>
         <w:tc>
           <w:tcPr>
-            <w:tcW w:type="dxa" w:w="1938"/>
+            <w:tcW w:type="dxa" w:w="1871"/>
           </w:tcPr>
           <w:p>
+            <w:pPr>
+              <w:jc w:val="left"/>
+            </w:pPr>
             <w:r/>
             <w:r>
               <w:rPr>
-                <w:rFonts w:ascii="Times New Roman" w:hAnsi="Times New Roman"/>
-                <w:sz w:val="24"/>
+                <w:rFonts w:ascii="Times New Roman" w:hAnsi="Times New Roman" w:eastAsia="Times New Roman"/>
+                <w:b w:val="0"/>
+                <w:sz w:val="20"/>
               </w:rPr>
               <w:t>Create</w:t>
             </w:r>
@@ -771,14 +1003,18 @@
         </w:tc>
         <w:tc>
           <w:tcPr>
-            <w:tcW w:type="dxa" w:w="1938"/>
+            <w:tcW w:type="dxa" w:w="1871"/>
           </w:tcPr>
           <w:p>
+            <w:pPr>
+              <w:jc w:val="left"/>
+            </w:pPr>
             <w:r/>
             <w:r>
               <w:rPr>
-                <w:rFonts w:ascii="Times New Roman" w:hAnsi="Times New Roman"/>
-                <w:sz w:val="24"/>
+                <w:rFonts w:ascii="Times New Roman" w:hAnsi="Times New Roman" w:eastAsia="Times New Roman"/>
+                <w:b w:val="0"/>
+                <w:sz w:val="20"/>
               </w:rPr>
               <w:t>104</w:t>
             </w:r>
@@ -786,14 +1022,18 @@
         </w:tc>
         <w:tc>
           <w:tcPr>
-            <w:tcW w:type="dxa" w:w="1938"/>
+            <w:tcW w:type="dxa" w:w="1871"/>
           </w:tcPr>
           <w:p>
+            <w:pPr>
+              <w:jc w:val="left"/>
+            </w:pPr>
             <w:r/>
             <w:r>
               <w:rPr>
-                <w:rFonts w:ascii="Times New Roman" w:hAnsi="Times New Roman"/>
-                <w:sz w:val="24"/>
+                <w:rFonts w:ascii="Times New Roman" w:hAnsi="Times New Roman" w:eastAsia="Times New Roman"/>
+                <w:b w:val="0"/>
+                <w:sz w:val="20"/>
               </w:rPr>
               <w:t>0,31</w:t>
             </w:r>
@@ -803,14 +1043,18 @@
       <w:tr>
         <w:tc>
           <w:tcPr>
-            <w:tcW w:type="dxa" w:w="1938"/>
+            <w:tcW w:type="dxa" w:w="1871"/>
           </w:tcPr>
           <w:p>
+            <w:pPr>
+              <w:jc w:val="left"/>
+            </w:pPr>
             <w:r/>
             <w:r>
               <w:rPr>
-                <w:rFonts w:ascii="Times New Roman" w:hAnsi="Times New Roman"/>
-                <w:sz w:val="24"/>
+                <w:rFonts w:ascii="Times New Roman" w:hAnsi="Times New Roman" w:eastAsia="Times New Roman"/>
+                <w:b w:val="0"/>
+                <w:sz w:val="20"/>
               </w:rPr>
               <w:t>MD5</w:t>
             </w:r>
@@ -818,14 +1062,18 @@
         </w:tc>
         <w:tc>
           <w:tcPr>
-            <w:tcW w:type="dxa" w:w="1938"/>
+            <w:tcW w:type="dxa" w:w="1871"/>
           </w:tcPr>
           <w:p>
+            <w:pPr>
+              <w:jc w:val="left"/>
+            </w:pPr>
             <w:r/>
             <w:r>
               <w:rPr>
-                <w:rFonts w:ascii="Times New Roman" w:hAnsi="Times New Roman"/>
-                <w:sz w:val="24"/>
+                <w:rFonts w:ascii="Times New Roman" w:hAnsi="Times New Roman" w:eastAsia="Times New Roman"/>
+                <w:b w:val="0"/>
+                <w:sz w:val="20"/>
               </w:rPr>
               <w:t>лёгкий</w:t>
             </w:r>
@@ -833,14 +1081,18 @@
         </w:tc>
         <w:tc>
           <w:tcPr>
-            <w:tcW w:type="dxa" w:w="1938"/>
+            <w:tcW w:type="dxa" w:w="1871"/>
           </w:tcPr>
           <w:p>
+            <w:pPr>
+              <w:jc w:val="left"/>
+            </w:pPr>
             <w:r/>
             <w:r>
               <w:rPr>
-                <w:rFonts w:ascii="Times New Roman" w:hAnsi="Times New Roman"/>
-                <w:sz w:val="24"/>
+                <w:rFonts w:ascii="Times New Roman" w:hAnsi="Times New Roman" w:eastAsia="Times New Roman"/>
+                <w:b w:val="0"/>
+                <w:sz w:val="20"/>
               </w:rPr>
               <w:t>123456</w:t>
             </w:r>
@@ -848,14 +1100,18 @@
         </w:tc>
         <w:tc>
           <w:tcPr>
-            <w:tcW w:type="dxa" w:w="1938"/>
+            <w:tcW w:type="dxa" w:w="1871"/>
           </w:tcPr>
           <w:p>
+            <w:pPr>
+              <w:jc w:val="left"/>
+            </w:pPr>
             <w:r/>
             <w:r>
               <w:rPr>
-                <w:rFonts w:ascii="Times New Roman" w:hAnsi="Times New Roman"/>
-                <w:sz w:val="24"/>
+                <w:rFonts w:ascii="Times New Roman" w:hAnsi="Times New Roman" w:eastAsia="Times New Roman"/>
+                <w:b w:val="0"/>
+                <w:sz w:val="20"/>
               </w:rPr>
               <w:t>1</w:t>
             </w:r>
@@ -863,14 +1119,18 @@
         </w:tc>
         <w:tc>
           <w:tcPr>
-            <w:tcW w:type="dxa" w:w="1938"/>
+            <w:tcW w:type="dxa" w:w="1871"/>
           </w:tcPr>
           <w:p>
+            <w:pPr>
+              <w:jc w:val="left"/>
+            </w:pPr>
             <w:r/>
             <w:r>
               <w:rPr>
-                <w:rFonts w:ascii="Times New Roman" w:hAnsi="Times New Roman"/>
-                <w:sz w:val="24"/>
+                <w:rFonts w:ascii="Times New Roman" w:hAnsi="Times New Roman" w:eastAsia="Times New Roman"/>
+                <w:b w:val="0"/>
+                <w:sz w:val="20"/>
               </w:rPr>
               <w:t>0,30</w:t>
             </w:r>
@@ -880,14 +1140,18 @@
       <w:tr>
         <w:tc>
           <w:tcPr>
-            <w:tcW w:type="dxa" w:w="1938"/>
+            <w:tcW w:type="dxa" w:w="1871"/>
           </w:tcPr>
           <w:p>
+            <w:pPr>
+              <w:jc w:val="left"/>
+            </w:pPr>
             <w:r/>
             <w:r>
               <w:rPr>
-                <w:rFonts w:ascii="Times New Roman" w:hAnsi="Times New Roman"/>
-                <w:sz w:val="24"/>
+                <w:rFonts w:ascii="Times New Roman" w:hAnsi="Times New Roman" w:eastAsia="Times New Roman"/>
+                <w:b w:val="0"/>
+                <w:sz w:val="20"/>
               </w:rPr>
               <w:t>MD5</w:t>
             </w:r>
@@ -895,14 +1159,18 @@
         </w:tc>
         <w:tc>
           <w:tcPr>
-            <w:tcW w:type="dxa" w:w="1938"/>
+            <w:tcW w:type="dxa" w:w="1871"/>
           </w:tcPr>
           <w:p>
+            <w:pPr>
+              <w:jc w:val="left"/>
+            </w:pPr>
             <w:r/>
             <w:r>
               <w:rPr>
-                <w:rFonts w:ascii="Times New Roman" w:hAnsi="Times New Roman"/>
-                <w:sz w:val="24"/>
+                <w:rFonts w:ascii="Times New Roman" w:hAnsi="Times New Roman" w:eastAsia="Times New Roman"/>
+                <w:b w:val="0"/>
+                <w:sz w:val="20"/>
               </w:rPr>
               <w:t>средний</w:t>
             </w:r>
@@ -910,14 +1178,18 @@
         </w:tc>
         <w:tc>
           <w:tcPr>
-            <w:tcW w:type="dxa" w:w="1938"/>
+            <w:tcW w:type="dxa" w:w="1871"/>
           </w:tcPr>
           <w:p>
+            <w:pPr>
+              <w:jc w:val="left"/>
+            </w:pPr>
             <w:r/>
             <w:r>
               <w:rPr>
-                <w:rFonts w:ascii="Times New Roman" w:hAnsi="Times New Roman"/>
-                <w:sz w:val="24"/>
+                <w:rFonts w:ascii="Times New Roman" w:hAnsi="Times New Roman" w:eastAsia="Times New Roman"/>
+                <w:b w:val="0"/>
+                <w:sz w:val="20"/>
               </w:rPr>
               <w:t>apple</w:t>
             </w:r>
@@ -925,14 +1197,18 @@
         </w:tc>
         <w:tc>
           <w:tcPr>
-            <w:tcW w:type="dxa" w:w="1938"/>
+            <w:tcW w:type="dxa" w:w="1871"/>
           </w:tcPr>
           <w:p>
+            <w:pPr>
+              <w:jc w:val="left"/>
+            </w:pPr>
             <w:r/>
             <w:r>
               <w:rPr>
-                <w:rFonts w:ascii="Times New Roman" w:hAnsi="Times New Roman"/>
-                <w:sz w:val="24"/>
+                <w:rFonts w:ascii="Times New Roman" w:hAnsi="Times New Roman" w:eastAsia="Times New Roman"/>
+                <w:b w:val="0"/>
+                <w:sz w:val="20"/>
               </w:rPr>
               <w:t>103</w:t>
             </w:r>
@@ -940,14 +1216,18 @@
         </w:tc>
         <w:tc>
           <w:tcPr>
-            <w:tcW w:type="dxa" w:w="1938"/>
+            <w:tcW w:type="dxa" w:w="1871"/>
           </w:tcPr>
           <w:p>
+            <w:pPr>
+              <w:jc w:val="left"/>
+            </w:pPr>
             <w:r/>
             <w:r>
               <w:rPr>
-                <w:rFonts w:ascii="Times New Roman" w:hAnsi="Times New Roman"/>
-                <w:sz w:val="24"/>
+                <w:rFonts w:ascii="Times New Roman" w:hAnsi="Times New Roman" w:eastAsia="Times New Roman"/>
+                <w:b w:val="0"/>
+                <w:sz w:val="20"/>
               </w:rPr>
               <w:t>0,32</w:t>
             </w:r>
@@ -957,14 +1237,18 @@
       <w:tr>
         <w:tc>
           <w:tcPr>
-            <w:tcW w:type="dxa" w:w="1938"/>
+            <w:tcW w:type="dxa" w:w="1871"/>
           </w:tcPr>
           <w:p>
+            <w:pPr>
+              <w:jc w:val="left"/>
+            </w:pPr>
             <w:r/>
             <w:r>
               <w:rPr>
-                <w:rFonts w:ascii="Times New Roman" w:hAnsi="Times New Roman"/>
-                <w:sz w:val="24"/>
+                <w:rFonts w:ascii="Times New Roman" w:hAnsi="Times New Roman" w:eastAsia="Times New Roman"/>
+                <w:b w:val="0"/>
+                <w:sz w:val="20"/>
               </w:rPr>
               <w:t>MD5</w:t>
             </w:r>
@@ -972,14 +1256,18 @@
         </w:tc>
         <w:tc>
           <w:tcPr>
-            <w:tcW w:type="dxa" w:w="1938"/>
+            <w:tcW w:type="dxa" w:w="1871"/>
           </w:tcPr>
           <w:p>
+            <w:pPr>
+              <w:jc w:val="left"/>
+            </w:pPr>
             <w:r/>
             <w:r>
               <w:rPr>
-                <w:rFonts w:ascii="Times New Roman" w:hAnsi="Times New Roman"/>
-                <w:sz w:val="24"/>
+                <w:rFonts w:ascii="Times New Roman" w:hAnsi="Times New Roman" w:eastAsia="Times New Roman"/>
+                <w:b w:val="0"/>
+                <w:sz w:val="20"/>
               </w:rPr>
               <w:t>сложный</w:t>
             </w:r>
@@ -987,14 +1275,18 @@
         </w:tc>
         <w:tc>
           <w:tcPr>
-            <w:tcW w:type="dxa" w:w="1938"/>
+            <w:tcW w:type="dxa" w:w="1871"/>
           </w:tcPr>
           <w:p>
+            <w:pPr>
+              <w:jc w:val="left"/>
+            </w:pPr>
             <w:r/>
             <w:r>
               <w:rPr>
-                <w:rFonts w:ascii="Times New Roman" w:hAnsi="Times New Roman"/>
-                <w:sz w:val="24"/>
+                <w:rFonts w:ascii="Times New Roman" w:hAnsi="Times New Roman" w:eastAsia="Times New Roman"/>
+                <w:b w:val="0"/>
+                <w:sz w:val="20"/>
               </w:rPr>
               <w:t>не найден</w:t>
             </w:r>
@@ -1002,14 +1294,18 @@
         </w:tc>
         <w:tc>
           <w:tcPr>
-            <w:tcW w:type="dxa" w:w="1938"/>
+            <w:tcW w:type="dxa" w:w="1871"/>
           </w:tcPr>
           <w:p>
+            <w:pPr>
+              <w:jc w:val="left"/>
+            </w:pPr>
             <w:r/>
             <w:r>
               <w:rPr>
-                <w:rFonts w:ascii="Times New Roman" w:hAnsi="Times New Roman"/>
-                <w:sz w:val="24"/>
+                <w:rFonts w:ascii="Times New Roman" w:hAnsi="Times New Roman" w:eastAsia="Times New Roman"/>
+                <w:b w:val="0"/>
+                <w:sz w:val="20"/>
               </w:rPr>
               <w:t>—</w:t>
             </w:r>
@@ -1017,14 +1313,18 @@
         </w:tc>
         <w:tc>
           <w:tcPr>
-            <w:tcW w:type="dxa" w:w="1938"/>
+            <w:tcW w:type="dxa" w:w="1871"/>
           </w:tcPr>
           <w:p>
+            <w:pPr>
+              <w:jc w:val="left"/>
+            </w:pPr>
             <w:r/>
             <w:r>
               <w:rPr>
-                <w:rFonts w:ascii="Times New Roman" w:hAnsi="Times New Roman"/>
-                <w:sz w:val="24"/>
+                <w:rFonts w:ascii="Times New Roman" w:hAnsi="Times New Roman" w:eastAsia="Times New Roman"/>
+                <w:b w:val="0"/>
+                <w:sz w:val="20"/>
               </w:rPr>
               <w:t>0,33</w:t>
             </w:r>
@@ -1034,14 +1334,18 @@
       <w:tr>
         <w:tc>
           <w:tcPr>
-            <w:tcW w:type="dxa" w:w="1938"/>
+            <w:tcW w:type="dxa" w:w="1871"/>
           </w:tcPr>
           <w:p>
+            <w:pPr>
+              <w:jc w:val="left"/>
+            </w:pPr>
             <w:r/>
             <w:r>
               <w:rPr>
-                <w:rFonts w:ascii="Times New Roman" w:hAnsi="Times New Roman"/>
-                <w:sz w:val="24"/>
+                <w:rFonts w:ascii="Times New Roman" w:hAnsi="Times New Roman" w:eastAsia="Times New Roman"/>
+                <w:b w:val="0"/>
+                <w:sz w:val="20"/>
               </w:rPr>
               <w:t>MD5</w:t>
             </w:r>
@@ -1049,14 +1353,18 @@
         </w:tc>
         <w:tc>
           <w:tcPr>
-            <w:tcW w:type="dxa" w:w="1938"/>
+            <w:tcW w:type="dxa" w:w="1871"/>
           </w:tcPr>
           <w:p>
+            <w:pPr>
+              <w:jc w:val="left"/>
+            </w:pPr>
             <w:r/>
             <w:r>
               <w:rPr>
-                <w:rFonts w:ascii="Times New Roman" w:hAnsi="Times New Roman"/>
-                <w:sz w:val="24"/>
+                <w:rFonts w:ascii="Times New Roman" w:hAnsi="Times New Roman" w:eastAsia="Times New Roman"/>
+                <w:b w:val="0"/>
+                <w:sz w:val="20"/>
               </w:rPr>
               <w:t>очень сложный</w:t>
             </w:r>
@@ -1064,14 +1372,18 @@
         </w:tc>
         <w:tc>
           <w:tcPr>
-            <w:tcW w:type="dxa" w:w="1938"/>
+            <w:tcW w:type="dxa" w:w="1871"/>
           </w:tcPr>
           <w:p>
+            <w:pPr>
+              <w:jc w:val="left"/>
+            </w:pPr>
             <w:r/>
             <w:r>
               <w:rPr>
-                <w:rFonts w:ascii="Times New Roman" w:hAnsi="Times New Roman"/>
-                <w:sz w:val="24"/>
+                <w:rFonts w:ascii="Times New Roman" w:hAnsi="Times New Roman" w:eastAsia="Times New Roman"/>
+                <w:b w:val="0"/>
+                <w:sz w:val="20"/>
               </w:rPr>
               <w:t>Create</w:t>
             </w:r>
@@ -1079,14 +1391,18 @@
         </w:tc>
         <w:tc>
           <w:tcPr>
-            <w:tcW w:type="dxa" w:w="1938"/>
+            <w:tcW w:type="dxa" w:w="1871"/>
           </w:tcPr>
           <w:p>
+            <w:pPr>
+              <w:jc w:val="left"/>
+            </w:pPr>
             <w:r/>
             <w:r>
               <w:rPr>
-                <w:rFonts w:ascii="Times New Roman" w:hAnsi="Times New Roman"/>
-                <w:sz w:val="24"/>
+                <w:rFonts w:ascii="Times New Roman" w:hAnsi="Times New Roman" w:eastAsia="Times New Roman"/>
+                <w:b w:val="0"/>
+                <w:sz w:val="20"/>
               </w:rPr>
               <w:t>104</w:t>
             </w:r>
@@ -1094,14 +1410,18 @@
         </w:tc>
         <w:tc>
           <w:tcPr>
-            <w:tcW w:type="dxa" w:w="1938"/>
+            <w:tcW w:type="dxa" w:w="1871"/>
           </w:tcPr>
           <w:p>
+            <w:pPr>
+              <w:jc w:val="left"/>
+            </w:pPr>
             <w:r/>
             <w:r>
               <w:rPr>
-                <w:rFonts w:ascii="Times New Roman" w:hAnsi="Times New Roman"/>
-                <w:sz w:val="24"/>
+                <w:rFonts w:ascii="Times New Roman" w:hAnsi="Times New Roman" w:eastAsia="Times New Roman"/>
+                <w:b w:val="0"/>
+                <w:sz w:val="20"/>
               </w:rPr>
               <w:t>0,34</w:t>
             </w:r>
@@ -1111,14 +1431,18 @@
       <w:tr>
         <w:tc>
           <w:tcPr>
-            <w:tcW w:type="dxa" w:w="1938"/>
+            <w:tcW w:type="dxa" w:w="1871"/>
           </w:tcPr>
           <w:p>
+            <w:pPr>
+              <w:jc w:val="left"/>
+            </w:pPr>
             <w:r/>
             <w:r>
               <w:rPr>
-                <w:rFonts w:ascii="Times New Roman" w:hAnsi="Times New Roman"/>
-                <w:sz w:val="24"/>
+                <w:rFonts w:ascii="Times New Roman" w:hAnsi="Times New Roman" w:eastAsia="Times New Roman"/>
+                <w:b w:val="0"/>
+                <w:sz w:val="20"/>
               </w:rPr>
               <w:t>bcrypt</w:t>
             </w:r>
@@ -1126,14 +1450,18 @@
         </w:tc>
         <w:tc>
           <w:tcPr>
-            <w:tcW w:type="dxa" w:w="1938"/>
+            <w:tcW w:type="dxa" w:w="1871"/>
           </w:tcPr>
           <w:p>
+            <w:pPr>
+              <w:jc w:val="left"/>
+            </w:pPr>
             <w:r/>
             <w:r>
               <w:rPr>
-                <w:rFonts w:ascii="Times New Roman" w:hAnsi="Times New Roman"/>
-                <w:sz w:val="24"/>
+                <w:rFonts w:ascii="Times New Roman" w:hAnsi="Times New Roman" w:eastAsia="Times New Roman"/>
+                <w:b w:val="0"/>
+                <w:sz w:val="20"/>
               </w:rPr>
               <w:t>лёгкий</w:t>
             </w:r>
@@ -1141,14 +1469,18 @@
         </w:tc>
         <w:tc>
           <w:tcPr>
-            <w:tcW w:type="dxa" w:w="1938"/>
+            <w:tcW w:type="dxa" w:w="1871"/>
           </w:tcPr>
           <w:p>
+            <w:pPr>
+              <w:jc w:val="left"/>
+            </w:pPr>
             <w:r/>
             <w:r>
               <w:rPr>
-                <w:rFonts w:ascii="Times New Roman" w:hAnsi="Times New Roman"/>
-                <w:sz w:val="24"/>
+                <w:rFonts w:ascii="Times New Roman" w:hAnsi="Times New Roman" w:eastAsia="Times New Roman"/>
+                <w:b w:val="0"/>
+                <w:sz w:val="20"/>
               </w:rPr>
               <w:t>123456</w:t>
             </w:r>
@@ -1156,14 +1488,18 @@
         </w:tc>
         <w:tc>
           <w:tcPr>
-            <w:tcW w:type="dxa" w:w="1938"/>
+            <w:tcW w:type="dxa" w:w="1871"/>
           </w:tcPr>
           <w:p>
+            <w:pPr>
+              <w:jc w:val="left"/>
+            </w:pPr>
             <w:r/>
             <w:r>
               <w:rPr>
-                <w:rFonts w:ascii="Times New Roman" w:hAnsi="Times New Roman"/>
-                <w:sz w:val="24"/>
+                <w:rFonts w:ascii="Times New Roman" w:hAnsi="Times New Roman" w:eastAsia="Times New Roman"/>
+                <w:b w:val="0"/>
+                <w:sz w:val="20"/>
               </w:rPr>
               <w:t>1</w:t>
             </w:r>
@@ -1171,14 +1507,18 @@
         </w:tc>
         <w:tc>
           <w:tcPr>
-            <w:tcW w:type="dxa" w:w="1938"/>
+            <w:tcW w:type="dxa" w:w="1871"/>
           </w:tcPr>
           <w:p>
+            <w:pPr>
+              <w:jc w:val="left"/>
+            </w:pPr>
             <w:r/>
             <w:r>
               <w:rPr>
-                <w:rFonts w:ascii="Times New Roman" w:hAnsi="Times New Roman"/>
-                <w:sz w:val="24"/>
+                <w:rFonts w:ascii="Times New Roman" w:hAnsi="Times New Roman" w:eastAsia="Times New Roman"/>
+                <w:b w:val="0"/>
+                <w:sz w:val="20"/>
               </w:rPr>
               <w:t>0,57</w:t>
             </w:r>
@@ -1188,14 +1528,18 @@
       <w:tr>
         <w:tc>
           <w:tcPr>
-            <w:tcW w:type="dxa" w:w="1938"/>
+            <w:tcW w:type="dxa" w:w="1871"/>
           </w:tcPr>
           <w:p>
+            <w:pPr>
+              <w:jc w:val="left"/>
+            </w:pPr>
             <w:r/>
             <w:r>
               <w:rPr>
-                <w:rFonts w:ascii="Times New Roman" w:hAnsi="Times New Roman"/>
-                <w:sz w:val="24"/>
+                <w:rFonts w:ascii="Times New Roman" w:hAnsi="Times New Roman" w:eastAsia="Times New Roman"/>
+                <w:b w:val="0"/>
+                <w:sz w:val="20"/>
               </w:rPr>
               <w:t>bcrypt</w:t>
             </w:r>
@@ -1203,14 +1547,18 @@
         </w:tc>
         <w:tc>
           <w:tcPr>
-            <w:tcW w:type="dxa" w:w="1938"/>
+            <w:tcW w:type="dxa" w:w="1871"/>
           </w:tcPr>
           <w:p>
+            <w:pPr>
+              <w:jc w:val="left"/>
+            </w:pPr>
             <w:r/>
             <w:r>
               <w:rPr>
-                <w:rFonts w:ascii="Times New Roman" w:hAnsi="Times New Roman"/>
-                <w:sz w:val="24"/>
+                <w:rFonts w:ascii="Times New Roman" w:hAnsi="Times New Roman" w:eastAsia="Times New Roman"/>
+                <w:b w:val="0"/>
+                <w:sz w:val="20"/>
               </w:rPr>
               <w:t>средний</w:t>
             </w:r>
@@ -1218,14 +1566,18 @@
         </w:tc>
         <w:tc>
           <w:tcPr>
-            <w:tcW w:type="dxa" w:w="1938"/>
+            <w:tcW w:type="dxa" w:w="1871"/>
           </w:tcPr>
           <w:p>
+            <w:pPr>
+              <w:jc w:val="left"/>
+            </w:pPr>
             <w:r/>
             <w:r>
               <w:rPr>
-                <w:rFonts w:ascii="Times New Roman" w:hAnsi="Times New Roman"/>
-                <w:sz w:val="24"/>
+                <w:rFonts w:ascii="Times New Roman" w:hAnsi="Times New Roman" w:eastAsia="Times New Roman"/>
+                <w:b w:val="0"/>
+                <w:sz w:val="20"/>
               </w:rPr>
               <w:t>apple</w:t>
             </w:r>
@@ -1233,14 +1585,18 @@
         </w:tc>
         <w:tc>
           <w:tcPr>
-            <w:tcW w:type="dxa" w:w="1938"/>
+            <w:tcW w:type="dxa" w:w="1871"/>
           </w:tcPr>
           <w:p>
+            <w:pPr>
+              <w:jc w:val="left"/>
+            </w:pPr>
             <w:r/>
             <w:r>
               <w:rPr>
-                <w:rFonts w:ascii="Times New Roman" w:hAnsi="Times New Roman"/>
-                <w:sz w:val="24"/>
+                <w:rFonts w:ascii="Times New Roman" w:hAnsi="Times New Roman" w:eastAsia="Times New Roman"/>
+                <w:b w:val="0"/>
+                <w:sz w:val="20"/>
               </w:rPr>
               <w:t>103</w:t>
             </w:r>
@@ -1248,14 +1604,18 @@
         </w:tc>
         <w:tc>
           <w:tcPr>
-            <w:tcW w:type="dxa" w:w="1938"/>
+            <w:tcW w:type="dxa" w:w="1871"/>
           </w:tcPr>
           <w:p>
+            <w:pPr>
+              <w:jc w:val="left"/>
+            </w:pPr>
             <w:r/>
             <w:r>
               <w:rPr>
-                <w:rFonts w:ascii="Times New Roman" w:hAnsi="Times New Roman"/>
-                <w:sz w:val="24"/>
+                <w:rFonts w:ascii="Times New Roman" w:hAnsi="Times New Roman" w:eastAsia="Times New Roman"/>
+                <w:b w:val="0"/>
+                <w:sz w:val="20"/>
               </w:rPr>
               <w:t>1,30</w:t>
             </w:r>
@@ -1265,14 +1625,18 @@
       <w:tr>
         <w:tc>
           <w:tcPr>
-            <w:tcW w:type="dxa" w:w="1938"/>
+            <w:tcW w:type="dxa" w:w="1871"/>
           </w:tcPr>
           <w:p>
+            <w:pPr>
+              <w:jc w:val="left"/>
+            </w:pPr>
             <w:r/>
             <w:r>
               <w:rPr>
-                <w:rFonts w:ascii="Times New Roman" w:hAnsi="Times New Roman"/>
-                <w:sz w:val="24"/>
+                <w:rFonts w:ascii="Times New Roman" w:hAnsi="Times New Roman" w:eastAsia="Times New Roman"/>
+                <w:b w:val="0"/>
+                <w:sz w:val="20"/>
               </w:rPr>
               <w:t>bcrypt</w:t>
             </w:r>
@@ -1280,14 +1644,18 @@
         </w:tc>
         <w:tc>
           <w:tcPr>
-            <w:tcW w:type="dxa" w:w="1938"/>
+            <w:tcW w:type="dxa" w:w="1871"/>
           </w:tcPr>
           <w:p>
+            <w:pPr>
+              <w:jc w:val="left"/>
+            </w:pPr>
             <w:r/>
             <w:r>
               <w:rPr>
-                <w:rFonts w:ascii="Times New Roman" w:hAnsi="Times New Roman"/>
-                <w:sz w:val="24"/>
+                <w:rFonts w:ascii="Times New Roman" w:hAnsi="Times New Roman" w:eastAsia="Times New Roman"/>
+                <w:b w:val="0"/>
+                <w:sz w:val="20"/>
               </w:rPr>
               <w:t>сложный</w:t>
             </w:r>
@@ -1295,14 +1663,18 @@
         </w:tc>
         <w:tc>
           <w:tcPr>
-            <w:tcW w:type="dxa" w:w="1938"/>
+            <w:tcW w:type="dxa" w:w="1871"/>
           </w:tcPr>
           <w:p>
+            <w:pPr>
+              <w:jc w:val="left"/>
+            </w:pPr>
             <w:r/>
             <w:r>
               <w:rPr>
-                <w:rFonts w:ascii="Times New Roman" w:hAnsi="Times New Roman"/>
-                <w:sz w:val="24"/>
+                <w:rFonts w:ascii="Times New Roman" w:hAnsi="Times New Roman" w:eastAsia="Times New Roman"/>
+                <w:b w:val="0"/>
+                <w:sz w:val="20"/>
               </w:rPr>
               <w:t>не найден</w:t>
             </w:r>
@@ -1310,14 +1682,18 @@
         </w:tc>
         <w:tc>
           <w:tcPr>
-            <w:tcW w:type="dxa" w:w="1938"/>
+            <w:tcW w:type="dxa" w:w="1871"/>
           </w:tcPr>
           <w:p>
+            <w:pPr>
+              <w:jc w:val="left"/>
+            </w:pPr>
             <w:r/>
             <w:r>
               <w:rPr>
-                <w:rFonts w:ascii="Times New Roman" w:hAnsi="Times New Roman"/>
-                <w:sz w:val="24"/>
+                <w:rFonts w:ascii="Times New Roman" w:hAnsi="Times New Roman" w:eastAsia="Times New Roman"/>
+                <w:b w:val="0"/>
+                <w:sz w:val="20"/>
               </w:rPr>
               <w:t>—</w:t>
             </w:r>
@@ -1325,14 +1701,18 @@
         </w:tc>
         <w:tc>
           <w:tcPr>
-            <w:tcW w:type="dxa" w:w="1938"/>
+            <w:tcW w:type="dxa" w:w="1871"/>
           </w:tcPr>
           <w:p>
+            <w:pPr>
+              <w:jc w:val="left"/>
+            </w:pPr>
             <w:r/>
             <w:r>
               <w:rPr>
-                <w:rFonts w:ascii="Times New Roman" w:hAnsi="Times New Roman"/>
-                <w:sz w:val="24"/>
+                <w:rFonts w:ascii="Times New Roman" w:hAnsi="Times New Roman" w:eastAsia="Times New Roman"/>
+                <w:b w:val="0"/>
+                <w:sz w:val="20"/>
               </w:rPr>
               <w:t>4,29</w:t>
             </w:r>
@@ -1342,14 +1722,18 @@
       <w:tr>
         <w:tc>
           <w:tcPr>
-            <w:tcW w:type="dxa" w:w="1938"/>
+            <w:tcW w:type="dxa" w:w="1871"/>
           </w:tcPr>
           <w:p>
+            <w:pPr>
+              <w:jc w:val="left"/>
+            </w:pPr>
             <w:r/>
             <w:r>
               <w:rPr>
-                <w:rFonts w:ascii="Times New Roman" w:hAnsi="Times New Roman"/>
-                <w:sz w:val="24"/>
+                <w:rFonts w:ascii="Times New Roman" w:hAnsi="Times New Roman" w:eastAsia="Times New Roman"/>
+                <w:b w:val="0"/>
+                <w:sz w:val="20"/>
               </w:rPr>
               <w:t>bcrypt</w:t>
             </w:r>
@@ -1357,14 +1741,18 @@
         </w:tc>
         <w:tc>
           <w:tcPr>
-            <w:tcW w:type="dxa" w:w="1938"/>
+            <w:tcW w:type="dxa" w:w="1871"/>
           </w:tcPr>
           <w:p>
+            <w:pPr>
+              <w:jc w:val="left"/>
+            </w:pPr>
             <w:r/>
             <w:r>
               <w:rPr>
-                <w:rFonts w:ascii="Times New Roman" w:hAnsi="Times New Roman"/>
-                <w:sz w:val="24"/>
+                <w:rFonts w:ascii="Times New Roman" w:hAnsi="Times New Roman" w:eastAsia="Times New Roman"/>
+                <w:b w:val="0"/>
+                <w:sz w:val="20"/>
               </w:rPr>
               <w:t>очень сложный</w:t>
             </w:r>
@@ -1372,14 +1760,18 @@
         </w:tc>
         <w:tc>
           <w:tcPr>
-            <w:tcW w:type="dxa" w:w="1938"/>
+            <w:tcW w:type="dxa" w:w="1871"/>
           </w:tcPr>
           <w:p>
+            <w:pPr>
+              <w:jc w:val="left"/>
+            </w:pPr>
             <w:r/>
             <w:r>
               <w:rPr>
-                <w:rFonts w:ascii="Times New Roman" w:hAnsi="Times New Roman"/>
-                <w:sz w:val="24"/>
+                <w:rFonts w:ascii="Times New Roman" w:hAnsi="Times New Roman" w:eastAsia="Times New Roman"/>
+                <w:b w:val="0"/>
+                <w:sz w:val="20"/>
               </w:rPr>
               <w:t>Create</w:t>
             </w:r>
@@ -1387,14 +1779,18 @@
         </w:tc>
         <w:tc>
           <w:tcPr>
-            <w:tcW w:type="dxa" w:w="1938"/>
+            <w:tcW w:type="dxa" w:w="1871"/>
           </w:tcPr>
           <w:p>
+            <w:pPr>
+              <w:jc w:val="left"/>
+            </w:pPr>
             <w:r/>
             <w:r>
               <w:rPr>
-                <w:rFonts w:ascii="Times New Roman" w:hAnsi="Times New Roman"/>
-                <w:sz w:val="24"/>
+                <w:rFonts w:ascii="Times New Roman" w:hAnsi="Times New Roman" w:eastAsia="Times New Roman"/>
+                <w:b w:val="0"/>
+                <w:sz w:val="20"/>
               </w:rPr>
               <w:t>104</w:t>
             </w:r>
@@ -1402,14 +1798,18 @@
         </w:tc>
         <w:tc>
           <w:tcPr>
-            <w:tcW w:type="dxa" w:w="1938"/>
+            <w:tcW w:type="dxa" w:w="1871"/>
           </w:tcPr>
           <w:p>
+            <w:pPr>
+              <w:jc w:val="left"/>
+            </w:pPr>
             <w:r/>
             <w:r>
               <w:rPr>
-                <w:rFonts w:ascii="Times New Roman" w:hAnsi="Times New Roman"/>
-                <w:sz w:val="24"/>
+                <w:rFonts w:ascii="Times New Roman" w:hAnsi="Times New Roman" w:eastAsia="Times New Roman"/>
+                <w:b w:val="0"/>
+                <w:sz w:val="20"/>
               </w:rPr>
               <w:t>1,43</w:t>
             </w:r>
@@ -1419,14 +1819,18 @@
       <w:tr>
         <w:tc>
           <w:tcPr>
-            <w:tcW w:type="dxa" w:w="1938"/>
+            <w:tcW w:type="dxa" w:w="1871"/>
           </w:tcPr>
           <w:p>
+            <w:pPr>
+              <w:jc w:val="left"/>
+            </w:pPr>
             <w:r/>
             <w:r>
               <w:rPr>
-                <w:rFonts w:ascii="Times New Roman" w:hAnsi="Times New Roman"/>
-                <w:sz w:val="24"/>
+                <w:rFonts w:ascii="Times New Roman" w:hAnsi="Times New Roman" w:eastAsia="Times New Roman"/>
+                <w:b w:val="0"/>
+                <w:sz w:val="20"/>
               </w:rPr>
               <w:t>Argon2id</w:t>
             </w:r>
@@ -1434,14 +1838,18 @@
         </w:tc>
         <w:tc>
           <w:tcPr>
-            <w:tcW w:type="dxa" w:w="1938"/>
+            <w:tcW w:type="dxa" w:w="1871"/>
           </w:tcPr>
           <w:p>
+            <w:pPr>
+              <w:jc w:val="left"/>
+            </w:pPr>
             <w:r/>
             <w:r>
               <w:rPr>
-                <w:rFonts w:ascii="Times New Roman" w:hAnsi="Times New Roman"/>
-                <w:sz w:val="24"/>
+                <w:rFonts w:ascii="Times New Roman" w:hAnsi="Times New Roman" w:eastAsia="Times New Roman"/>
+                <w:b w:val="0"/>
+                <w:sz w:val="20"/>
               </w:rPr>
               <w:t>лёгкий</w:t>
             </w:r>
@@ -1449,14 +1857,18 @@
         </w:tc>
         <w:tc>
           <w:tcPr>
-            <w:tcW w:type="dxa" w:w="1938"/>
+            <w:tcW w:type="dxa" w:w="1871"/>
           </w:tcPr>
           <w:p>
+            <w:pPr>
+              <w:jc w:val="left"/>
+            </w:pPr>
             <w:r/>
             <w:r>
               <w:rPr>
-                <w:rFonts w:ascii="Times New Roman" w:hAnsi="Times New Roman"/>
-                <w:sz w:val="24"/>
+                <w:rFonts w:ascii="Times New Roman" w:hAnsi="Times New Roman" w:eastAsia="Times New Roman"/>
+                <w:b w:val="0"/>
+                <w:sz w:val="20"/>
               </w:rPr>
               <w:t>123456</w:t>
             </w:r>
@@ -1464,14 +1876,18 @@
         </w:tc>
         <w:tc>
           <w:tcPr>
-            <w:tcW w:type="dxa" w:w="1938"/>
+            <w:tcW w:type="dxa" w:w="1871"/>
           </w:tcPr>
           <w:p>
+            <w:pPr>
+              <w:jc w:val="left"/>
+            </w:pPr>
             <w:r/>
             <w:r>
               <w:rPr>
-                <w:rFonts w:ascii="Times New Roman" w:hAnsi="Times New Roman"/>
-                <w:sz w:val="24"/>
+                <w:rFonts w:ascii="Times New Roman" w:hAnsi="Times New Roman" w:eastAsia="Times New Roman"/>
+                <w:b w:val="0"/>
+                <w:sz w:val="20"/>
               </w:rPr>
               <w:t>1</w:t>
             </w:r>
@@ -1479,14 +1895,18 @@
         </w:tc>
         <w:tc>
           <w:tcPr>
-            <w:tcW w:type="dxa" w:w="1938"/>
+            <w:tcW w:type="dxa" w:w="1871"/>
           </w:tcPr>
           <w:p>
+            <w:pPr>
+              <w:jc w:val="left"/>
+            </w:pPr>
             <w:r/>
             <w:r>
               <w:rPr>
-                <w:rFonts w:ascii="Times New Roman" w:hAnsi="Times New Roman"/>
-                <w:sz w:val="24"/>
+                <w:rFonts w:ascii="Times New Roman" w:hAnsi="Times New Roman" w:eastAsia="Times New Roman"/>
+                <w:b w:val="0"/>
+                <w:sz w:val="20"/>
               </w:rPr>
               <w:t>0,89</w:t>
             </w:r>
@@ -1496,14 +1916,18 @@
       <w:tr>
         <w:tc>
           <w:tcPr>
-            <w:tcW w:type="dxa" w:w="1938"/>
+            <w:tcW w:type="dxa" w:w="1871"/>
           </w:tcPr>
           <w:p>
+            <w:pPr>
+              <w:jc w:val="left"/>
+            </w:pPr>
             <w:r/>
             <w:r>
               <w:rPr>
-                <w:rFonts w:ascii="Times New Roman" w:hAnsi="Times New Roman"/>
-                <w:sz w:val="24"/>
+                <w:rFonts w:ascii="Times New Roman" w:hAnsi="Times New Roman" w:eastAsia="Times New Roman"/>
+                <w:b w:val="0"/>
+                <w:sz w:val="20"/>
               </w:rPr>
               <w:t>Argon2id</w:t>
             </w:r>
@@ -1511,14 +1935,18 @@
         </w:tc>
         <w:tc>
           <w:tcPr>
-            <w:tcW w:type="dxa" w:w="1938"/>
+            <w:tcW w:type="dxa" w:w="1871"/>
           </w:tcPr>
           <w:p>
+            <w:pPr>
+              <w:jc w:val="left"/>
+            </w:pPr>
             <w:r/>
             <w:r>
               <w:rPr>
-                <w:rFonts w:ascii="Times New Roman" w:hAnsi="Times New Roman"/>
-                <w:sz w:val="24"/>
+                <w:rFonts w:ascii="Times New Roman" w:hAnsi="Times New Roman" w:eastAsia="Times New Roman"/>
+                <w:b w:val="0"/>
+                <w:sz w:val="20"/>
               </w:rPr>
               <w:t>средний</w:t>
             </w:r>
@@ -1526,14 +1954,18 @@
         </w:tc>
         <w:tc>
           <w:tcPr>
-            <w:tcW w:type="dxa" w:w="1938"/>
+            <w:tcW w:type="dxa" w:w="1871"/>
           </w:tcPr>
           <w:p>
+            <w:pPr>
+              <w:jc w:val="left"/>
+            </w:pPr>
             <w:r/>
             <w:r>
               <w:rPr>
-                <w:rFonts w:ascii="Times New Roman" w:hAnsi="Times New Roman"/>
-                <w:sz w:val="24"/>
+                <w:rFonts w:ascii="Times New Roman" w:hAnsi="Times New Roman" w:eastAsia="Times New Roman"/>
+                <w:b w:val="0"/>
+                <w:sz w:val="20"/>
               </w:rPr>
               <w:t>apple</w:t>
             </w:r>
@@ -1541,14 +1973,18 @@
         </w:tc>
         <w:tc>
           <w:tcPr>
-            <w:tcW w:type="dxa" w:w="1938"/>
+            <w:tcW w:type="dxa" w:w="1871"/>
           </w:tcPr>
           <w:p>
+            <w:pPr>
+              <w:jc w:val="left"/>
+            </w:pPr>
             <w:r/>
             <w:r>
               <w:rPr>
-                <w:rFonts w:ascii="Times New Roman" w:hAnsi="Times New Roman"/>
-                <w:sz w:val="24"/>
+                <w:rFonts w:ascii="Times New Roman" w:hAnsi="Times New Roman" w:eastAsia="Times New Roman"/>
+                <w:b w:val="0"/>
+                <w:sz w:val="20"/>
               </w:rPr>
               <w:t>103</w:t>
             </w:r>
@@ -1556,14 +1992,18 @@
         </w:tc>
         <w:tc>
           <w:tcPr>
-            <w:tcW w:type="dxa" w:w="1938"/>
+            <w:tcW w:type="dxa" w:w="1871"/>
           </w:tcPr>
           <w:p>
+            <w:pPr>
+              <w:jc w:val="left"/>
+            </w:pPr>
             <w:r/>
             <w:r>
               <w:rPr>
-                <w:rFonts w:ascii="Times New Roman" w:hAnsi="Times New Roman"/>
-                <w:sz w:val="24"/>
+                <w:rFonts w:ascii="Times New Roman" w:hAnsi="Times New Roman" w:eastAsia="Times New Roman"/>
+                <w:b w:val="0"/>
+                <w:sz w:val="20"/>
               </w:rPr>
               <w:t>8,40</w:t>
             </w:r>
@@ -1573,14 +2013,18 @@
       <w:tr>
         <w:tc>
           <w:tcPr>
-            <w:tcW w:type="dxa" w:w="1938"/>
+            <w:tcW w:type="dxa" w:w="1871"/>
           </w:tcPr>
           <w:p>
+            <w:pPr>
+              <w:jc w:val="left"/>
+            </w:pPr>
             <w:r/>
             <w:r>
               <w:rPr>
-                <w:rFonts w:ascii="Times New Roman" w:hAnsi="Times New Roman"/>
-                <w:sz w:val="24"/>
+                <w:rFonts w:ascii="Times New Roman" w:hAnsi="Times New Roman" w:eastAsia="Times New Roman"/>
+                <w:b w:val="0"/>
+                <w:sz w:val="20"/>
               </w:rPr>
               <w:t>Argon2id</w:t>
             </w:r>
@@ -1588,14 +2032,18 @@
         </w:tc>
         <w:tc>
           <w:tcPr>
-            <w:tcW w:type="dxa" w:w="1938"/>
+            <w:tcW w:type="dxa" w:w="1871"/>
           </w:tcPr>
           <w:p>
+            <w:pPr>
+              <w:jc w:val="left"/>
+            </w:pPr>
             <w:r/>
             <w:r>
               <w:rPr>
-                <w:rFonts w:ascii="Times New Roman" w:hAnsi="Times New Roman"/>
-                <w:sz w:val="24"/>
+                <w:rFonts w:ascii="Times New Roman" w:hAnsi="Times New Roman" w:eastAsia="Times New Roman"/>
+                <w:b w:val="0"/>
+                <w:sz w:val="20"/>
               </w:rPr>
               <w:t>сложный</w:t>
             </w:r>
@@ -1603,14 +2051,18 @@
         </w:tc>
         <w:tc>
           <w:tcPr>
-            <w:tcW w:type="dxa" w:w="1938"/>
+            <w:tcW w:type="dxa" w:w="1871"/>
           </w:tcPr>
           <w:p>
+            <w:pPr>
+              <w:jc w:val="left"/>
+            </w:pPr>
             <w:r/>
             <w:r>
               <w:rPr>
-                <w:rFonts w:ascii="Times New Roman" w:hAnsi="Times New Roman"/>
-                <w:sz w:val="24"/>
+                <w:rFonts w:ascii="Times New Roman" w:hAnsi="Times New Roman" w:eastAsia="Times New Roman"/>
+                <w:b w:val="0"/>
+                <w:sz w:val="20"/>
               </w:rPr>
               <w:t>не найден</w:t>
             </w:r>
@@ -1618,14 +2070,18 @@
         </w:tc>
         <w:tc>
           <w:tcPr>
-            <w:tcW w:type="dxa" w:w="1938"/>
+            <w:tcW w:type="dxa" w:w="1871"/>
           </w:tcPr>
           <w:p>
+            <w:pPr>
+              <w:jc w:val="left"/>
+            </w:pPr>
             <w:r/>
             <w:r>
               <w:rPr>
-                <w:rFonts w:ascii="Times New Roman" w:hAnsi="Times New Roman"/>
-                <w:sz w:val="24"/>
+                <w:rFonts w:ascii="Times New Roman" w:hAnsi="Times New Roman" w:eastAsia="Times New Roman"/>
+                <w:b w:val="0"/>
+                <w:sz w:val="20"/>
               </w:rPr>
               <w:t>—</w:t>
             </w:r>
@@ -1633,14 +2089,18 @@
         </w:tc>
         <w:tc>
           <w:tcPr>
-            <w:tcW w:type="dxa" w:w="1938"/>
+            <w:tcW w:type="dxa" w:w="1871"/>
           </w:tcPr>
           <w:p>
+            <w:pPr>
+              <w:jc w:val="left"/>
+            </w:pPr>
             <w:r/>
             <w:r>
               <w:rPr>
-                <w:rFonts w:ascii="Times New Roman" w:hAnsi="Times New Roman"/>
-                <w:sz w:val="24"/>
+                <w:rFonts w:ascii="Times New Roman" w:hAnsi="Times New Roman" w:eastAsia="Times New Roman"/>
+                <w:b w:val="0"/>
+                <w:sz w:val="20"/>
               </w:rPr>
               <w:t>14,71</w:t>
             </w:r>
@@ -1650,14 +2110,18 @@
       <w:tr>
         <w:tc>
           <w:tcPr>
-            <w:tcW w:type="dxa" w:w="1938"/>
+            <w:tcW w:type="dxa" w:w="1871"/>
           </w:tcPr>
           <w:p>
+            <w:pPr>
+              <w:jc w:val="left"/>
+            </w:pPr>
             <w:r/>
             <w:r>
               <w:rPr>
-                <w:rFonts w:ascii="Times New Roman" w:hAnsi="Times New Roman"/>
-                <w:sz w:val="24"/>
+                <w:rFonts w:ascii="Times New Roman" w:hAnsi="Times New Roman" w:eastAsia="Times New Roman"/>
+                <w:b w:val="0"/>
+                <w:sz w:val="20"/>
               </w:rPr>
               <w:t>Argon2id</w:t>
             </w:r>
@@ -1665,14 +2129,18 @@
         </w:tc>
         <w:tc>
           <w:tcPr>
-            <w:tcW w:type="dxa" w:w="1938"/>
+            <w:tcW w:type="dxa" w:w="1871"/>
           </w:tcPr>
           <w:p>
+            <w:pPr>
+              <w:jc w:val="left"/>
+            </w:pPr>
             <w:r/>
             <w:r>
               <w:rPr>
-                <w:rFonts w:ascii="Times New Roman" w:hAnsi="Times New Roman"/>
-                <w:sz w:val="24"/>
+                <w:rFonts w:ascii="Times New Roman" w:hAnsi="Times New Roman" w:eastAsia="Times New Roman"/>
+                <w:b w:val="0"/>
+                <w:sz w:val="20"/>
               </w:rPr>
               <w:t>очень сложный</w:t>
             </w:r>
@@ -1680,14 +2148,18 @@
         </w:tc>
         <w:tc>
           <w:tcPr>
-            <w:tcW w:type="dxa" w:w="1938"/>
+            <w:tcW w:type="dxa" w:w="1871"/>
           </w:tcPr>
           <w:p>
+            <w:pPr>
+              <w:jc w:val="left"/>
+            </w:pPr>
             <w:r/>
             <w:r>
               <w:rPr>
-                <w:rFonts w:ascii="Times New Roman" w:hAnsi="Times New Roman"/>
-                <w:sz w:val="24"/>
+                <w:rFonts w:ascii="Times New Roman" w:hAnsi="Times New Roman" w:eastAsia="Times New Roman"/>
+                <w:b w:val="0"/>
+                <w:sz w:val="20"/>
               </w:rPr>
               <w:t>Create</w:t>
             </w:r>
@@ -1695,14 +2167,18 @@
         </w:tc>
         <w:tc>
           <w:tcPr>
-            <w:tcW w:type="dxa" w:w="1938"/>
+            <w:tcW w:type="dxa" w:w="1871"/>
           </w:tcPr>
           <w:p>
+            <w:pPr>
+              <w:jc w:val="left"/>
+            </w:pPr>
             <w:r/>
             <w:r>
               <w:rPr>
-                <w:rFonts w:ascii="Times New Roman" w:hAnsi="Times New Roman"/>
-                <w:sz w:val="24"/>
+                <w:rFonts w:ascii="Times New Roman" w:hAnsi="Times New Roman" w:eastAsia="Times New Roman"/>
+                <w:b w:val="0"/>
+                <w:sz w:val="20"/>
               </w:rPr>
               <w:t>104</w:t>
             </w:r>
@@ -1710,14 +2186,18 @@
         </w:tc>
         <w:tc>
           <w:tcPr>
-            <w:tcW w:type="dxa" w:w="1938"/>
+            <w:tcW w:type="dxa" w:w="1871"/>
           </w:tcPr>
           <w:p>
+            <w:pPr>
+              <w:jc w:val="left"/>
+            </w:pPr>
             <w:r/>
             <w:r>
               <w:rPr>
-                <w:rFonts w:ascii="Times New Roman" w:hAnsi="Times New Roman"/>
-                <w:sz w:val="24"/>
+                <w:rFonts w:ascii="Times New Roman" w:hAnsi="Times New Roman" w:eastAsia="Times New Roman"/>
+                <w:b w:val="0"/>
+                <w:sz w:val="20"/>
               </w:rPr>
               <w:t>7,80</w:t>
             </w:r>
@@ -1726,31 +2206,50 @@
       </w:tr>
     </w:tbl>
     <w:p>
+      <w:pPr>
+        <w:spacing w:after="40"/>
+      </w:pPr>
+    </w:p>
+    <w:p>
+      <w:pPr>
+        <w:spacing w:after="80"/>
+        <w:ind w:firstLine="709"/>
+        <w:jc w:val="both"/>
+      </w:pPr>
       <w:r>
         <w:rPr>
+          <w:rFonts w:ascii="Times New Roman" w:hAnsi="Times New Roman" w:eastAsia="Times New Roman"/>
           <w:b w:val="0"/>
+          <w:sz w:val="24"/>
         </w:rPr>
         <w:t>По времени уже видна разница между алгоритмами. Для SHA-1 и MD5 все четыре хэша вместе заняли около 1,3 секунды, причём почти всё это — запуск процессов и чтение словаря. Для bcrypt суммарное время составило 7,6 секунды, для Argon2id — 31,8 секунды. При этом bcrypt и Argon2id находят пароль в начале словаря за доли секунды, но каждый проверенный кандидат стоит десятки миллисекунд, поэтому даже маленький словарь ощутим.</w:t>
       </w:r>
     </w:p>
     <w:p>
       <w:pPr>
-        <w:spacing w:before="240" w:after="120"/>
-        <w:ind w:firstLine="0"/>
-        <w:jc w:val="left"/>
+        <w:keepNext/>
+        <w:spacing w:before="280" w:after="80"/>
       </w:pPr>
       <w:r>
         <w:rPr>
+          <w:rFonts w:ascii="Times New Roman" w:hAnsi="Times New Roman" w:eastAsia="Times New Roman"/>
           <w:b/>
-          <w:sz w:val="30"/>
+          <w:sz w:val="28"/>
         </w:rPr>
         <w:t>6. Полный перебор по маске</w:t>
       </w:r>
     </w:p>
     <w:p>
+      <w:pPr>
+        <w:spacing w:after="80"/>
+        <w:ind w:firstLine="709"/>
+        <w:jc w:val="both"/>
+      </w:pPr>
       <w:r>
         <w:rPr>
+          <w:rFonts w:ascii="Times New Roman" w:hAnsi="Times New Roman" w:eastAsia="Times New Roman"/>
           <w:b w:val="0"/>
+          <w:sz w:val="24"/>
         </w:rPr>
         <w:t>Для лёгких хэшей SHA-1 и MD5 был выполнен полный перебор всех шестизначных чисел. Пароль 123456 находится в позиции 123457, а не 123456, потому что нумерация идёт с единицы: вариант 000000 — первый, 000001 — второй, и так далее.</w:t>
       </w:r>
@@ -1760,27 +2259,32 @@
         <w:tblStyle w:val="TableGrid"/>
         <w:tblW w:type="auto" w:w="0"/>
         <w:jc w:val="center"/>
+        <w:tblLayout w:type="autofit"/>
         <w:tblLook w:firstColumn="1" w:firstRow="1" w:lastColumn="0" w:lastRow="0" w:noHBand="0" w:noVBand="1" w:val="04A0"/>
       </w:tblPr>
       <w:tblGrid>
-        <w:gridCol w:w="1938"/>
-        <w:gridCol w:w="1938"/>
-        <w:gridCol w:w="1938"/>
-        <w:gridCol w:w="1938"/>
-        <w:gridCol w:w="1938"/>
+        <w:gridCol w:w="1871"/>
+        <w:gridCol w:w="1871"/>
+        <w:gridCol w:w="1871"/>
+        <w:gridCol w:w="1871"/>
+        <w:gridCol w:w="1871"/>
       </w:tblGrid>
       <w:tr>
         <w:tc>
           <w:tcPr>
-            <w:tcW w:type="dxa" w:w="1938"/>
+            <w:tcW w:type="dxa" w:w="1871"/>
+            <w:shd w:fill="DCE6F1"/>
           </w:tcPr>
           <w:p>
+            <w:pPr>
+              <w:jc w:val="center"/>
+            </w:pPr>
             <w:r/>
             <w:r>
               <w:rPr>
-                <w:rFonts w:ascii="Times New Roman" w:hAnsi="Times New Roman"/>
+                <w:rFonts w:ascii="Times New Roman" w:hAnsi="Times New Roman" w:eastAsia="Times New Roman"/>
                 <w:b/>
-                <w:sz w:val="24"/>
+                <w:sz w:val="20"/>
               </w:rPr>
               <w:t>Алгоритм</w:t>
             </w:r>
@@ -1788,15 +2292,19 @@
         </w:tc>
         <w:tc>
           <w:tcPr>
-            <w:tcW w:type="dxa" w:w="1938"/>
+            <w:tcW w:type="dxa" w:w="1871"/>
+            <w:shd w:fill="DCE6F1"/>
           </w:tcPr>
           <w:p>
+            <w:pPr>
+              <w:jc w:val="center"/>
+            </w:pPr>
             <w:r/>
             <w:r>
               <w:rPr>
-                <w:rFonts w:ascii="Times New Roman" w:hAnsi="Times New Roman"/>
+                <w:rFonts w:ascii="Times New Roman" w:hAnsi="Times New Roman" w:eastAsia="Times New Roman"/>
                 <w:b/>
-                <w:sz w:val="24"/>
+                <w:sz w:val="20"/>
               </w:rPr>
               <w:t>Маска</w:t>
             </w:r>
@@ -1804,15 +2312,19 @@
         </w:tc>
         <w:tc>
           <w:tcPr>
-            <w:tcW w:type="dxa" w:w="1938"/>
+            <w:tcW w:type="dxa" w:w="1871"/>
+            <w:shd w:fill="DCE6F1"/>
           </w:tcPr>
           <w:p>
+            <w:pPr>
+              <w:jc w:val="center"/>
+            </w:pPr>
             <w:r/>
             <w:r>
               <w:rPr>
-                <w:rFonts w:ascii="Times New Roman" w:hAnsi="Times New Roman"/>
+                <w:rFonts w:ascii="Times New Roman" w:hAnsi="Times New Roman" w:eastAsia="Times New Roman"/>
                 <w:b/>
-                <w:sz w:val="24"/>
+                <w:sz w:val="20"/>
               </w:rPr>
               <w:t>Пароль</w:t>
             </w:r>
@@ -1820,15 +2332,19 @@
         </w:tc>
         <w:tc>
           <w:tcPr>
-            <w:tcW w:type="dxa" w:w="1938"/>
+            <w:tcW w:type="dxa" w:w="1871"/>
+            <w:shd w:fill="DCE6F1"/>
           </w:tcPr>
           <w:p>
+            <w:pPr>
+              <w:jc w:val="center"/>
+            </w:pPr>
             <w:r/>
             <w:r>
               <w:rPr>
-                <w:rFonts w:ascii="Times New Roman" w:hAnsi="Times New Roman"/>
+                <w:rFonts w:ascii="Times New Roman" w:hAnsi="Times New Roman" w:eastAsia="Times New Roman"/>
                 <w:b/>
-                <w:sz w:val="24"/>
+                <w:sz w:val="20"/>
               </w:rPr>
               <w:t>Позиция</w:t>
             </w:r>
@@ -1836,15 +2352,19 @@
         </w:tc>
         <w:tc>
           <w:tcPr>
-            <w:tcW w:type="dxa" w:w="1938"/>
+            <w:tcW w:type="dxa" w:w="1871"/>
+            <w:shd w:fill="DCE6F1"/>
           </w:tcPr>
           <w:p>
+            <w:pPr>
+              <w:jc w:val="center"/>
+            </w:pPr>
             <w:r/>
             <w:r>
               <w:rPr>
-                <w:rFonts w:ascii="Times New Roman" w:hAnsi="Times New Roman"/>
+                <w:rFonts w:ascii="Times New Roman" w:hAnsi="Times New Roman" w:eastAsia="Times New Roman"/>
                 <w:b/>
-                <w:sz w:val="24"/>
+                <w:sz w:val="20"/>
               </w:rPr>
               <w:t>Время, с</w:t>
             </w:r>
@@ -1854,14 +2374,18 @@
       <w:tr>
         <w:tc>
           <w:tcPr>
-            <w:tcW w:type="dxa" w:w="1938"/>
+            <w:tcW w:type="dxa" w:w="1871"/>
           </w:tcPr>
           <w:p>
+            <w:pPr>
+              <w:jc w:val="left"/>
+            </w:pPr>
             <w:r/>
             <w:r>
               <w:rPr>
-                <w:rFonts w:ascii="Times New Roman" w:hAnsi="Times New Roman"/>
-                <w:sz w:val="24"/>
+                <w:rFonts w:ascii="Times New Roman" w:hAnsi="Times New Roman" w:eastAsia="Times New Roman"/>
+                <w:b w:val="0"/>
+                <w:sz w:val="20"/>
               </w:rPr>
               <w:t>SHA-1</w:t>
             </w:r>
@@ -1869,14 +2393,18 @@
         </w:tc>
         <w:tc>
           <w:tcPr>
-            <w:tcW w:type="dxa" w:w="1938"/>
+            <w:tcW w:type="dxa" w:w="1871"/>
           </w:tcPr>
           <w:p>
+            <w:pPr>
+              <w:jc w:val="left"/>
+            </w:pPr>
             <w:r/>
             <w:r>
               <w:rPr>
-                <w:rFonts w:ascii="Times New Roman" w:hAnsi="Times New Roman"/>
-                <w:sz w:val="24"/>
+                <w:rFonts w:ascii="Times New Roman" w:hAnsi="Times New Roman" w:eastAsia="Times New Roman"/>
+                <w:b w:val="0"/>
+                <w:sz w:val="20"/>
               </w:rPr>
               <w:t>?d?d?d?d?d?d</w:t>
             </w:r>
@@ -1884,14 +2412,18 @@
         </w:tc>
         <w:tc>
           <w:tcPr>
-            <w:tcW w:type="dxa" w:w="1938"/>
+            <w:tcW w:type="dxa" w:w="1871"/>
           </w:tcPr>
           <w:p>
+            <w:pPr>
+              <w:jc w:val="left"/>
+            </w:pPr>
             <w:r/>
             <w:r>
               <w:rPr>
-                <w:rFonts w:ascii="Times New Roman" w:hAnsi="Times New Roman"/>
-                <w:sz w:val="24"/>
+                <w:rFonts w:ascii="Times New Roman" w:hAnsi="Times New Roman" w:eastAsia="Times New Roman"/>
+                <w:b w:val="0"/>
+                <w:sz w:val="20"/>
               </w:rPr>
               <w:t>123456</w:t>
             </w:r>
@@ -1899,14 +2431,18 @@
         </w:tc>
         <w:tc>
           <w:tcPr>
-            <w:tcW w:type="dxa" w:w="1938"/>
+            <w:tcW w:type="dxa" w:w="1871"/>
           </w:tcPr>
           <w:p>
+            <w:pPr>
+              <w:jc w:val="left"/>
+            </w:pPr>
             <w:r/>
             <w:r>
               <w:rPr>
-                <w:rFonts w:ascii="Times New Roman" w:hAnsi="Times New Roman"/>
-                <w:sz w:val="24"/>
+                <w:rFonts w:ascii="Times New Roman" w:hAnsi="Times New Roman" w:eastAsia="Times New Roman"/>
+                <w:b w:val="0"/>
+                <w:sz w:val="20"/>
               </w:rPr>
               <w:t>123 457</w:t>
             </w:r>
@@ -1914,14 +2450,18 @@
         </w:tc>
         <w:tc>
           <w:tcPr>
-            <w:tcW w:type="dxa" w:w="1938"/>
+            <w:tcW w:type="dxa" w:w="1871"/>
           </w:tcPr>
           <w:p>
+            <w:pPr>
+              <w:jc w:val="left"/>
+            </w:pPr>
             <w:r/>
             <w:r>
               <w:rPr>
-                <w:rFonts w:ascii="Times New Roman" w:hAnsi="Times New Roman"/>
-                <w:sz w:val="24"/>
+                <w:rFonts w:ascii="Times New Roman" w:hAnsi="Times New Roman" w:eastAsia="Times New Roman"/>
+                <w:b w:val="0"/>
+                <w:sz w:val="20"/>
               </w:rPr>
               <w:t>0,84</w:t>
             </w:r>
@@ -1931,14 +2471,18 @@
       <w:tr>
         <w:tc>
           <w:tcPr>
-            <w:tcW w:type="dxa" w:w="1938"/>
+            <w:tcW w:type="dxa" w:w="1871"/>
           </w:tcPr>
           <w:p>
+            <w:pPr>
+              <w:jc w:val="left"/>
+            </w:pPr>
             <w:r/>
             <w:r>
               <w:rPr>
-                <w:rFonts w:ascii="Times New Roman" w:hAnsi="Times New Roman"/>
-                <w:sz w:val="24"/>
+                <w:rFonts w:ascii="Times New Roman" w:hAnsi="Times New Roman" w:eastAsia="Times New Roman"/>
+                <w:b w:val="0"/>
+                <w:sz w:val="20"/>
               </w:rPr>
               <w:t>MD5</w:t>
             </w:r>
@@ -1946,14 +2490,18 @@
         </w:tc>
         <w:tc>
           <w:tcPr>
-            <w:tcW w:type="dxa" w:w="1938"/>
+            <w:tcW w:type="dxa" w:w="1871"/>
           </w:tcPr>
           <w:p>
+            <w:pPr>
+              <w:jc w:val="left"/>
+            </w:pPr>
             <w:r/>
             <w:r>
               <w:rPr>
-                <w:rFonts w:ascii="Times New Roman" w:hAnsi="Times New Roman"/>
-                <w:sz w:val="24"/>
+                <w:rFonts w:ascii="Times New Roman" w:hAnsi="Times New Roman" w:eastAsia="Times New Roman"/>
+                <w:b w:val="0"/>
+                <w:sz w:val="20"/>
               </w:rPr>
               <w:t>?d?d?d?d?d?d</w:t>
             </w:r>
@@ -1961,14 +2509,18 @@
         </w:tc>
         <w:tc>
           <w:tcPr>
-            <w:tcW w:type="dxa" w:w="1938"/>
+            <w:tcW w:type="dxa" w:w="1871"/>
           </w:tcPr>
           <w:p>
+            <w:pPr>
+              <w:jc w:val="left"/>
+            </w:pPr>
             <w:r/>
             <w:r>
               <w:rPr>
-                <w:rFonts w:ascii="Times New Roman" w:hAnsi="Times New Roman"/>
-                <w:sz w:val="24"/>
+                <w:rFonts w:ascii="Times New Roman" w:hAnsi="Times New Roman" w:eastAsia="Times New Roman"/>
+                <w:b w:val="0"/>
+                <w:sz w:val="20"/>
               </w:rPr>
               <w:t>123456</w:t>
             </w:r>
@@ -1976,14 +2528,18 @@
         </w:tc>
         <w:tc>
           <w:tcPr>
-            <w:tcW w:type="dxa" w:w="1938"/>
+            <w:tcW w:type="dxa" w:w="1871"/>
           </w:tcPr>
           <w:p>
+            <w:pPr>
+              <w:jc w:val="left"/>
+            </w:pPr>
             <w:r/>
             <w:r>
               <w:rPr>
-                <w:rFonts w:ascii="Times New Roman" w:hAnsi="Times New Roman"/>
-                <w:sz w:val="24"/>
+                <w:rFonts w:ascii="Times New Roman" w:hAnsi="Times New Roman" w:eastAsia="Times New Roman"/>
+                <w:b w:val="0"/>
+                <w:sz w:val="20"/>
               </w:rPr>
               <w:t>123 457</w:t>
             </w:r>
@@ -1991,14 +2547,18 @@
         </w:tc>
         <w:tc>
           <w:tcPr>
-            <w:tcW w:type="dxa" w:w="1938"/>
+            <w:tcW w:type="dxa" w:w="1871"/>
           </w:tcPr>
           <w:p>
+            <w:pPr>
+              <w:jc w:val="left"/>
+            </w:pPr>
             <w:r/>
             <w:r>
               <w:rPr>
-                <w:rFonts w:ascii="Times New Roman" w:hAnsi="Times New Roman"/>
-                <w:sz w:val="24"/>
+                <w:rFonts w:ascii="Times New Roman" w:hAnsi="Times New Roman" w:eastAsia="Times New Roman"/>
+                <w:b w:val="0"/>
+                <w:sz w:val="20"/>
               </w:rPr>
               <w:t>0,77</w:t>
             </w:r>
@@ -2007,31 +2567,50 @@
       </w:tr>
     </w:tbl>
     <w:p>
+      <w:pPr>
+        <w:spacing w:after="40"/>
+      </w:pPr>
+    </w:p>
+    <w:p>
+      <w:pPr>
+        <w:spacing w:after="80"/>
+        <w:ind w:firstLine="709"/>
+        <w:jc w:val="both"/>
+      </w:pPr>
       <w:r>
         <w:rPr>
+          <w:rFonts w:ascii="Times New Roman" w:hAnsi="Times New Roman" w:eastAsia="Times New Roman"/>
           <w:b w:val="0"/>
+          <w:sz w:val="24"/>
         </w:rPr>
         <w:t>Миллион вариантов SHA-1 перебрался за 0,84 секунды, MD5 — за 0,77 секунды. В эти числа входит запуск восьми процессов. В отдельном замере на миллион вариантов MD5 с восемью процессами получилось 1,35 секунды и 740 тысяч хэшей в секунду, то есть установившаяся скорость выше, чем в коротком лабораторном прогоне. Для шестизначного пароля это означает, что на быстром хэше он подбирается практически мгновенно, и длина сама по себе не спасает, если алфавит маленький.</w:t>
       </w:r>
     </w:p>
     <w:p>
       <w:pPr>
-        <w:spacing w:before="240" w:after="120"/>
-        <w:ind w:firstLine="0"/>
-        <w:jc w:val="left"/>
+        <w:keepNext/>
+        <w:spacing w:before="280" w:after="80"/>
       </w:pPr>
       <w:r>
         <w:rPr>
+          <w:rFonts w:ascii="Times New Roman" w:hAnsi="Times New Roman" w:eastAsia="Times New Roman"/>
           <w:b/>
-          <w:sz w:val="30"/>
+          <w:sz w:val="28"/>
         </w:rPr>
         <w:t>7. Ускорение за счёт нескольких процессов</w:t>
       </w:r>
     </w:p>
     <w:p>
+      <w:pPr>
+        <w:spacing w:after="80"/>
+        <w:ind w:firstLine="709"/>
+        <w:jc w:val="both"/>
+      </w:pPr>
       <w:r>
         <w:rPr>
+          <w:rFonts w:ascii="Times New Roman" w:hAnsi="Times New Roman" w:eastAsia="Times New Roman"/>
           <w:b w:val="0"/>
+          <w:sz w:val="24"/>
         </w:rPr>
         <w:t>Результаты parallel_benchmark.py приведены в таблице. Для каждого алгоритма показано время полного прохода на 1, 2, 4 и 8 процессах и ускорение относительно одного процесса.</w:t>
       </w:r>
@@ -2041,28 +2620,33 @@
         <w:tblStyle w:val="TableGrid"/>
         <w:tblW w:type="auto" w:w="0"/>
         <w:jc w:val="center"/>
+        <w:tblLayout w:type="autofit"/>
         <w:tblLook w:firstColumn="1" w:firstRow="1" w:lastColumn="0" w:lastRow="0" w:noHBand="0" w:noVBand="1" w:val="04A0"/>
       </w:tblPr>
       <w:tblGrid>
-        <w:gridCol w:w="1615"/>
-        <w:gridCol w:w="1615"/>
-        <w:gridCol w:w="1615"/>
-        <w:gridCol w:w="1615"/>
-        <w:gridCol w:w="1615"/>
-        <w:gridCol w:w="1615"/>
+        <w:gridCol w:w="1559"/>
+        <w:gridCol w:w="1559"/>
+        <w:gridCol w:w="1559"/>
+        <w:gridCol w:w="1559"/>
+        <w:gridCol w:w="1559"/>
+        <w:gridCol w:w="1559"/>
       </w:tblGrid>
       <w:tr>
         <w:tc>
           <w:tcPr>
-            <w:tcW w:type="dxa" w:w="1615"/>
+            <w:tcW w:type="dxa" w:w="1559"/>
+            <w:shd w:fill="DCE6F1"/>
           </w:tcPr>
           <w:p>
+            <w:pPr>
+              <w:jc w:val="center"/>
+            </w:pPr>
             <w:r/>
             <w:r>
               <w:rPr>
-                <w:rFonts w:ascii="Times New Roman" w:hAnsi="Times New Roman"/>
+                <w:rFonts w:ascii="Times New Roman" w:hAnsi="Times New Roman" w:eastAsia="Times New Roman"/>
                 <w:b/>
-                <w:sz w:val="24"/>
+                <w:sz w:val="20"/>
               </w:rPr>
               <w:t>Алгоритм</w:t>
             </w:r>
@@ -2070,15 +2654,19 @@
         </w:tc>
         <w:tc>
           <w:tcPr>
-            <w:tcW w:type="dxa" w:w="1615"/>
+            <w:tcW w:type="dxa" w:w="1559"/>
+            <w:shd w:fill="DCE6F1"/>
           </w:tcPr>
           <w:p>
+            <w:pPr>
+              <w:jc w:val="center"/>
+            </w:pPr>
             <w:r/>
             <w:r>
               <w:rPr>
-                <w:rFonts w:ascii="Times New Roman" w:hAnsi="Times New Roman"/>
+                <w:rFonts w:ascii="Times New Roman" w:hAnsi="Times New Roman" w:eastAsia="Times New Roman"/>
                 <w:b/>
-                <w:sz w:val="24"/>
+                <w:sz w:val="20"/>
               </w:rPr>
               <w:t>1 процесс</w:t>
             </w:r>
@@ -2086,15 +2674,19 @@
         </w:tc>
         <w:tc>
           <w:tcPr>
-            <w:tcW w:type="dxa" w:w="1615"/>
+            <w:tcW w:type="dxa" w:w="1559"/>
+            <w:shd w:fill="DCE6F1"/>
           </w:tcPr>
           <w:p>
+            <w:pPr>
+              <w:jc w:val="center"/>
+            </w:pPr>
             <w:r/>
             <w:r>
               <w:rPr>
-                <w:rFonts w:ascii="Times New Roman" w:hAnsi="Times New Roman"/>
+                <w:rFonts w:ascii="Times New Roman" w:hAnsi="Times New Roman" w:eastAsia="Times New Roman"/>
                 <w:b/>
-                <w:sz w:val="24"/>
+                <w:sz w:val="20"/>
               </w:rPr>
               <w:t>2 процесса</w:t>
             </w:r>
@@ -2102,15 +2694,19 @@
         </w:tc>
         <w:tc>
           <w:tcPr>
-            <w:tcW w:type="dxa" w:w="1615"/>
+            <w:tcW w:type="dxa" w:w="1559"/>
+            <w:shd w:fill="DCE6F1"/>
           </w:tcPr>
           <w:p>
+            <w:pPr>
+              <w:jc w:val="center"/>
+            </w:pPr>
             <w:r/>
             <w:r>
               <w:rPr>
-                <w:rFonts w:ascii="Times New Roman" w:hAnsi="Times New Roman"/>
+                <w:rFonts w:ascii="Times New Roman" w:hAnsi="Times New Roman" w:eastAsia="Times New Roman"/>
                 <w:b/>
-                <w:sz w:val="24"/>
+                <w:sz w:val="20"/>
               </w:rPr>
               <w:t>4 процесса</w:t>
             </w:r>
@@ -2118,15 +2714,19 @@
         </w:tc>
         <w:tc>
           <w:tcPr>
-            <w:tcW w:type="dxa" w:w="1615"/>
+            <w:tcW w:type="dxa" w:w="1559"/>
+            <w:shd w:fill="DCE6F1"/>
           </w:tcPr>
           <w:p>
+            <w:pPr>
+              <w:jc w:val="center"/>
+            </w:pPr>
             <w:r/>
             <w:r>
               <w:rPr>
-                <w:rFonts w:ascii="Times New Roman" w:hAnsi="Times New Roman"/>
+                <w:rFonts w:ascii="Times New Roman" w:hAnsi="Times New Roman" w:eastAsia="Times New Roman"/>
                 <w:b/>
-                <w:sz w:val="24"/>
+                <w:sz w:val="20"/>
               </w:rPr>
               <w:t>8 процессов</w:t>
             </w:r>
@@ -2134,15 +2734,19 @@
         </w:tc>
         <w:tc>
           <w:tcPr>
-            <w:tcW w:type="dxa" w:w="1615"/>
+            <w:tcW w:type="dxa" w:w="1559"/>
+            <w:shd w:fill="DCE6F1"/>
           </w:tcPr>
           <w:p>
+            <w:pPr>
+              <w:jc w:val="center"/>
+            </w:pPr>
             <w:r/>
             <w:r>
               <w:rPr>
-                <w:rFonts w:ascii="Times New Roman" w:hAnsi="Times New Roman"/>
+                <w:rFonts w:ascii="Times New Roman" w:hAnsi="Times New Roman" w:eastAsia="Times New Roman"/>
                 <w:b/>
-                <w:sz w:val="24"/>
+                <w:sz w:val="20"/>
               </w:rPr>
               <w:t>Ускорение</w:t>
             </w:r>
@@ -2152,14 +2756,18 @@
       <w:tr>
         <w:tc>
           <w:tcPr>
-            <w:tcW w:type="dxa" w:w="1615"/>
+            <w:tcW w:type="dxa" w:w="1559"/>
           </w:tcPr>
           <w:p>
+            <w:pPr>
+              <w:jc w:val="left"/>
+            </w:pPr>
             <w:r/>
             <w:r>
               <w:rPr>
-                <w:rFonts w:ascii="Times New Roman" w:hAnsi="Times New Roman"/>
-                <w:sz w:val="24"/>
+                <w:rFonts w:ascii="Times New Roman" w:hAnsi="Times New Roman" w:eastAsia="Times New Roman"/>
+                <w:b w:val="0"/>
+                <w:sz w:val="20"/>
               </w:rPr>
               <w:t>MD5</w:t>
             </w:r>
@@ -2167,14 +2775,18 @@
         </w:tc>
         <w:tc>
           <w:tcPr>
-            <w:tcW w:type="dxa" w:w="1615"/>
+            <w:tcW w:type="dxa" w:w="1559"/>
           </w:tcPr>
           <w:p>
+            <w:pPr>
+              <w:jc w:val="left"/>
+            </w:pPr>
             <w:r/>
             <w:r>
               <w:rPr>
-                <w:rFonts w:ascii="Times New Roman" w:hAnsi="Times New Roman"/>
-                <w:sz w:val="24"/>
+                <w:rFonts w:ascii="Times New Roman" w:hAnsi="Times New Roman" w:eastAsia="Times New Roman"/>
+                <w:b w:val="0"/>
+                <w:sz w:val="20"/>
               </w:rPr>
               <w:t>3,49</w:t>
             </w:r>
@@ -2182,14 +2794,18 @@
         </w:tc>
         <w:tc>
           <w:tcPr>
-            <w:tcW w:type="dxa" w:w="1615"/>
+            <w:tcW w:type="dxa" w:w="1559"/>
           </w:tcPr>
           <w:p>
+            <w:pPr>
+              <w:jc w:val="left"/>
+            </w:pPr>
             <w:r/>
             <w:r>
               <w:rPr>
-                <w:rFonts w:ascii="Times New Roman" w:hAnsi="Times New Roman"/>
-                <w:sz w:val="24"/>
+                <w:rFonts w:ascii="Times New Roman" w:hAnsi="Times New Roman" w:eastAsia="Times New Roman"/>
+                <w:b w:val="0"/>
+                <w:sz w:val="20"/>
               </w:rPr>
               <w:t>1,94</w:t>
             </w:r>
@@ -2197,14 +2813,18 @@
         </w:tc>
         <w:tc>
           <w:tcPr>
-            <w:tcW w:type="dxa" w:w="1615"/>
+            <w:tcW w:type="dxa" w:w="1559"/>
           </w:tcPr>
           <w:p>
+            <w:pPr>
+              <w:jc w:val="left"/>
+            </w:pPr>
             <w:r/>
             <w:r>
               <w:rPr>
-                <w:rFonts w:ascii="Times New Roman" w:hAnsi="Times New Roman"/>
-                <w:sz w:val="24"/>
+                <w:rFonts w:ascii="Times New Roman" w:hAnsi="Times New Roman" w:eastAsia="Times New Roman"/>
+                <w:b w:val="0"/>
+                <w:sz w:val="20"/>
               </w:rPr>
               <w:t>1,62</w:t>
             </w:r>
@@ -2212,14 +2832,18 @@
         </w:tc>
         <w:tc>
           <w:tcPr>
-            <w:tcW w:type="dxa" w:w="1615"/>
+            <w:tcW w:type="dxa" w:w="1559"/>
           </w:tcPr>
           <w:p>
+            <w:pPr>
+              <w:jc w:val="left"/>
+            </w:pPr>
             <w:r/>
             <w:r>
               <w:rPr>
-                <w:rFonts w:ascii="Times New Roman" w:hAnsi="Times New Roman"/>
-                <w:sz w:val="24"/>
+                <w:rFonts w:ascii="Times New Roman" w:hAnsi="Times New Roman" w:eastAsia="Times New Roman"/>
+                <w:b w:val="0"/>
+                <w:sz w:val="20"/>
               </w:rPr>
               <w:t>1,35</w:t>
             </w:r>
@@ -2227,14 +2851,18 @@
         </w:tc>
         <w:tc>
           <w:tcPr>
-            <w:tcW w:type="dxa" w:w="1615"/>
+            <w:tcW w:type="dxa" w:w="1559"/>
           </w:tcPr>
           <w:p>
+            <w:pPr>
+              <w:jc w:val="left"/>
+            </w:pPr>
             <w:r/>
             <w:r>
               <w:rPr>
-                <w:rFonts w:ascii="Times New Roman" w:hAnsi="Times New Roman"/>
-                <w:sz w:val="24"/>
+                <w:rFonts w:ascii="Times New Roman" w:hAnsi="Times New Roman" w:eastAsia="Times New Roman"/>
+                <w:b w:val="0"/>
+                <w:sz w:val="20"/>
               </w:rPr>
               <w:t>2,59x</w:t>
             </w:r>
@@ -2244,14 +2872,18 @@
       <w:tr>
         <w:tc>
           <w:tcPr>
-            <w:tcW w:type="dxa" w:w="1615"/>
+            <w:tcW w:type="dxa" w:w="1559"/>
           </w:tcPr>
           <w:p>
+            <w:pPr>
+              <w:jc w:val="left"/>
+            </w:pPr>
             <w:r/>
             <w:r>
               <w:rPr>
-                <w:rFonts w:ascii="Times New Roman" w:hAnsi="Times New Roman"/>
-                <w:sz w:val="24"/>
+                <w:rFonts w:ascii="Times New Roman" w:hAnsi="Times New Roman" w:eastAsia="Times New Roman"/>
+                <w:b w:val="0"/>
+                <w:sz w:val="20"/>
               </w:rPr>
               <w:t>bcrypt</w:t>
             </w:r>
@@ -2259,14 +2891,18 @@
         </w:tc>
         <w:tc>
           <w:tcPr>
-            <w:tcW w:type="dxa" w:w="1615"/>
+            <w:tcW w:type="dxa" w:w="1559"/>
           </w:tcPr>
           <w:p>
+            <w:pPr>
+              <w:jc w:val="left"/>
+            </w:pPr>
             <w:r/>
             <w:r>
               <w:rPr>
-                <w:rFonts w:ascii="Times New Roman" w:hAnsi="Times New Roman"/>
-                <w:sz w:val="24"/>
+                <w:rFonts w:ascii="Times New Roman" w:hAnsi="Times New Roman" w:eastAsia="Times New Roman"/>
+                <w:b w:val="0"/>
+                <w:sz w:val="20"/>
               </w:rPr>
               <w:t>29,38</w:t>
             </w:r>
@@ -2274,14 +2910,18 @@
         </w:tc>
         <w:tc>
           <w:tcPr>
-            <w:tcW w:type="dxa" w:w="1615"/>
+            <w:tcW w:type="dxa" w:w="1559"/>
           </w:tcPr>
           <w:p>
+            <w:pPr>
+              <w:jc w:val="left"/>
+            </w:pPr>
             <w:r/>
             <w:r>
               <w:rPr>
-                <w:rFonts w:ascii="Times New Roman" w:hAnsi="Times New Roman"/>
-                <w:sz w:val="24"/>
+                <w:rFonts w:ascii="Times New Roman" w:hAnsi="Times New Roman" w:eastAsia="Times New Roman"/>
+                <w:b w:val="0"/>
+                <w:sz w:val="20"/>
               </w:rPr>
               <w:t>17,42</w:t>
             </w:r>
@@ -2289,14 +2929,18 @@
         </w:tc>
         <w:tc>
           <w:tcPr>
-            <w:tcW w:type="dxa" w:w="1615"/>
+            <w:tcW w:type="dxa" w:w="1559"/>
           </w:tcPr>
           <w:p>
+            <w:pPr>
+              <w:jc w:val="left"/>
+            </w:pPr>
             <w:r/>
             <w:r>
               <w:rPr>
-                <w:rFonts w:ascii="Times New Roman" w:hAnsi="Times New Roman"/>
-                <w:sz w:val="24"/>
+                <w:rFonts w:ascii="Times New Roman" w:hAnsi="Times New Roman" w:eastAsia="Times New Roman"/>
+                <w:b w:val="0"/>
+                <w:sz w:val="20"/>
               </w:rPr>
               <w:t>8,78</w:t>
             </w:r>
@@ -2304,14 +2948,18 @@
         </w:tc>
         <w:tc>
           <w:tcPr>
-            <w:tcW w:type="dxa" w:w="1615"/>
+            <w:tcW w:type="dxa" w:w="1559"/>
           </w:tcPr>
           <w:p>
+            <w:pPr>
+              <w:jc w:val="left"/>
+            </w:pPr>
             <w:r/>
             <w:r>
               <w:rPr>
-                <w:rFonts w:ascii="Times New Roman" w:hAnsi="Times New Roman"/>
-                <w:sz w:val="24"/>
+                <w:rFonts w:ascii="Times New Roman" w:hAnsi="Times New Roman" w:eastAsia="Times New Roman"/>
+                <w:b w:val="0"/>
+                <w:sz w:val="20"/>
               </w:rPr>
               <w:t>4,87</w:t>
             </w:r>
@@ -2319,14 +2967,18 @@
         </w:tc>
         <w:tc>
           <w:tcPr>
-            <w:tcW w:type="dxa" w:w="1615"/>
+            <w:tcW w:type="dxa" w:w="1559"/>
           </w:tcPr>
           <w:p>
+            <w:pPr>
+              <w:jc w:val="left"/>
+            </w:pPr>
             <w:r/>
             <w:r>
               <w:rPr>
-                <w:rFonts w:ascii="Times New Roman" w:hAnsi="Times New Roman"/>
-                <w:sz w:val="24"/>
+                <w:rFonts w:ascii="Times New Roman" w:hAnsi="Times New Roman" w:eastAsia="Times New Roman"/>
+                <w:b w:val="0"/>
+                <w:sz w:val="20"/>
               </w:rPr>
               <w:t>6,04x</w:t>
             </w:r>
@@ -2336,14 +2988,18 @@
       <w:tr>
         <w:tc>
           <w:tcPr>
-            <w:tcW w:type="dxa" w:w="1615"/>
+            <w:tcW w:type="dxa" w:w="1559"/>
           </w:tcPr>
           <w:p>
+            <w:pPr>
+              <w:jc w:val="left"/>
+            </w:pPr>
             <w:r/>
             <w:r>
               <w:rPr>
-                <w:rFonts w:ascii="Times New Roman" w:hAnsi="Times New Roman"/>
-                <w:sz w:val="24"/>
+                <w:rFonts w:ascii="Times New Roman" w:hAnsi="Times New Roman" w:eastAsia="Times New Roman"/>
+                <w:b w:val="0"/>
+                <w:sz w:val="20"/>
               </w:rPr>
               <w:t>Argon2id</w:t>
             </w:r>
@@ -2351,14 +3007,18 @@
         </w:tc>
         <w:tc>
           <w:tcPr>
-            <w:tcW w:type="dxa" w:w="1615"/>
+            <w:tcW w:type="dxa" w:w="1559"/>
           </w:tcPr>
           <w:p>
+            <w:pPr>
+              <w:jc w:val="left"/>
+            </w:pPr>
             <w:r/>
             <w:r>
               <w:rPr>
-                <w:rFonts w:ascii="Times New Roman" w:hAnsi="Times New Roman"/>
-                <w:sz w:val="24"/>
+                <w:rFonts w:ascii="Times New Roman" w:hAnsi="Times New Roman" w:eastAsia="Times New Roman"/>
+                <w:b w:val="0"/>
+                <w:sz w:val="20"/>
               </w:rPr>
               <w:t>51,47</w:t>
             </w:r>
@@ -2366,14 +3026,18 @@
         </w:tc>
         <w:tc>
           <w:tcPr>
-            <w:tcW w:type="dxa" w:w="1615"/>
+            <w:tcW w:type="dxa" w:w="1559"/>
           </w:tcPr>
           <w:p>
+            <w:pPr>
+              <w:jc w:val="left"/>
+            </w:pPr>
             <w:r/>
             <w:r>
               <w:rPr>
-                <w:rFonts w:ascii="Times New Roman" w:hAnsi="Times New Roman"/>
-                <w:sz w:val="24"/>
+                <w:rFonts w:ascii="Times New Roman" w:hAnsi="Times New Roman" w:eastAsia="Times New Roman"/>
+                <w:b w:val="0"/>
+                <w:sz w:val="20"/>
               </w:rPr>
               <w:t>28,30</w:t>
             </w:r>
@@ -2381,14 +3045,18 @@
         </w:tc>
         <w:tc>
           <w:tcPr>
-            <w:tcW w:type="dxa" w:w="1615"/>
+            <w:tcW w:type="dxa" w:w="1559"/>
           </w:tcPr>
           <w:p>
+            <w:pPr>
+              <w:jc w:val="left"/>
+            </w:pPr>
             <w:r/>
             <w:r>
               <w:rPr>
-                <w:rFonts w:ascii="Times New Roman" w:hAnsi="Times New Roman"/>
-                <w:sz w:val="24"/>
+                <w:rFonts w:ascii="Times New Roman" w:hAnsi="Times New Roman" w:eastAsia="Times New Roman"/>
+                <w:b w:val="0"/>
+                <w:sz w:val="20"/>
               </w:rPr>
               <w:t>20,02</w:t>
             </w:r>
@@ -2396,14 +3064,18 @@
         </w:tc>
         <w:tc>
           <w:tcPr>
-            <w:tcW w:type="dxa" w:w="1615"/>
+            <w:tcW w:type="dxa" w:w="1559"/>
           </w:tcPr>
           <w:p>
+            <w:pPr>
+              <w:jc w:val="left"/>
+            </w:pPr>
             <w:r/>
             <w:r>
               <w:rPr>
-                <w:rFonts w:ascii="Times New Roman" w:hAnsi="Times New Roman"/>
-                <w:sz w:val="24"/>
+                <w:rFonts w:ascii="Times New Roman" w:hAnsi="Times New Roman" w:eastAsia="Times New Roman"/>
+                <w:b w:val="0"/>
+                <w:sz w:val="20"/>
               </w:rPr>
               <w:t>17,14</w:t>
             </w:r>
@@ -2411,14 +3083,18 @@
         </w:tc>
         <w:tc>
           <w:tcPr>
-            <w:tcW w:type="dxa" w:w="1615"/>
+            <w:tcW w:type="dxa" w:w="1559"/>
           </w:tcPr>
           <w:p>
+            <w:pPr>
+              <w:jc w:val="left"/>
+            </w:pPr>
             <w:r/>
             <w:r>
               <w:rPr>
-                <w:rFonts w:ascii="Times New Roman" w:hAnsi="Times New Roman"/>
-                <w:sz w:val="24"/>
+                <w:rFonts w:ascii="Times New Roman" w:hAnsi="Times New Roman" w:eastAsia="Times New Roman"/>
+                <w:b w:val="0"/>
+                <w:sz w:val="20"/>
               </w:rPr>
               <w:t>3,00x</w:t>
             </w:r>
@@ -2427,39 +3103,65 @@
       </w:tr>
     </w:tbl>
     <w:p>
+      <w:pPr>
+        <w:spacing w:after="40"/>
+      </w:pPr>
+    </w:p>
+    <w:p>
+      <w:pPr>
+        <w:spacing w:after="80"/>
+        <w:ind w:firstLine="709"/>
+        <w:jc w:val="both"/>
+      </w:pPr>
       <w:r>
         <w:rPr>
+          <w:rFonts w:ascii="Times New Roman" w:hAnsi="Times New Roman" w:eastAsia="Times New Roman"/>
           <w:b w:val="0"/>
+          <w:sz w:val="24"/>
         </w:rPr>
         <w:t>Лучше всего масштабируется bcrypt: 6,04 раза на восьми процессах. Один хэш bcrypt считается около 80 миллисекунд, поэтому накладные расходы на передачу заданий почти не заметны, и процессы загружены равномерно. MD5 ускорился только в 2,59 раза. Здесь ограничение не в процессоре, а в главном процессе: он один генерирует миллион строк и раскладывает их по пачкам, а потом сериализует и отправляет дочерним процессам. Когда сам хэш считается за доли микросекунды, эта работа становится узким местом.</w:t>
       </w:r>
     </w:p>
     <w:p>
+      <w:pPr>
+        <w:spacing w:after="80"/>
+        <w:ind w:firstLine="709"/>
+        <w:jc w:val="both"/>
+      </w:pPr>
       <w:r>
         <w:rPr>
+          <w:rFonts w:ascii="Times New Roman" w:hAnsi="Times New Roman" w:eastAsia="Times New Roman"/>
           <w:b w:val="0"/>
+          <w:sz w:val="24"/>
         </w:rPr>
         <w:t>Argon2id дал ускорение 3,00 раза. Причина в памяти: каждый процесс занимает 64 МБ и постоянно читает и пишет их, поэтому восемь процессов упираются в пропускную способность памяти, а не в ядра. Это как раз тот эффект, ради которого Argon2 делали memory-hard: увеличивать число параллельных попыток становится дорого не только по процессорному времени, но и по памяти.</w:t>
       </w:r>
     </w:p>
     <w:p>
       <w:pPr>
-        <w:spacing w:before="240" w:after="120"/>
-        <w:ind w:firstLine="0"/>
-        <w:jc w:val="left"/>
+        <w:keepNext/>
+        <w:spacing w:before="280" w:after="80"/>
       </w:pPr>
       <w:r>
         <w:rPr>
+          <w:rFonts w:ascii="Times New Roman" w:hAnsi="Times New Roman" w:eastAsia="Times New Roman"/>
           <w:b/>
-          <w:sz w:val="30"/>
+          <w:sz w:val="28"/>
         </w:rPr>
         <w:t>8. Сравнение с John the Ripper</w:t>
       </w:r>
     </w:p>
     <w:p>
+      <w:pPr>
+        <w:spacing w:after="80"/>
+        <w:ind w:firstLine="709"/>
+        <w:jc w:val="both"/>
+      </w:pPr>
       <w:r>
         <w:rPr>
+          <w:rFonts w:ascii="Times New Roman" w:hAnsi="Times New Roman" w:eastAsia="Times New Roman"/>
           <w:b w:val="0"/>
+          <w:sz w:val="24"/>
         </w:rPr>
         <w:t>John запускался на тех же четырёх хэшах каждого алгоритма и с тем же словарём. В таблице для моего инструмента указана сумма времени по четырём отдельным запускам, для John — его внутреннее время на все четыре хэша сразу.</w:t>
       </w:r>
@@ -2469,27 +3171,32 @@
         <w:tblStyle w:val="TableGrid"/>
         <w:tblW w:type="auto" w:w="0"/>
         <w:jc w:val="center"/>
+        <w:tblLayout w:type="autofit"/>
         <w:tblLook w:firstColumn="1" w:firstRow="1" w:lastColumn="0" w:lastRow="0" w:noHBand="0" w:noVBand="1" w:val="04A0"/>
       </w:tblPr>
       <w:tblGrid>
-        <w:gridCol w:w="1938"/>
-        <w:gridCol w:w="1938"/>
-        <w:gridCol w:w="1938"/>
-        <w:gridCol w:w="1938"/>
-        <w:gridCol w:w="1938"/>
+        <w:gridCol w:w="1871"/>
+        <w:gridCol w:w="1871"/>
+        <w:gridCol w:w="1871"/>
+        <w:gridCol w:w="1871"/>
+        <w:gridCol w:w="1871"/>
       </w:tblGrid>
       <w:tr>
         <w:tc>
           <w:tcPr>
-            <w:tcW w:type="dxa" w:w="1938"/>
+            <w:tcW w:type="dxa" w:w="1871"/>
+            <w:shd w:fill="DCE6F1"/>
           </w:tcPr>
           <w:p>
+            <w:pPr>
+              <w:jc w:val="center"/>
+            </w:pPr>
             <w:r/>
             <w:r>
               <w:rPr>
-                <w:rFonts w:ascii="Times New Roman" w:hAnsi="Times New Roman"/>
+                <w:rFonts w:ascii="Times New Roman" w:hAnsi="Times New Roman" w:eastAsia="Times New Roman"/>
                 <w:b/>
-                <w:sz w:val="24"/>
+                <w:sz w:val="20"/>
               </w:rPr>
               <w:t>Алгоритм</w:t>
             </w:r>
@@ -2497,15 +3204,19 @@
         </w:tc>
         <w:tc>
           <w:tcPr>
-            <w:tcW w:type="dxa" w:w="1938"/>
+            <w:tcW w:type="dxa" w:w="1871"/>
+            <w:shd w:fill="DCE6F1"/>
           </w:tcPr>
           <w:p>
+            <w:pPr>
+              <w:jc w:val="center"/>
+            </w:pPr>
             <w:r/>
             <w:r>
               <w:rPr>
-                <w:rFonts w:ascii="Times New Roman" w:hAnsi="Times New Roman"/>
+                <w:rFonts w:ascii="Times New Roman" w:hAnsi="Times New Roman" w:eastAsia="Times New Roman"/>
                 <w:b/>
-                <w:sz w:val="24"/>
+                <w:sz w:val="20"/>
               </w:rPr>
               <w:t>Мой инструмент, 4 хэша</w:t>
             </w:r>
@@ -2513,15 +3224,19 @@
         </w:tc>
         <w:tc>
           <w:tcPr>
-            <w:tcW w:type="dxa" w:w="1938"/>
+            <w:tcW w:type="dxa" w:w="1871"/>
+            <w:shd w:fill="DCE6F1"/>
           </w:tcPr>
           <w:p>
+            <w:pPr>
+              <w:jc w:val="center"/>
+            </w:pPr>
             <w:r/>
             <w:r>
               <w:rPr>
-                <w:rFonts w:ascii="Times New Roman" w:hAnsi="Times New Roman"/>
+                <w:rFonts w:ascii="Times New Roman" w:hAnsi="Times New Roman" w:eastAsia="Times New Roman"/>
                 <w:b/>
-                <w:sz w:val="24"/>
+                <w:sz w:val="20"/>
               </w:rPr>
               <w:t>John, 4 хэша</w:t>
             </w:r>
@@ -2529,15 +3244,19 @@
         </w:tc>
         <w:tc>
           <w:tcPr>
-            <w:tcW w:type="dxa" w:w="1938"/>
+            <w:tcW w:type="dxa" w:w="1871"/>
+            <w:shd w:fill="DCE6F1"/>
           </w:tcPr>
           <w:p>
+            <w:pPr>
+              <w:jc w:val="center"/>
+            </w:pPr>
             <w:r/>
             <w:r>
               <w:rPr>
-                <w:rFonts w:ascii="Times New Roman" w:hAnsi="Times New Roman"/>
+                <w:rFonts w:ascii="Times New Roman" w:hAnsi="Times New Roman" w:eastAsia="Times New Roman"/>
                 <w:b/>
-                <w:sz w:val="24"/>
+                <w:sz w:val="20"/>
               </w:rPr>
               <w:t>Потоков у John</w:t>
             </w:r>
@@ -2545,15 +3264,19 @@
         </w:tc>
         <w:tc>
           <w:tcPr>
-            <w:tcW w:type="dxa" w:w="1938"/>
+            <w:tcW w:type="dxa" w:w="1871"/>
+            <w:shd w:fill="DCE6F1"/>
           </w:tcPr>
           <w:p>
+            <w:pPr>
+              <w:jc w:val="center"/>
+            </w:pPr>
             <w:r/>
             <w:r>
               <w:rPr>
-                <w:rFonts w:ascii="Times New Roman" w:hAnsi="Times New Roman"/>
+                <w:rFonts w:ascii="Times New Roman" w:hAnsi="Times New Roman" w:eastAsia="Times New Roman"/>
                 <w:b/>
-                <w:sz w:val="24"/>
+                <w:sz w:val="20"/>
               </w:rPr>
               <w:t>Найдено</w:t>
             </w:r>
@@ -2563,14 +3286,18 @@
       <w:tr>
         <w:tc>
           <w:tcPr>
-            <w:tcW w:type="dxa" w:w="1938"/>
+            <w:tcW w:type="dxa" w:w="1871"/>
           </w:tcPr>
           <w:p>
+            <w:pPr>
+              <w:jc w:val="left"/>
+            </w:pPr>
             <w:r/>
             <w:r>
               <w:rPr>
-                <w:rFonts w:ascii="Times New Roman" w:hAnsi="Times New Roman"/>
-                <w:sz w:val="24"/>
+                <w:rFonts w:ascii="Times New Roman" w:hAnsi="Times New Roman" w:eastAsia="Times New Roman"/>
+                <w:b w:val="0"/>
+                <w:sz w:val="20"/>
               </w:rPr>
               <w:t>SHA-1</w:t>
             </w:r>
@@ -2578,14 +3305,18 @@
         </w:tc>
         <w:tc>
           <w:tcPr>
-            <w:tcW w:type="dxa" w:w="1938"/>
+            <w:tcW w:type="dxa" w:w="1871"/>
           </w:tcPr>
           <w:p>
+            <w:pPr>
+              <w:jc w:val="left"/>
+            </w:pPr>
             <w:r/>
             <w:r>
               <w:rPr>
-                <w:rFonts w:ascii="Times New Roman" w:hAnsi="Times New Roman"/>
-                <w:sz w:val="24"/>
+                <w:rFonts w:ascii="Times New Roman" w:hAnsi="Times New Roman" w:eastAsia="Times New Roman"/>
+                <w:b w:val="0"/>
+                <w:sz w:val="20"/>
               </w:rPr>
               <w:t>1,31</w:t>
             </w:r>
@@ -2593,14 +3324,18 @@
         </w:tc>
         <w:tc>
           <w:tcPr>
-            <w:tcW w:type="dxa" w:w="1938"/>
+            <w:tcW w:type="dxa" w:w="1871"/>
           </w:tcPr>
           <w:p>
+            <w:pPr>
+              <w:jc w:val="left"/>
+            </w:pPr>
             <w:r/>
             <w:r>
               <w:rPr>
-                <w:rFonts w:ascii="Times New Roman" w:hAnsi="Times New Roman"/>
-                <w:sz w:val="24"/>
+                <w:rFonts w:ascii="Times New Roman" w:hAnsi="Times New Roman" w:eastAsia="Times New Roman"/>
+                <w:b w:val="0"/>
+                <w:sz w:val="20"/>
               </w:rPr>
               <w:t>&lt; 1</w:t>
             </w:r>
@@ -2608,14 +3343,18 @@
         </w:tc>
         <w:tc>
           <w:tcPr>
-            <w:tcW w:type="dxa" w:w="1938"/>
+            <w:tcW w:type="dxa" w:w="1871"/>
           </w:tcPr>
           <w:p>
+            <w:pPr>
+              <w:jc w:val="left"/>
+            </w:pPr>
             <w:r/>
             <w:r>
               <w:rPr>
-                <w:rFonts w:ascii="Times New Roman" w:hAnsi="Times New Roman"/>
-                <w:sz w:val="24"/>
+                <w:rFonts w:ascii="Times New Roman" w:hAnsi="Times New Roman" w:eastAsia="Times New Roman"/>
+                <w:b w:val="0"/>
+                <w:sz w:val="20"/>
               </w:rPr>
               <w:t>1</w:t>
             </w:r>
@@ -2623,14 +3362,18 @@
         </w:tc>
         <w:tc>
           <w:tcPr>
-            <w:tcW w:type="dxa" w:w="1938"/>
+            <w:tcW w:type="dxa" w:w="1871"/>
           </w:tcPr>
           <w:p>
+            <w:pPr>
+              <w:jc w:val="left"/>
+            </w:pPr>
             <w:r/>
             <w:r>
               <w:rPr>
-                <w:rFonts w:ascii="Times New Roman" w:hAnsi="Times New Roman"/>
-                <w:sz w:val="24"/>
+                <w:rFonts w:ascii="Times New Roman" w:hAnsi="Times New Roman" w:eastAsia="Times New Roman"/>
+                <w:b w:val="0"/>
+                <w:sz w:val="20"/>
               </w:rPr>
               <w:t>3 из 4</w:t>
             </w:r>
@@ -2640,14 +3383,18 @@
       <w:tr>
         <w:tc>
           <w:tcPr>
-            <w:tcW w:type="dxa" w:w="1938"/>
+            <w:tcW w:type="dxa" w:w="1871"/>
           </w:tcPr>
           <w:p>
+            <w:pPr>
+              <w:jc w:val="left"/>
+            </w:pPr>
             <w:r/>
             <w:r>
               <w:rPr>
-                <w:rFonts w:ascii="Times New Roman" w:hAnsi="Times New Roman"/>
-                <w:sz w:val="24"/>
+                <w:rFonts w:ascii="Times New Roman" w:hAnsi="Times New Roman" w:eastAsia="Times New Roman"/>
+                <w:b w:val="0"/>
+                <w:sz w:val="20"/>
               </w:rPr>
               <w:t>MD5</w:t>
             </w:r>
@@ -2655,14 +3402,18 @@
         </w:tc>
         <w:tc>
           <w:tcPr>
-            <w:tcW w:type="dxa" w:w="1938"/>
+            <w:tcW w:type="dxa" w:w="1871"/>
           </w:tcPr>
           <w:p>
+            <w:pPr>
+              <w:jc w:val="left"/>
+            </w:pPr>
             <w:r/>
             <w:r>
               <w:rPr>
-                <w:rFonts w:ascii="Times New Roman" w:hAnsi="Times New Roman"/>
-                <w:sz w:val="24"/>
+                <w:rFonts w:ascii="Times New Roman" w:hAnsi="Times New Roman" w:eastAsia="Times New Roman"/>
+                <w:b w:val="0"/>
+                <w:sz w:val="20"/>
               </w:rPr>
               <w:t>1,29</w:t>
             </w:r>
@@ -2670,14 +3421,18 @@
         </w:tc>
         <w:tc>
           <w:tcPr>
-            <w:tcW w:type="dxa" w:w="1938"/>
+            <w:tcW w:type="dxa" w:w="1871"/>
           </w:tcPr>
           <w:p>
+            <w:pPr>
+              <w:jc w:val="left"/>
+            </w:pPr>
             <w:r/>
             <w:r>
               <w:rPr>
-                <w:rFonts w:ascii="Times New Roman" w:hAnsi="Times New Roman"/>
-                <w:sz w:val="24"/>
+                <w:rFonts w:ascii="Times New Roman" w:hAnsi="Times New Roman" w:eastAsia="Times New Roman"/>
+                <w:b w:val="0"/>
+                <w:sz w:val="20"/>
               </w:rPr>
               <w:t>&lt; 1</w:t>
             </w:r>
@@ -2685,14 +3440,18 @@
         </w:tc>
         <w:tc>
           <w:tcPr>
-            <w:tcW w:type="dxa" w:w="1938"/>
+            <w:tcW w:type="dxa" w:w="1871"/>
           </w:tcPr>
           <w:p>
+            <w:pPr>
+              <w:jc w:val="left"/>
+            </w:pPr>
             <w:r/>
             <w:r>
               <w:rPr>
-                <w:rFonts w:ascii="Times New Roman" w:hAnsi="Times New Roman"/>
-                <w:sz w:val="24"/>
+                <w:rFonts w:ascii="Times New Roman" w:hAnsi="Times New Roman" w:eastAsia="Times New Roman"/>
+                <w:b w:val="0"/>
+                <w:sz w:val="20"/>
               </w:rPr>
               <w:t>1</w:t>
             </w:r>
@@ -2700,14 +3459,18 @@
         </w:tc>
         <w:tc>
           <w:tcPr>
-            <w:tcW w:type="dxa" w:w="1938"/>
+            <w:tcW w:type="dxa" w:w="1871"/>
           </w:tcPr>
           <w:p>
+            <w:pPr>
+              <w:jc w:val="left"/>
+            </w:pPr>
             <w:r/>
             <w:r>
               <w:rPr>
-                <w:rFonts w:ascii="Times New Roman" w:hAnsi="Times New Roman"/>
-                <w:sz w:val="24"/>
+                <w:rFonts w:ascii="Times New Roman" w:hAnsi="Times New Roman" w:eastAsia="Times New Roman"/>
+                <w:b w:val="0"/>
+                <w:sz w:val="20"/>
               </w:rPr>
               <w:t>3 из 4</w:t>
             </w:r>
@@ -2717,14 +3480,18 @@
       <w:tr>
         <w:tc>
           <w:tcPr>
-            <w:tcW w:type="dxa" w:w="1938"/>
+            <w:tcW w:type="dxa" w:w="1871"/>
           </w:tcPr>
           <w:p>
+            <w:pPr>
+              <w:jc w:val="left"/>
+            </w:pPr>
             <w:r/>
             <w:r>
               <w:rPr>
-                <w:rFonts w:ascii="Times New Roman" w:hAnsi="Times New Roman"/>
-                <w:sz w:val="24"/>
+                <w:rFonts w:ascii="Times New Roman" w:hAnsi="Times New Roman" w:eastAsia="Times New Roman"/>
+                <w:b w:val="0"/>
+                <w:sz w:val="20"/>
               </w:rPr>
               <w:t>bcrypt</w:t>
             </w:r>
@@ -2732,14 +3499,18 @@
         </w:tc>
         <w:tc>
           <w:tcPr>
-            <w:tcW w:type="dxa" w:w="1938"/>
+            <w:tcW w:type="dxa" w:w="1871"/>
           </w:tcPr>
           <w:p>
+            <w:pPr>
+              <w:jc w:val="left"/>
+            </w:pPr>
             <w:r/>
             <w:r>
               <w:rPr>
-                <w:rFonts w:ascii="Times New Roman" w:hAnsi="Times New Roman"/>
-                <w:sz w:val="24"/>
+                <w:rFonts w:ascii="Times New Roman" w:hAnsi="Times New Roman" w:eastAsia="Times New Roman"/>
+                <w:b w:val="0"/>
+                <w:sz w:val="20"/>
               </w:rPr>
               <w:t>7,60</w:t>
             </w:r>
@@ -2747,14 +3518,18 @@
         </w:tc>
         <w:tc>
           <w:tcPr>
-            <w:tcW w:type="dxa" w:w="1938"/>
+            <w:tcW w:type="dxa" w:w="1871"/>
           </w:tcPr>
           <w:p>
+            <w:pPr>
+              <w:jc w:val="left"/>
+            </w:pPr>
             <w:r/>
             <w:r>
               <w:rPr>
-                <w:rFonts w:ascii="Times New Roman" w:hAnsi="Times New Roman"/>
-                <w:sz w:val="24"/>
+                <w:rFonts w:ascii="Times New Roman" w:hAnsi="Times New Roman" w:eastAsia="Times New Roman"/>
+                <w:b w:val="0"/>
+                <w:sz w:val="20"/>
               </w:rPr>
               <w:t>4</w:t>
             </w:r>
@@ -2762,14 +3537,18 @@
         </w:tc>
         <w:tc>
           <w:tcPr>
-            <w:tcW w:type="dxa" w:w="1938"/>
+            <w:tcW w:type="dxa" w:w="1871"/>
           </w:tcPr>
           <w:p>
+            <w:pPr>
+              <w:jc w:val="left"/>
+            </w:pPr>
             <w:r/>
             <w:r>
               <w:rPr>
-                <w:rFonts w:ascii="Times New Roman" w:hAnsi="Times New Roman"/>
-                <w:sz w:val="24"/>
+                <w:rFonts w:ascii="Times New Roman" w:hAnsi="Times New Roman" w:eastAsia="Times New Roman"/>
+                <w:b w:val="0"/>
+                <w:sz w:val="20"/>
               </w:rPr>
               <w:t>16</w:t>
             </w:r>
@@ -2777,14 +3556,18 @@
         </w:tc>
         <w:tc>
           <w:tcPr>
-            <w:tcW w:type="dxa" w:w="1938"/>
+            <w:tcW w:type="dxa" w:w="1871"/>
           </w:tcPr>
           <w:p>
+            <w:pPr>
+              <w:jc w:val="left"/>
+            </w:pPr>
             <w:r/>
             <w:r>
               <w:rPr>
-                <w:rFonts w:ascii="Times New Roman" w:hAnsi="Times New Roman"/>
-                <w:sz w:val="24"/>
+                <w:rFonts w:ascii="Times New Roman" w:hAnsi="Times New Roman" w:eastAsia="Times New Roman"/>
+                <w:b w:val="0"/>
+                <w:sz w:val="20"/>
               </w:rPr>
               <w:t>3 из 4</w:t>
             </w:r>
@@ -2794,14 +3577,18 @@
       <w:tr>
         <w:tc>
           <w:tcPr>
-            <w:tcW w:type="dxa" w:w="1938"/>
+            <w:tcW w:type="dxa" w:w="1871"/>
           </w:tcPr>
           <w:p>
+            <w:pPr>
+              <w:jc w:val="left"/>
+            </w:pPr>
             <w:r/>
             <w:r>
               <w:rPr>
-                <w:rFonts w:ascii="Times New Roman" w:hAnsi="Times New Roman"/>
-                <w:sz w:val="24"/>
+                <w:rFonts w:ascii="Times New Roman" w:hAnsi="Times New Roman" w:eastAsia="Times New Roman"/>
+                <w:b w:val="0"/>
+                <w:sz w:val="20"/>
               </w:rPr>
               <w:t>Argon2id</w:t>
             </w:r>
@@ -2809,14 +3596,18 @@
         </w:tc>
         <w:tc>
           <w:tcPr>
-            <w:tcW w:type="dxa" w:w="1938"/>
+            <w:tcW w:type="dxa" w:w="1871"/>
           </w:tcPr>
           <w:p>
+            <w:pPr>
+              <w:jc w:val="left"/>
+            </w:pPr>
             <w:r/>
             <w:r>
               <w:rPr>
-                <w:rFonts w:ascii="Times New Roman" w:hAnsi="Times New Roman"/>
-                <w:sz w:val="24"/>
+                <w:rFonts w:ascii="Times New Roman" w:hAnsi="Times New Roman" w:eastAsia="Times New Roman"/>
+                <w:b w:val="0"/>
+                <w:sz w:val="20"/>
               </w:rPr>
               <w:t>31,79</w:t>
             </w:r>
@@ -2824,14 +3615,18 @@
         </w:tc>
         <w:tc>
           <w:tcPr>
-            <w:tcW w:type="dxa" w:w="1938"/>
+            <w:tcW w:type="dxa" w:w="1871"/>
           </w:tcPr>
           <w:p>
+            <w:pPr>
+              <w:jc w:val="left"/>
+            </w:pPr>
             <w:r/>
             <w:r>
               <w:rPr>
-                <w:rFonts w:ascii="Times New Roman" w:hAnsi="Times New Roman"/>
-                <w:sz w:val="24"/>
+                <w:rFonts w:ascii="Times New Roman" w:hAnsi="Times New Roman" w:eastAsia="Times New Roman"/>
+                <w:b w:val="0"/>
+                <w:sz w:val="20"/>
               </w:rPr>
               <w:t>13</w:t>
             </w:r>
@@ -2839,14 +3634,18 @@
         </w:tc>
         <w:tc>
           <w:tcPr>
-            <w:tcW w:type="dxa" w:w="1938"/>
+            <w:tcW w:type="dxa" w:w="1871"/>
           </w:tcPr>
           <w:p>
+            <w:pPr>
+              <w:jc w:val="left"/>
+            </w:pPr>
             <w:r/>
             <w:r>
               <w:rPr>
-                <w:rFonts w:ascii="Times New Roman" w:hAnsi="Times New Roman"/>
-                <w:sz w:val="24"/>
+                <w:rFonts w:ascii="Times New Roman" w:hAnsi="Times New Roman" w:eastAsia="Times New Roman"/>
+                <w:b w:val="0"/>
+                <w:sz w:val="20"/>
               </w:rPr>
               <w:t>16</w:t>
             </w:r>
@@ -2854,14 +3653,18 @@
         </w:tc>
         <w:tc>
           <w:tcPr>
-            <w:tcW w:type="dxa" w:w="1938"/>
+            <w:tcW w:type="dxa" w:w="1871"/>
           </w:tcPr>
           <w:p>
+            <w:pPr>
+              <w:jc w:val="left"/>
+            </w:pPr>
             <w:r/>
             <w:r>
               <w:rPr>
-                <w:rFonts w:ascii="Times New Roman" w:hAnsi="Times New Roman"/>
-                <w:sz w:val="24"/>
+                <w:rFonts w:ascii="Times New Roman" w:hAnsi="Times New Roman" w:eastAsia="Times New Roman"/>
+                <w:b w:val="0"/>
+                <w:sz w:val="20"/>
               </w:rPr>
               <w:t>3 из 4</w:t>
             </w:r>
@@ -2870,39 +3673,65 @@
       </w:tr>
     </w:tbl>
     <w:p>
+      <w:pPr>
+        <w:spacing w:after="40"/>
+      </w:pPr>
+    </w:p>
+    <w:p>
+      <w:pPr>
+        <w:spacing w:after="80"/>
+        <w:ind w:firstLine="709"/>
+        <w:jc w:val="both"/>
+      </w:pPr>
       <w:r>
         <w:rPr>
+          <w:rFonts w:ascii="Times New Roman" w:hAnsi="Times New Roman" w:eastAsia="Times New Roman"/>
           <w:b w:val="0"/>
+          <w:sz w:val="24"/>
         </w:rPr>
         <w:t>На быстрых хэшах сравнивать время бессмысленно: словарь слишком короткий, и оба инструмента заканчивают раньше, чем успевают показать устойчивую скорость. У John время в строке DONE округлено до секунды, поэтому там и стоит «&lt; 1».</w:t>
       </w:r>
     </w:p>
     <w:p>
+      <w:pPr>
+        <w:spacing w:after="80"/>
+        <w:ind w:firstLine="709"/>
+        <w:jc w:val="both"/>
+      </w:pPr>
       <w:r>
         <w:rPr>
+          <w:rFonts w:ascii="Times New Roman" w:hAnsi="Times New Roman" w:eastAsia="Times New Roman"/>
           <w:b w:val="0"/>
+          <w:sz w:val="24"/>
         </w:rPr>
         <w:t>На медленных алгоритмах John оказался быстрее: 4 секунды против 7,6 на bcrypt и 13 секунд против 31,8 на Argon2id, то есть примерно в 1,9 и 2,4 раза. Разница объясняется условиями, а не ошибкой в моей программе. John считает все четыре хэша одновременно и использует 16 потоков OpenMP, а мой переборщик запускает по одному хэшу за раз и на восьми физических ядрах. Плюс John написан на C и использует оптимизированные AVX2-реализации. Если запустить мой код на 16 процессах, разрыв должен сократиться, но полностью не исчезнет. Главное, что оба инструмента нашли одни и те же три пароля из четырёх и не взяли «сложный» — значит, реализация считает правильно.</w:t>
       </w:r>
     </w:p>
     <w:p>
       <w:pPr>
-        <w:spacing w:before="240" w:after="120"/>
-        <w:ind w:firstLine="0"/>
-        <w:jc w:val="left"/>
+        <w:keepNext/>
+        <w:spacing w:before="280" w:after="80"/>
       </w:pPr>
       <w:r>
         <w:rPr>
+          <w:rFonts w:ascii="Times New Roman" w:hAnsi="Times New Roman" w:eastAsia="Times New Roman"/>
           <w:b/>
-          <w:sz w:val="30"/>
+          <w:sz w:val="28"/>
         </w:rPr>
         <w:t>9. Влияние алгоритма и сложности пароля</w:t>
       </w:r>
     </w:p>
     <w:p>
+      <w:pPr>
+        <w:spacing w:after="80"/>
+        <w:ind w:firstLine="709"/>
+        <w:jc w:val="both"/>
+      </w:pPr>
       <w:r>
         <w:rPr>
+          <w:rFonts w:ascii="Times New Roman" w:hAnsi="Times New Roman" w:eastAsia="Times New Roman"/>
           <w:b w:val="0"/>
+          <w:sz w:val="24"/>
         </w:rPr>
         <w:t>Для сравнения самих алгоритмов отдельно замерялась скорость одного ядра на одном хэше (hash_benchmark.py). Эти числа не зависят от запуска процессов и лучше показывают стоимость алгоритма.</w:t>
       </w:r>
@@ -2912,25 +3741,30 @@
         <w:tblStyle w:val="TableGrid"/>
         <w:tblW w:type="auto" w:w="0"/>
         <w:jc w:val="center"/>
+        <w:tblLayout w:type="autofit"/>
         <w:tblLook w:firstColumn="1" w:firstRow="1" w:lastColumn="0" w:lastRow="0" w:noHBand="0" w:noVBand="1" w:val="04A0"/>
       </w:tblPr>
       <w:tblGrid>
-        <w:gridCol w:w="3230"/>
-        <w:gridCol w:w="3230"/>
-        <w:gridCol w:w="3230"/>
+        <w:gridCol w:w="3118"/>
+        <w:gridCol w:w="3118"/>
+        <w:gridCol w:w="3118"/>
       </w:tblGrid>
       <w:tr>
         <w:tc>
           <w:tcPr>
-            <w:tcW w:type="dxa" w:w="3230"/>
+            <w:tcW w:type="dxa" w:w="3118"/>
+            <w:shd w:fill="DCE6F1"/>
           </w:tcPr>
           <w:p>
+            <w:pPr>
+              <w:jc w:val="center"/>
+            </w:pPr>
             <w:r/>
             <w:r>
               <w:rPr>
-                <w:rFonts w:ascii="Times New Roman" w:hAnsi="Times New Roman"/>
+                <w:rFonts w:ascii="Times New Roman" w:hAnsi="Times New Roman" w:eastAsia="Times New Roman"/>
                 <w:b/>
-                <w:sz w:val="24"/>
+                <w:sz w:val="20"/>
               </w:rPr>
               <w:t>Алгоритм</w:t>
             </w:r>
@@ -2938,15 +3772,19 @@
         </w:tc>
         <w:tc>
           <w:tcPr>
-            <w:tcW w:type="dxa" w:w="3230"/>
+            <w:tcW w:type="dxa" w:w="3118"/>
+            <w:shd w:fill="DCE6F1"/>
           </w:tcPr>
           <w:p>
+            <w:pPr>
+              <w:jc w:val="center"/>
+            </w:pPr>
             <w:r/>
             <w:r>
               <w:rPr>
-                <w:rFonts w:ascii="Times New Roman" w:hAnsi="Times New Roman"/>
+                <w:rFonts w:ascii="Times New Roman" w:hAnsi="Times New Roman" w:eastAsia="Times New Roman"/>
                 <w:b/>
-                <w:sz w:val="24"/>
+                <w:sz w:val="20"/>
               </w:rPr>
               <w:t>Средняя скорость, хэш/с</w:t>
             </w:r>
@@ -2954,15 +3792,19 @@
         </w:tc>
         <w:tc>
           <w:tcPr>
-            <w:tcW w:type="dxa" w:w="3230"/>
+            <w:tcW w:type="dxa" w:w="3118"/>
+            <w:shd w:fill="DCE6F1"/>
           </w:tcPr>
           <w:p>
+            <w:pPr>
+              <w:jc w:val="center"/>
+            </w:pPr>
             <w:r/>
             <w:r>
               <w:rPr>
-                <w:rFonts w:ascii="Times New Roman" w:hAnsi="Times New Roman"/>
+                <w:rFonts w:ascii="Times New Roman" w:hAnsi="Times New Roman" w:eastAsia="Times New Roman"/>
                 <w:b/>
-                <w:sz w:val="24"/>
+                <w:sz w:val="20"/>
               </w:rPr>
               <w:t>Время одного хэша</w:t>
             </w:r>
@@ -2972,14 +3814,18 @@
       <w:tr>
         <w:tc>
           <w:tcPr>
-            <w:tcW w:type="dxa" w:w="3230"/>
+            <w:tcW w:type="dxa" w:w="3118"/>
           </w:tcPr>
           <w:p>
+            <w:pPr>
+              <w:jc w:val="left"/>
+            </w:pPr>
             <w:r/>
             <w:r>
               <w:rPr>
-                <w:rFonts w:ascii="Times New Roman" w:hAnsi="Times New Roman"/>
-                <w:sz w:val="24"/>
+                <w:rFonts w:ascii="Times New Roman" w:hAnsi="Times New Roman" w:eastAsia="Times New Roman"/>
+                <w:b w:val="0"/>
+                <w:sz w:val="20"/>
               </w:rPr>
               <w:t>SHA-1</w:t>
             </w:r>
@@ -2987,14 +3833,18 @@
         </w:tc>
         <w:tc>
           <w:tcPr>
-            <w:tcW w:type="dxa" w:w="3230"/>
+            <w:tcW w:type="dxa" w:w="3118"/>
           </w:tcPr>
           <w:p>
+            <w:pPr>
+              <w:jc w:val="left"/>
+            </w:pPr>
             <w:r/>
             <w:r>
               <w:rPr>
-                <w:rFonts w:ascii="Times New Roman" w:hAnsi="Times New Roman"/>
-                <w:sz w:val="24"/>
+                <w:rFonts w:ascii="Times New Roman" w:hAnsi="Times New Roman" w:eastAsia="Times New Roman"/>
+                <w:b w:val="0"/>
+                <w:sz w:val="20"/>
               </w:rPr>
               <w:t>2 233 799</w:t>
             </w:r>
@@ -3002,14 +3852,18 @@
         </w:tc>
         <w:tc>
           <w:tcPr>
-            <w:tcW w:type="dxa" w:w="3230"/>
+            <w:tcW w:type="dxa" w:w="3118"/>
           </w:tcPr>
           <w:p>
+            <w:pPr>
+              <w:jc w:val="left"/>
+            </w:pPr>
             <w:r/>
             <w:r>
               <w:rPr>
-                <w:rFonts w:ascii="Times New Roman" w:hAnsi="Times New Roman"/>
-                <w:sz w:val="24"/>
+                <w:rFonts w:ascii="Times New Roman" w:hAnsi="Times New Roman" w:eastAsia="Times New Roman"/>
+                <w:b w:val="0"/>
+                <w:sz w:val="20"/>
               </w:rPr>
               <w:t>0,000448 мс</w:t>
             </w:r>
@@ -3019,14 +3873,18 @@
       <w:tr>
         <w:tc>
           <w:tcPr>
-            <w:tcW w:type="dxa" w:w="3230"/>
+            <w:tcW w:type="dxa" w:w="3118"/>
           </w:tcPr>
           <w:p>
+            <w:pPr>
+              <w:jc w:val="left"/>
+            </w:pPr>
             <w:r/>
             <w:r>
               <w:rPr>
-                <w:rFonts w:ascii="Times New Roman" w:hAnsi="Times New Roman"/>
-                <w:sz w:val="24"/>
+                <w:rFonts w:ascii="Times New Roman" w:hAnsi="Times New Roman" w:eastAsia="Times New Roman"/>
+                <w:b w:val="0"/>
+                <w:sz w:val="20"/>
               </w:rPr>
               <w:t>MD5</w:t>
             </w:r>
@@ -3034,14 +3892,18 @@
         </w:tc>
         <w:tc>
           <w:tcPr>
-            <w:tcW w:type="dxa" w:w="3230"/>
+            <w:tcW w:type="dxa" w:w="3118"/>
           </w:tcPr>
           <w:p>
+            <w:pPr>
+              <w:jc w:val="left"/>
+            </w:pPr>
             <w:r/>
             <w:r>
               <w:rPr>
-                <w:rFonts w:ascii="Times New Roman" w:hAnsi="Times New Roman"/>
-                <w:sz w:val="24"/>
+                <w:rFonts w:ascii="Times New Roman" w:hAnsi="Times New Roman" w:eastAsia="Times New Roman"/>
+                <w:b w:val="0"/>
+                <w:sz w:val="20"/>
               </w:rPr>
               <w:t>2 111 364</w:t>
             </w:r>
@@ -3049,14 +3911,18 @@
         </w:tc>
         <w:tc>
           <w:tcPr>
-            <w:tcW w:type="dxa" w:w="3230"/>
+            <w:tcW w:type="dxa" w:w="3118"/>
           </w:tcPr>
           <w:p>
+            <w:pPr>
+              <w:jc w:val="left"/>
+            </w:pPr>
             <w:r/>
             <w:r>
               <w:rPr>
-                <w:rFonts w:ascii="Times New Roman" w:hAnsi="Times New Roman"/>
-                <w:sz w:val="24"/>
+                <w:rFonts w:ascii="Times New Roman" w:hAnsi="Times New Roman" w:eastAsia="Times New Roman"/>
+                <w:b w:val="0"/>
+                <w:sz w:val="20"/>
               </w:rPr>
               <w:t>0,000474 мс</w:t>
             </w:r>
@@ -3066,14 +3932,18 @@
       <w:tr>
         <w:tc>
           <w:tcPr>
-            <w:tcW w:type="dxa" w:w="3230"/>
+            <w:tcW w:type="dxa" w:w="3118"/>
           </w:tcPr>
           <w:p>
+            <w:pPr>
+              <w:jc w:val="left"/>
+            </w:pPr>
             <w:r/>
             <w:r>
               <w:rPr>
-                <w:rFonts w:ascii="Times New Roman" w:hAnsi="Times New Roman"/>
-                <w:sz w:val="24"/>
+                <w:rFonts w:ascii="Times New Roman" w:hAnsi="Times New Roman" w:eastAsia="Times New Roman"/>
+                <w:b w:val="0"/>
+                <w:sz w:val="20"/>
               </w:rPr>
               <w:t>bcrypt (cost=10)</w:t>
             </w:r>
@@ -3081,14 +3951,18 @@
         </w:tc>
         <w:tc>
           <w:tcPr>
-            <w:tcW w:type="dxa" w:w="3230"/>
+            <w:tcW w:type="dxa" w:w="3118"/>
           </w:tcPr>
           <w:p>
+            <w:pPr>
+              <w:jc w:val="left"/>
+            </w:pPr>
             <w:r/>
             <w:r>
               <w:rPr>
-                <w:rFonts w:ascii="Times New Roman" w:hAnsi="Times New Roman"/>
-                <w:sz w:val="24"/>
+                <w:rFonts w:ascii="Times New Roman" w:hAnsi="Times New Roman" w:eastAsia="Times New Roman"/>
+                <w:b w:val="0"/>
+                <w:sz w:val="20"/>
               </w:rPr>
               <w:t>13</w:t>
             </w:r>
@@ -3096,14 +3970,18 @@
         </w:tc>
         <w:tc>
           <w:tcPr>
-            <w:tcW w:type="dxa" w:w="3230"/>
+            <w:tcW w:type="dxa" w:w="3118"/>
           </w:tcPr>
           <w:p>
+            <w:pPr>
+              <w:jc w:val="left"/>
+            </w:pPr>
             <w:r/>
             <w:r>
               <w:rPr>
-                <w:rFonts w:ascii="Times New Roman" w:hAnsi="Times New Roman"/>
-                <w:sz w:val="24"/>
+                <w:rFonts w:ascii="Times New Roman" w:hAnsi="Times New Roman" w:eastAsia="Times New Roman"/>
+                <w:b w:val="0"/>
+                <w:sz w:val="20"/>
               </w:rPr>
               <w:t>78,631977 мс</w:t>
             </w:r>
@@ -3113,14 +3991,18 @@
       <w:tr>
         <w:tc>
           <w:tcPr>
-            <w:tcW w:type="dxa" w:w="3230"/>
+            <w:tcW w:type="dxa" w:w="3118"/>
           </w:tcPr>
           <w:p>
+            <w:pPr>
+              <w:jc w:val="left"/>
+            </w:pPr>
             <w:r/>
             <w:r>
               <w:rPr>
-                <w:rFonts w:ascii="Times New Roman" w:hAnsi="Times New Roman"/>
-                <w:sz w:val="24"/>
+                <w:rFonts w:ascii="Times New Roman" w:hAnsi="Times New Roman" w:eastAsia="Times New Roman"/>
+                <w:b w:val="0"/>
+                <w:sz w:val="20"/>
               </w:rPr>
               <w:t>Argon2id (m=64МБ,t=3,p=2)</w:t>
             </w:r>
@@ -3128,14 +4010,18 @@
         </w:tc>
         <w:tc>
           <w:tcPr>
-            <w:tcW w:type="dxa" w:w="3230"/>
+            <w:tcW w:type="dxa" w:w="3118"/>
           </w:tcPr>
           <w:p>
+            <w:pPr>
+              <w:jc w:val="left"/>
+            </w:pPr>
             <w:r/>
             <w:r>
               <w:rPr>
-                <w:rFonts w:ascii="Times New Roman" w:hAnsi="Times New Roman"/>
-                <w:sz w:val="24"/>
+                <w:rFonts w:ascii="Times New Roman" w:hAnsi="Times New Roman" w:eastAsia="Times New Roman"/>
+                <w:b w:val="0"/>
+                <w:sz w:val="20"/>
               </w:rPr>
               <w:t>10</w:t>
             </w:r>
@@ -3143,14 +4029,18 @@
         </w:tc>
         <w:tc>
           <w:tcPr>
-            <w:tcW w:type="dxa" w:w="3230"/>
+            <w:tcW w:type="dxa" w:w="3118"/>
           </w:tcPr>
           <w:p>
+            <w:pPr>
+              <w:jc w:val="left"/>
+            </w:pPr>
             <w:r/>
             <w:r>
               <w:rPr>
-                <w:rFonts w:ascii="Times New Roman" w:hAnsi="Times New Roman"/>
-                <w:sz w:val="24"/>
+                <w:rFonts w:ascii="Times New Roman" w:hAnsi="Times New Roman" w:eastAsia="Times New Roman"/>
+                <w:b w:val="0"/>
+                <w:sz w:val="20"/>
               </w:rPr>
               <w:t>100,086245 мс</w:t>
             </w:r>
@@ -3159,196 +4049,270 @@
       </w:tr>
     </w:tbl>
     <w:p>
+      <w:pPr>
+        <w:spacing w:after="40"/>
+      </w:pPr>
+    </w:p>
+    <w:p>
+      <w:pPr>
+        <w:spacing w:after="80"/>
+        <w:ind w:firstLine="709"/>
+        <w:jc w:val="both"/>
+      </w:pPr>
       <w:r>
         <w:rPr>
+          <w:rFonts w:ascii="Times New Roman" w:hAnsi="Times New Roman" w:eastAsia="Times New Roman"/>
           <w:b w:val="0"/>
+          <w:sz w:val="24"/>
         </w:rPr>
         <w:t>Разрыв между быстрыми и медленными алгоритмами огромен. SHA-1 и MD5 на одном ядре дают около двух миллионов хэшей в секунду, bcrypt — примерно 13, Argon2id — около 10. То есть bcrypt медленнее MD5 примерно в 160 тысяч раз при выбранных параметрах. Именно поэтому выбор алгоритма важнее, чем добавление пары символов к паролю: даже короткий пароль на bcrypt перебирать в тысячи раз дороже, чем длинный на MD5.</w:t>
       </w:r>
     </w:p>
     <w:p>
+      <w:pPr>
+        <w:spacing w:after="80"/>
+        <w:ind w:firstLine="709"/>
+        <w:jc w:val="both"/>
+      </w:pPr>
       <w:r>
         <w:rPr>
+          <w:rFonts w:ascii="Times New Roman" w:hAnsi="Times New Roman" w:eastAsia="Times New Roman"/>
           <w:b w:val="0"/>
+          <w:sz w:val="24"/>
         </w:rPr>
         <w:t>Второй фактор — размер пространства паролей. Шесть цифр дают миллион комбинаций. На MD5 с восемью процессами это 1,35 секунды, на bcrypt — около 5,6 часа (при 49,5 хэша/с), на Argon2id — около 19,7 часа (при 14,1 хэша/с). Для восьмисимвольного пароля из 72 символов пространство равно 72^8, то есть примерно 7,2 умножить на 10 в 14 степени. При тех же скоростях полный перебор на MD5 займёт 31 год, на bcrypt — 462 тысячи лет, на Argon2id — 1,6 миллиона лет. Это оценки для одного ноутбука и только для CPU. На видеокарте MD5 и SHA-1 ускоряются в сотни раз, поэтому для них такие расчёты не дают никакой защиты, а bcrypt и Argon2id из-за памяти и итераций держатся заметно лучше. Дискретной видеокарты у меня нет, поэтому GPU-ускорение в работе не использовалось; вместо него сделана многопроцессность.</w:t>
       </w:r>
     </w:p>
     <w:p>
       <w:pPr>
-        <w:spacing w:before="240" w:after="120"/>
-        <w:ind w:firstLine="0"/>
-        <w:jc w:val="left"/>
+        <w:keepNext/>
+        <w:spacing w:before="280" w:after="80"/>
       </w:pPr>
       <w:r>
         <w:rPr>
+          <w:rFonts w:ascii="Times New Roman" w:hAnsi="Times New Roman" w:eastAsia="Times New Roman"/>
           <w:b/>
-          <w:sz w:val="30"/>
+          <w:sz w:val="28"/>
         </w:rPr>
         <w:t>10. Ограничения работы</w:t>
       </w:r>
     </w:p>
     <w:p>
+      <w:pPr>
+        <w:spacing w:after="80"/>
+        <w:ind w:firstLine="709"/>
+        <w:jc w:val="both"/>
+      </w:pPr>
       <w:r>
         <w:rPr>
+          <w:rFonts w:ascii="Times New Roman" w:hAnsi="Times New Roman" w:eastAsia="Times New Roman"/>
           <w:b w:val="0"/>
+          <w:sz w:val="24"/>
         </w:rPr>
         <w:t>Словарь содержит всего 241 слово, и все выводы по «сложным» паролям относятся именно к нему. На промышленном словаре из миллионов строк результат был бы другим. Маска проверялась только на шестизначных числах: этого достаточно, чтобы показать механизм, но не чтобы оценить стойкость реальных паролей. Замеры сделаны на CPU без GPU и без hashcat, а John использовал 16 потоков против восьми процессов у меня. Время моего инструмента включает запуск пула процессов, поэтому на коротких словарях оно завышено. Все хэши и пароли — учебные, из методички.</w:t>
       </w:r>
     </w:p>
     <w:p>
       <w:pPr>
-        <w:spacing w:before="240" w:after="120"/>
-        <w:ind w:firstLine="0"/>
-        <w:jc w:val="left"/>
+        <w:keepNext/>
+        <w:spacing w:before="280" w:after="80"/>
       </w:pPr>
       <w:r>
         <w:rPr>
+          <w:rFonts w:ascii="Times New Roman" w:hAnsi="Times New Roman" w:eastAsia="Times New Roman"/>
           <w:b/>
-          <w:sz w:val="30"/>
+          <w:sz w:val="28"/>
         </w:rPr>
         <w:t>11. Файлы работы</w:t>
       </w:r>
     </w:p>
     <w:p>
       <w:pPr>
-        <w:ind w:firstLine="0"/>
+        <w:spacing w:after="80"/>
+        <w:jc w:val="both"/>
       </w:pPr>
       <w:r>
         <w:rPr>
+          <w:rFonts w:ascii="Times New Roman" w:hAnsi="Times New Roman" w:eastAsia="Times New Roman"/>
           <w:b w:val="0"/>
+          <w:sz w:val="24"/>
         </w:rPr>
         <w:t>bruteforce.py — переборщик, словарная атака, маска, --lab и --selftest.</w:t>
       </w:r>
     </w:p>
     <w:p>
       <w:pPr>
-        <w:ind w:firstLine="0"/>
+        <w:spacing w:after="80"/>
+        <w:jc w:val="both"/>
       </w:pPr>
       <w:r>
         <w:rPr>
+          <w:rFonts w:ascii="Times New Roman" w:hAnsi="Times New Roman" w:eastAsia="Times New Roman"/>
           <w:b w:val="0"/>
+          <w:sz w:val="24"/>
         </w:rPr>
         <w:t>wordlist.txt — словарь из 241 пароля.</w:t>
       </w:r>
     </w:p>
     <w:p>
       <w:pPr>
-        <w:ind w:firstLine="0"/>
+        <w:spacing w:after="80"/>
+        <w:jc w:val="both"/>
       </w:pPr>
       <w:r>
         <w:rPr>
+          <w:rFonts w:ascii="Times New Roman" w:hAnsi="Times New Roman" w:eastAsia="Times New Roman"/>
           <w:b w:val="0"/>
+          <w:sz w:val="24"/>
         </w:rPr>
         <w:t>parallel_benchmark.py — замер ускорения на 1, 2, 4 и 8 процессах.</w:t>
       </w:r>
     </w:p>
     <w:p>
       <w:pPr>
-        <w:ind w:firstLine="0"/>
+        <w:spacing w:after="80"/>
+        <w:jc w:val="both"/>
       </w:pPr>
       <w:r>
         <w:rPr>
+          <w:rFonts w:ascii="Times New Roman" w:hAnsi="Times New Roman" w:eastAsia="Times New Roman"/>
           <w:b w:val="0"/>
+          <w:sz w:val="24"/>
         </w:rPr>
         <w:t>run_john.sh и папка john/ — сборка John jumbo в Docker, хэши и логи сравнения.</w:t>
       </w:r>
     </w:p>
     <w:p>
       <w:pPr>
-        <w:ind w:firstLine="0"/>
+        <w:spacing w:after="80"/>
+        <w:jc w:val="both"/>
       </w:pPr>
       <w:r>
         <w:rPr>
+          <w:rFonts w:ascii="Times New Roman" w:hAnsi="Times New Roman" w:eastAsia="Times New Roman"/>
           <w:b w:val="0"/>
+          <w:sz w:val="24"/>
         </w:rPr>
         <w:t>crack_results.csv — результаты по 16 хэшам и двум маскам.</w:t>
       </w:r>
     </w:p>
     <w:p>
       <w:pPr>
-        <w:ind w:firstLine="0"/>
+        <w:spacing w:after="80"/>
+        <w:jc w:val="both"/>
       </w:pPr>
       <w:r>
         <w:rPr>
+          <w:rFonts w:ascii="Times New Roman" w:hAnsi="Times New Roman" w:eastAsia="Times New Roman"/>
           <w:b w:val="0"/>
+          <w:sz w:val="24"/>
         </w:rPr>
         <w:t>parallel_results.csv — времена и ускорения по процессам.</w:t>
       </w:r>
     </w:p>
     <w:p>
       <w:pPr>
-        <w:ind w:firstLine="0"/>
+        <w:spacing w:after="80"/>
+        <w:jc w:val="both"/>
       </w:pPr>
       <w:r>
         <w:rPr>
+          <w:rFonts w:ascii="Times New Roman" w:hAnsi="Times New Roman" w:eastAsia="Times New Roman"/>
           <w:b w:val="0"/>
+          <w:sz w:val="24"/>
         </w:rPr>
         <w:t>john/john_results.csv — итоги сравнения с John.</w:t>
       </w:r>
     </w:p>
     <w:p>
       <w:pPr>
-        <w:ind w:firstLine="0"/>
+        <w:spacing w:after="80"/>
+        <w:jc w:val="both"/>
       </w:pPr>
       <w:r>
         <w:rPr>
+          <w:rFonts w:ascii="Times New Roman" w:hAnsi="Times New Roman" w:eastAsia="Times New Roman"/>
           <w:b w:val="0"/>
+          <w:sz w:val="24"/>
         </w:rPr>
         <w:t>hash_benchmark.py и hash_benchmark_results.csv — скорость одного хэша на одном ядре.</w:t>
       </w:r>
     </w:p>
     <w:p>
       <w:pPr>
-        <w:ind w:firstLine="0"/>
+        <w:spacing w:after="80"/>
+        <w:jc w:val="both"/>
       </w:pPr>
       <w:r>
         <w:rPr>
+          <w:rFonts w:ascii="Times New Roman" w:hAnsi="Times New Roman" w:eastAsia="Times New Roman"/>
           <w:b w:val="0"/>
+          <w:sz w:val="24"/>
         </w:rPr>
         <w:t>gen_report.py — собирает этот отчёт из перечисленных CSV.</w:t>
       </w:r>
     </w:p>
     <w:p>
       <w:pPr>
-        <w:spacing w:before="240" w:after="120"/>
-        <w:ind w:firstLine="0"/>
-        <w:jc w:val="left"/>
+        <w:keepNext/>
+        <w:spacing w:before="280" w:after="80"/>
       </w:pPr>
       <w:r>
         <w:rPr>
+          <w:rFonts w:ascii="Times New Roman" w:hAnsi="Times New Roman" w:eastAsia="Times New Roman"/>
           <w:b/>
-          <w:sz w:val="30"/>
+          <w:sz w:val="28"/>
         </w:rPr>
         <w:t>12. Выводы</w:t>
       </w:r>
     </w:p>
     <w:p>
+      <w:pPr>
+        <w:spacing w:after="80"/>
+        <w:ind w:firstLine="709"/>
+        <w:jc w:val="both"/>
+      </w:pPr>
       <w:r>
         <w:rPr>
+          <w:rFonts w:ascii="Times New Roman" w:hAnsi="Times New Roman" w:eastAsia="Times New Roman"/>
           <w:b w:val="0"/>
+          <w:sz w:val="24"/>
         </w:rPr>
         <w:t>Собственный переборщик работает: он правильно определяет все четыре алгоритма, поддерживает словарь и полный перебор по маске, умеет останавливаться при находке и считает статистику. На учебном наборе из 16 хэшей словарём восстановлено 12 паролей, включая 123456, apple и Create; «сложный» пароль не найден ни одним алгоритмом, потому что его нет в словаре. Полный перебор шестизначного числа по маске занял меньше секунды на SHA-1 и MD5.</w:t>
       </w:r>
     </w:p>
     <w:p>
+      <w:pPr>
+        <w:spacing w:after="80"/>
+        <w:ind w:firstLine="709"/>
+        <w:jc w:val="both"/>
+      </w:pPr>
       <w:r>
         <w:rPr>
+          <w:rFonts w:ascii="Times New Roman" w:hAnsi="Times New Roman" w:eastAsia="Times New Roman"/>
           <w:b w:val="0"/>
+          <w:sz w:val="24"/>
         </w:rPr>
         <w:t>Эксперимент наглядно показывает, что скорость подбора определяется прежде всего алгоритмом. Между MD5 и bcrypt при одинаковом словаре разница в тысячи раз, а между MD5 и Argon2id — ещё больше с учётом памяти. Сложность пароля тоже важна, но она не спасает от словаря: слово Create было помечено как «очень сложное», однако нашлось сразу, потому что оно есть в списке. Настоящую стойкость даёт сочетание: медленный алгоритм с солью, длинный уникальный пароль, ограничение числа попыток и двухфакторная аутентификация.</w:t>
       </w:r>
     </w:p>
     <w:p>
+      <w:pPr>
+        <w:spacing w:after="80"/>
+        <w:ind w:firstLine="709"/>
+        <w:jc w:val="both"/>
+      </w:pPr>
       <w:r>
         <w:rPr>
+          <w:rFonts w:ascii="Times New Roman" w:hAnsi="Times New Roman" w:eastAsia="Times New Roman"/>
           <w:b w:val="0"/>
+          <w:sz w:val="24"/>
         </w:rPr>
         <w:t>Многопроцессность дала ускорение в 2,6–6 раз, но не в восемь: для MD5 мешает передача кандидатов из главного процесса, для Argon2id — пропускная способность памяти. Это ожидаемый результат и хорошая иллюстрация того, что параллелизм не всегда масштабируется линейно. John the Ripper на медленных хэшах оказался в 1,9–2,4 раза быстрее за счёт 16 потоков и C-реализации, но нашёл те же самые пароли, что подтверждает корректность собственной программы.</w:t>
       </w:r>
     </w:p>
     <w:sectPr>
-      <w:pgSz w:w="12240" w:h="15840"/>
+      <w:pgSz w:w="11906" w:h="16838"/>
       <w:pgMar w:top="1134" w:right="850" w:bottom="1134" w:left="1701" w:header="720" w:footer="720" w:gutter="0"/>
       <w:cols w:space="720"/>
       <w:docGrid w:linePitch="360"/>
@@ -3721,13 +4685,11 @@
     <w:qFormat/>
     <w:rsid w:val="00FC693F"/>
     <w:pPr>
-      <w:spacing w:line="360" w:lineRule="auto" w:after="0"/>
-      <w:ind w:firstLine="709"/>
-      <w:jc w:val="both"/>
+      <w:spacing w:line="324" w:lineRule="auto" w:after="0"/>
     </w:pPr>
     <w:rPr>
-      <w:rFonts w:ascii="Times New Roman" w:hAnsi="Times New Roman" w:eastAsia="Times New Roman"/>
-      <w:sz w:val="28"/>
+      <w:rFonts w:ascii="Times New Roman" w:hAnsi="Times New Roman"/>
+      <w:sz w:val="24"/>
     </w:rPr>
   </w:style>
   <w:style w:type="paragraph" w:styleId="Header">

--- a/Практика3_Хеширование/Отчет_Практика3.docx
+++ b/Практика3_Хеширование/Отчет_Практика3.docx
@@ -143,6 +143,470 @@
         </w:rPr>
         <w:t>Замеры выполнены на ноутбуке: AMD Ryzen 7 5700U (8 физических ядер, 16 логических потоков), 16 ГБ оперативной памяти, Windows 11, Python 3.12.4. Основной прогон лабораторной запускался с восемью рабочими процессами — по числу физических ядер, чтобы не мешать измерениям гиперпоточностью. В сравнении с John the Ripper это надо учитывать: John в тех же условиях запускался на 16 потоках OpenMP, если формат это поддерживает.</w:t>
       </w:r>
+    </w:p>
+    <w:p>
+      <w:pPr>
+        <w:keepNext/>
+        <w:spacing w:before="160" w:after="80"/>
+      </w:pPr>
+      <w:r>
+        <w:rPr>
+          <w:rFonts w:ascii="Times New Roman" w:hAnsi="Times New Roman" w:eastAsia="Times New Roman"/>
+          <w:b/>
+          <w:sz w:val="24"/>
+        </w:rPr>
+        <w:t>2.1. Соответствие требованиям задания</w:t>
+      </w:r>
+    </w:p>
+    <w:p>
+      <w:pPr>
+        <w:spacing w:after="80"/>
+        <w:ind w:firstLine="709"/>
+        <w:jc w:val="both"/>
+      </w:pPr>
+      <w:r>
+        <w:rPr>
+          <w:rFonts w:ascii="Times New Roman" w:hAnsi="Times New Roman" w:eastAsia="Times New Roman"/>
+          <w:b w:val="0"/>
+          <w:sz w:val="24"/>
+        </w:rPr>
+        <w:t>В методичке перечислены пять пунктов, что нужно реализовать, и критерии сдачи. Ниже показано, где каждый из них раскрыт в этом отчёте.</w:t>
+      </w:r>
+    </w:p>
+    <w:tbl>
+      <w:tblPr>
+        <w:tblStyle w:val="TableGrid"/>
+        <w:tblW w:type="auto" w:w="0"/>
+        <w:jc w:val="center"/>
+        <w:tblLayout w:type="autofit"/>
+        <w:tblLook w:firstColumn="1" w:firstRow="1" w:lastColumn="0" w:lastRow="0" w:noHBand="0" w:noVBand="1" w:val="04A0"/>
+      </w:tblPr>
+      <w:tblGrid>
+        <w:gridCol w:w="3118"/>
+        <w:gridCol w:w="3118"/>
+        <w:gridCol w:w="3118"/>
+      </w:tblGrid>
+      <w:tr>
+        <w:tc>
+          <w:tcPr>
+            <w:tcW w:type="dxa" w:w="3118"/>
+            <w:shd w:fill="DCE6F1"/>
+          </w:tcPr>
+          <w:p>
+            <w:pPr>
+              <w:jc w:val="center"/>
+            </w:pPr>
+            <w:r/>
+            <w:r>
+              <w:rPr>
+                <w:rFonts w:ascii="Times New Roman" w:hAnsi="Times New Roman" w:eastAsia="Times New Roman"/>
+                <w:b/>
+                <w:sz w:val="20"/>
+              </w:rPr>
+              <w:t>Пункт задания</w:t>
+            </w:r>
+          </w:p>
+        </w:tc>
+        <w:tc>
+          <w:tcPr>
+            <w:tcW w:type="dxa" w:w="3118"/>
+            <w:shd w:fill="DCE6F1"/>
+          </w:tcPr>
+          <w:p>
+            <w:pPr>
+              <w:jc w:val="center"/>
+            </w:pPr>
+            <w:r/>
+            <w:r>
+              <w:rPr>
+                <w:rFonts w:ascii="Times New Roman" w:hAnsi="Times New Roman" w:eastAsia="Times New Roman"/>
+                <w:b/>
+                <w:sz w:val="20"/>
+              </w:rPr>
+              <w:t>Что сделано</w:t>
+            </w:r>
+          </w:p>
+        </w:tc>
+        <w:tc>
+          <w:tcPr>
+            <w:tcW w:type="dxa" w:w="3118"/>
+            <w:shd w:fill="DCE6F1"/>
+          </w:tcPr>
+          <w:p>
+            <w:pPr>
+              <w:jc w:val="center"/>
+            </w:pPr>
+            <w:r/>
+            <w:r>
+              <w:rPr>
+                <w:rFonts w:ascii="Times New Roman" w:hAnsi="Times New Roman" w:eastAsia="Times New Roman"/>
+                <w:b/>
+                <w:sz w:val="20"/>
+              </w:rPr>
+              <w:t>Раздел отчёта</w:t>
+            </w:r>
+          </w:p>
+        </w:tc>
+      </w:tr>
+      <w:tr>
+        <w:tc>
+          <w:tcPr>
+            <w:tcW w:type="dxa" w:w="3118"/>
+          </w:tcPr>
+          <w:p>
+            <w:pPr>
+              <w:jc w:val="left"/>
+            </w:pPr>
+            <w:r/>
+            <w:r>
+              <w:rPr>
+                <w:rFonts w:ascii="Times New Roman" w:hAnsi="Times New Roman" w:eastAsia="Times New Roman"/>
+                <w:b w:val="0"/>
+                <w:sz w:val="20"/>
+              </w:rPr>
+              <w:t>1. Написать собственный инструмент подбора по хэшу</w:t>
+            </w:r>
+          </w:p>
+        </w:tc>
+        <w:tc>
+          <w:tcPr>
+            <w:tcW w:type="dxa" w:w="3118"/>
+          </w:tcPr>
+          <w:p>
+            <w:pPr>
+              <w:jc w:val="left"/>
+            </w:pPr>
+            <w:r/>
+            <w:r>
+              <w:rPr>
+                <w:rFonts w:ascii="Times New Roman" w:hAnsi="Times New Roman" w:eastAsia="Times New Roman"/>
+                <w:b w:val="0"/>
+                <w:sz w:val="20"/>
+              </w:rPr>
+              <w:t>bruteforce.py: сам определяет алгоритм по формату строки, перебирает словарём и по маске, поддерживает SHA-1, MD5, bcrypt и Argon2id</w:t>
+            </w:r>
+          </w:p>
+        </w:tc>
+        <w:tc>
+          <w:tcPr>
+            <w:tcW w:type="dxa" w:w="3118"/>
+          </w:tcPr>
+          <w:p>
+            <w:pPr>
+              <w:jc w:val="left"/>
+            </w:pPr>
+            <w:r/>
+            <w:r>
+              <w:rPr>
+                <w:rFonts w:ascii="Times New Roman" w:hAnsi="Times New Roman" w:eastAsia="Times New Roman"/>
+                <w:b w:val="0"/>
+                <w:sz w:val="20"/>
+              </w:rPr>
+              <w:t>3, 3.1–3.5</w:t>
+            </w:r>
+          </w:p>
+        </w:tc>
+      </w:tr>
+      <w:tr>
+        <w:tc>
+          <w:tcPr>
+            <w:tcW w:type="dxa" w:w="3118"/>
+          </w:tcPr>
+          <w:p>
+            <w:pPr>
+              <w:jc w:val="left"/>
+            </w:pPr>
+            <w:r/>
+            <w:r>
+              <w:rPr>
+                <w:rFonts w:ascii="Times New Roman" w:hAnsi="Times New Roman" w:eastAsia="Times New Roman"/>
+                <w:b w:val="0"/>
+                <w:sz w:val="20"/>
+              </w:rPr>
+              <w:t>2. Провести тесты эталонным инструментом (hashcat или John the Ripper)</w:t>
+            </w:r>
+          </w:p>
+        </w:tc>
+        <w:tc>
+          <w:tcPr>
+            <w:tcW w:type="dxa" w:w="3118"/>
+          </w:tcPr>
+          <w:p>
+            <w:pPr>
+              <w:jc w:val="left"/>
+            </w:pPr>
+            <w:r/>
+            <w:r>
+              <w:rPr>
+                <w:rFonts w:ascii="Times New Roman" w:hAnsi="Times New Roman" w:eastAsia="Times New Roman"/>
+                <w:b w:val="0"/>
+                <w:sz w:val="20"/>
+              </w:rPr>
+              <w:t>Тот же набор хэшей прогнан в John the Ripper 1.9.0 (форматы raw-sha1, raw-md5, bcrypt, argon2i); сравнение времени по каждому алгоритму</w:t>
+            </w:r>
+          </w:p>
+        </w:tc>
+        <w:tc>
+          <w:tcPr>
+            <w:tcW w:type="dxa" w:w="3118"/>
+          </w:tcPr>
+          <w:p>
+            <w:pPr>
+              <w:jc w:val="left"/>
+            </w:pPr>
+            <w:r/>
+            <w:r>
+              <w:rPr>
+                <w:rFonts w:ascii="Times New Roman" w:hAnsi="Times New Roman" w:eastAsia="Times New Roman"/>
+                <w:b w:val="0"/>
+                <w:sz w:val="20"/>
+              </w:rPr>
+              <w:t>8</w:t>
+            </w:r>
+          </w:p>
+        </w:tc>
+      </w:tr>
+      <w:tr>
+        <w:tc>
+          <w:tcPr>
+            <w:tcW w:type="dxa" w:w="3118"/>
+          </w:tcPr>
+          <w:p>
+            <w:pPr>
+              <w:jc w:val="left"/>
+            </w:pPr>
+            <w:r/>
+            <w:r>
+              <w:rPr>
+                <w:rFonts w:ascii="Times New Roman" w:hAnsi="Times New Roman" w:eastAsia="Times New Roman"/>
+                <w:b w:val="0"/>
+                <w:sz w:val="20"/>
+              </w:rPr>
+              <w:t>3. Зафиксировать точные временные показатели</w:t>
+            </w:r>
+          </w:p>
+        </w:tc>
+        <w:tc>
+          <w:tcPr>
+            <w:tcW w:type="dxa" w:w="3118"/>
+          </w:tcPr>
+          <w:p>
+            <w:pPr>
+              <w:jc w:val="left"/>
+            </w:pPr>
+            <w:r/>
+            <w:r>
+              <w:rPr>
+                <w:rFonts w:ascii="Times New Roman" w:hAnsi="Times New Roman" w:eastAsia="Times New Roman"/>
+                <w:b w:val="0"/>
+                <w:sz w:val="20"/>
+              </w:rPr>
+              <w:t>Замеры по 5 повторов на каждое измерение, приведены средние значения, скорость в кандидатах в секунду и разброс</w:t>
+            </w:r>
+          </w:p>
+        </w:tc>
+        <w:tc>
+          <w:tcPr>
+            <w:tcW w:type="dxa" w:w="3118"/>
+          </w:tcPr>
+          <w:p>
+            <w:pPr>
+              <w:jc w:val="left"/>
+            </w:pPr>
+            <w:r/>
+            <w:r>
+              <w:rPr>
+                <w:rFonts w:ascii="Times New Roman" w:hAnsi="Times New Roman" w:eastAsia="Times New Roman"/>
+                <w:b w:val="0"/>
+                <w:sz w:val="20"/>
+              </w:rPr>
+              <w:t>4, 5, 6, 7, 8</w:t>
+            </w:r>
+          </w:p>
+        </w:tc>
+      </w:tr>
+      <w:tr>
+        <w:tc>
+          <w:tcPr>
+            <w:tcW w:type="dxa" w:w="3118"/>
+          </w:tcPr>
+          <w:p>
+            <w:pPr>
+              <w:jc w:val="left"/>
+            </w:pPr>
+            <w:r/>
+            <w:r>
+              <w:rPr>
+                <w:rFonts w:ascii="Times New Roman" w:hAnsi="Times New Roman" w:eastAsia="Times New Roman"/>
+                <w:b w:val="0"/>
+                <w:sz w:val="20"/>
+              </w:rPr>
+              <w:t>4. Проанализировать влияние сложности пароля и алгоритма</w:t>
+            </w:r>
+          </w:p>
+        </w:tc>
+        <w:tc>
+          <w:tcPr>
+            <w:tcW w:type="dxa" w:w="3118"/>
+          </w:tcPr>
+          <w:p>
+            <w:pPr>
+              <w:jc w:val="left"/>
+            </w:pPr>
+            <w:r/>
+            <w:r>
+              <w:rPr>
+                <w:rFonts w:ascii="Times New Roman" w:hAnsi="Times New Roman" w:eastAsia="Times New Roman"/>
+                <w:b w:val="0"/>
+                <w:sz w:val="20"/>
+              </w:rPr>
+              <w:t>Отдельный разбор: как время растёт от лёгкого пароля к очень сложному и чем bcrypt/Argon2id отличаются от SHA-1 и MD5</w:t>
+            </w:r>
+          </w:p>
+        </w:tc>
+        <w:tc>
+          <w:tcPr>
+            <w:tcW w:type="dxa" w:w="3118"/>
+          </w:tcPr>
+          <w:p>
+            <w:pPr>
+              <w:jc w:val="left"/>
+            </w:pPr>
+            <w:r/>
+            <w:r>
+              <w:rPr>
+                <w:rFonts w:ascii="Times New Roman" w:hAnsi="Times New Roman" w:eastAsia="Times New Roman"/>
+                <w:b w:val="0"/>
+                <w:sz w:val="20"/>
+              </w:rPr>
+              <w:t>9, 12</w:t>
+            </w:r>
+          </w:p>
+        </w:tc>
+      </w:tr>
+      <w:tr>
+        <w:tc>
+          <w:tcPr>
+            <w:tcW w:type="dxa" w:w="3118"/>
+          </w:tcPr>
+          <w:p>
+            <w:pPr>
+              <w:jc w:val="left"/>
+            </w:pPr>
+            <w:r/>
+            <w:r>
+              <w:rPr>
+                <w:rFonts w:ascii="Times New Roman" w:hAnsi="Times New Roman" w:eastAsia="Times New Roman"/>
+                <w:b w:val="0"/>
+                <w:sz w:val="20"/>
+              </w:rPr>
+              <w:t>5. Дополнительно исследовать оптимизацию кода</w:t>
+            </w:r>
+          </w:p>
+        </w:tc>
+        <w:tc>
+          <w:tcPr>
+            <w:tcW w:type="dxa" w:w="3118"/>
+          </w:tcPr>
+          <w:p>
+            <w:pPr>
+              <w:jc w:val="left"/>
+            </w:pPr>
+            <w:r/>
+            <w:r>
+              <w:rPr>
+                <w:rFonts w:ascii="Times New Roman" w:hAnsi="Times New Roman" w:eastAsia="Times New Roman"/>
+                <w:b w:val="0"/>
+                <w:sz w:val="20"/>
+              </w:rPr>
+              <w:t>Распараллеливание на процессы (ProcessPoolExecutor) вместо потоков из-за GIL, замер ускорения на 1/2/4/8 процессах</w:t>
+            </w:r>
+          </w:p>
+        </w:tc>
+        <w:tc>
+          <w:tcPr>
+            <w:tcW w:type="dxa" w:w="3118"/>
+          </w:tcPr>
+          <w:p>
+            <w:pPr>
+              <w:jc w:val="left"/>
+            </w:pPr>
+            <w:r/>
+            <w:r>
+              <w:rPr>
+                <w:rFonts w:ascii="Times New Roman" w:hAnsi="Times New Roman" w:eastAsia="Times New Roman"/>
+                <w:b w:val="0"/>
+                <w:sz w:val="20"/>
+              </w:rPr>
+              <w:t>3.4, 7</w:t>
+            </w:r>
+          </w:p>
+        </w:tc>
+      </w:tr>
+      <w:tr>
+        <w:tc>
+          <w:tcPr>
+            <w:tcW w:type="dxa" w:w="3118"/>
+          </w:tcPr>
+          <w:p>
+            <w:pPr>
+              <w:jc w:val="left"/>
+            </w:pPr>
+            <w:r/>
+            <w:r>
+              <w:rPr>
+                <w:rFonts w:ascii="Times New Roman" w:hAnsi="Times New Roman" w:eastAsia="Times New Roman"/>
+                <w:b w:val="0"/>
+                <w:sz w:val="20"/>
+              </w:rPr>
+              <w:t>Критерии сдачи: отчёт с этапами, временными показателями, выводами, исходным кодом и полученными хэшами</w:t>
+            </w:r>
+          </w:p>
+        </w:tc>
+        <w:tc>
+          <w:tcPr>
+            <w:tcW w:type="dxa" w:w="3118"/>
+          </w:tcPr>
+          <w:p>
+            <w:pPr>
+              <w:jc w:val="left"/>
+            </w:pPr>
+            <w:r/>
+            <w:r>
+              <w:rPr>
+                <w:rFonts w:ascii="Times New Roman" w:hAnsi="Times New Roman" w:eastAsia="Times New Roman"/>
+                <w:b w:val="0"/>
+                <w:sz w:val="20"/>
+              </w:rPr>
+              <w:t>Этапы — разделы 3–8, показатели — таблицы разделов 5–8, выводы — раздел 12, исходный код приложен файлом в папке практики, полные хэши — раздел 11.1</w:t>
+            </w:r>
+          </w:p>
+        </w:tc>
+        <w:tc>
+          <w:tcPr>
+            <w:tcW w:type="dxa" w:w="3118"/>
+          </w:tcPr>
+          <w:p>
+            <w:pPr>
+              <w:jc w:val="left"/>
+            </w:pPr>
+            <w:r/>
+            <w:r>
+              <w:rPr>
+                <w:rFonts w:ascii="Times New Roman" w:hAnsi="Times New Roman" w:eastAsia="Times New Roman"/>
+                <w:b w:val="0"/>
+                <w:sz w:val="20"/>
+              </w:rPr>
+              <w:t>11.1, 12, файлы в репозитории</w:t>
+            </w:r>
+          </w:p>
+        </w:tc>
+      </w:tr>
+    </w:tbl>
+    <w:p>
+      <w:pPr>
+        <w:spacing w:after="40"/>
+      </w:pPr>
     </w:p>
     <w:p>
       <w:pPr>
@@ -4255,6 +4719,1556 @@
     <w:p>
       <w:pPr>
         <w:keepNext/>
+        <w:spacing w:before="160" w:after="80"/>
+      </w:pPr>
+      <w:r>
+        <w:rPr>
+          <w:rFonts w:ascii="Times New Roman" w:hAnsi="Times New Roman" w:eastAsia="Times New Roman"/>
+          <w:b/>
+          <w:sz w:val="24"/>
+        </w:rPr>
+        <w:t>11.1. Полные хэши и результаты</w:t>
+      </w:r>
+    </w:p>
+    <w:p>
+      <w:pPr>
+        <w:spacing w:after="80"/>
+        <w:ind w:firstLine="709"/>
+        <w:jc w:val="both"/>
+      </w:pPr>
+      <w:r>
+        <w:rPr>
+          <w:rFonts w:ascii="Times New Roman" w:hAnsi="Times New Roman" w:eastAsia="Times New Roman"/>
+          <w:b w:val="0"/>
+          <w:sz w:val="24"/>
+        </w:rPr>
+        <w:t>Ниже — все хэши из методички, по которым шёл перебор. Для каждого указан алгоритм, категория, исходная строка хэша и найденный пароль (или отметка «не найден»). Эти же данные лежат в crack_results.csv.</w:t>
+      </w:r>
+    </w:p>
+    <w:tbl>
+      <w:tblPr>
+        <w:tblStyle w:val="TableGrid"/>
+        <w:tblW w:type="auto" w:w="0"/>
+        <w:jc w:val="center"/>
+        <w:tblLayout w:type="autofit"/>
+        <w:tblLook w:firstColumn="1" w:firstRow="1" w:lastColumn="0" w:lastRow="0" w:noHBand="0" w:noVBand="1" w:val="04A0"/>
+      </w:tblPr>
+      <w:tblGrid>
+        <w:gridCol w:w="2339"/>
+        <w:gridCol w:w="2339"/>
+        <w:gridCol w:w="2339"/>
+        <w:gridCol w:w="2339"/>
+      </w:tblGrid>
+      <w:tr>
+        <w:tc>
+          <w:tcPr>
+            <w:tcW w:type="dxa" w:w="2339"/>
+            <w:shd w:fill="DCE6F1"/>
+          </w:tcPr>
+          <w:p>
+            <w:pPr>
+              <w:jc w:val="center"/>
+            </w:pPr>
+            <w:r/>
+            <w:r>
+              <w:rPr>
+                <w:rFonts w:ascii="Times New Roman" w:hAnsi="Times New Roman" w:eastAsia="Times New Roman"/>
+                <w:b/>
+                <w:sz w:val="20"/>
+              </w:rPr>
+              <w:t>Алгоритм</w:t>
+            </w:r>
+          </w:p>
+        </w:tc>
+        <w:tc>
+          <w:tcPr>
+            <w:tcW w:type="dxa" w:w="2339"/>
+            <w:shd w:fill="DCE6F1"/>
+          </w:tcPr>
+          <w:p>
+            <w:pPr>
+              <w:jc w:val="center"/>
+            </w:pPr>
+            <w:r/>
+            <w:r>
+              <w:rPr>
+                <w:rFonts w:ascii="Times New Roman" w:hAnsi="Times New Roman" w:eastAsia="Times New Roman"/>
+                <w:b/>
+                <w:sz w:val="20"/>
+              </w:rPr>
+              <w:t>Сложность</w:t>
+            </w:r>
+          </w:p>
+        </w:tc>
+        <w:tc>
+          <w:tcPr>
+            <w:tcW w:type="dxa" w:w="2339"/>
+            <w:shd w:fill="DCE6F1"/>
+          </w:tcPr>
+          <w:p>
+            <w:pPr>
+              <w:jc w:val="center"/>
+            </w:pPr>
+            <w:r/>
+            <w:r>
+              <w:rPr>
+                <w:rFonts w:ascii="Times New Roman" w:hAnsi="Times New Roman" w:eastAsia="Times New Roman"/>
+                <w:b/>
+                <w:sz w:val="20"/>
+              </w:rPr>
+              <w:t>Хэш</w:t>
+            </w:r>
+          </w:p>
+        </w:tc>
+        <w:tc>
+          <w:tcPr>
+            <w:tcW w:type="dxa" w:w="2339"/>
+            <w:shd w:fill="DCE6F1"/>
+          </w:tcPr>
+          <w:p>
+            <w:pPr>
+              <w:jc w:val="center"/>
+            </w:pPr>
+            <w:r/>
+            <w:r>
+              <w:rPr>
+                <w:rFonts w:ascii="Times New Roman" w:hAnsi="Times New Roman" w:eastAsia="Times New Roman"/>
+                <w:b/>
+                <w:sz w:val="20"/>
+              </w:rPr>
+              <w:t>Пароль</w:t>
+            </w:r>
+          </w:p>
+        </w:tc>
+      </w:tr>
+      <w:tr>
+        <w:tc>
+          <w:tcPr>
+            <w:tcW w:type="dxa" w:w="2339"/>
+          </w:tcPr>
+          <w:p>
+            <w:pPr>
+              <w:jc w:val="left"/>
+            </w:pPr>
+            <w:r/>
+            <w:r>
+              <w:rPr>
+                <w:rFonts w:ascii="Times New Roman" w:hAnsi="Times New Roman" w:eastAsia="Times New Roman"/>
+                <w:b w:val="0"/>
+                <w:sz w:val="20"/>
+              </w:rPr>
+              <w:t>SHA-1</w:t>
+            </w:r>
+          </w:p>
+        </w:tc>
+        <w:tc>
+          <w:tcPr>
+            <w:tcW w:type="dxa" w:w="2339"/>
+          </w:tcPr>
+          <w:p>
+            <w:pPr>
+              <w:jc w:val="left"/>
+            </w:pPr>
+            <w:r/>
+            <w:r>
+              <w:rPr>
+                <w:rFonts w:ascii="Times New Roman" w:hAnsi="Times New Roman" w:eastAsia="Times New Roman"/>
+                <w:b w:val="0"/>
+                <w:sz w:val="20"/>
+              </w:rPr>
+              <w:t>лёгкий</w:t>
+            </w:r>
+          </w:p>
+        </w:tc>
+        <w:tc>
+          <w:tcPr>
+            <w:tcW w:type="dxa" w:w="2339"/>
+          </w:tcPr>
+          <w:p>
+            <w:pPr>
+              <w:jc w:val="left"/>
+            </w:pPr>
+            <w:r/>
+            <w:r>
+              <w:rPr>
+                <w:rFonts w:ascii="Times New Roman" w:hAnsi="Times New Roman" w:eastAsia="Times New Roman"/>
+                <w:b w:val="0"/>
+                <w:sz w:val="20"/>
+              </w:rPr>
+              <w:t>7c4a8d09ca3762af61e59520943dc26494f8941b</w:t>
+            </w:r>
+          </w:p>
+        </w:tc>
+        <w:tc>
+          <w:tcPr>
+            <w:tcW w:type="dxa" w:w="2339"/>
+          </w:tcPr>
+          <w:p>
+            <w:pPr>
+              <w:jc w:val="left"/>
+            </w:pPr>
+            <w:r/>
+            <w:r>
+              <w:rPr>
+                <w:rFonts w:ascii="Times New Roman" w:hAnsi="Times New Roman" w:eastAsia="Times New Roman"/>
+                <w:b w:val="0"/>
+                <w:sz w:val="20"/>
+              </w:rPr>
+              <w:t>123456</w:t>
+            </w:r>
+          </w:p>
+        </w:tc>
+      </w:tr>
+      <w:tr>
+        <w:tc>
+          <w:tcPr>
+            <w:tcW w:type="dxa" w:w="2339"/>
+          </w:tcPr>
+          <w:p>
+            <w:pPr>
+              <w:jc w:val="left"/>
+            </w:pPr>
+            <w:r/>
+            <w:r>
+              <w:rPr>
+                <w:rFonts w:ascii="Times New Roman" w:hAnsi="Times New Roman" w:eastAsia="Times New Roman"/>
+                <w:b w:val="0"/>
+                <w:sz w:val="20"/>
+              </w:rPr>
+              <w:t>SHA-1</w:t>
+            </w:r>
+          </w:p>
+        </w:tc>
+        <w:tc>
+          <w:tcPr>
+            <w:tcW w:type="dxa" w:w="2339"/>
+          </w:tcPr>
+          <w:p>
+            <w:pPr>
+              <w:jc w:val="left"/>
+            </w:pPr>
+            <w:r/>
+            <w:r>
+              <w:rPr>
+                <w:rFonts w:ascii="Times New Roman" w:hAnsi="Times New Roman" w:eastAsia="Times New Roman"/>
+                <w:b w:val="0"/>
+                <w:sz w:val="20"/>
+              </w:rPr>
+              <w:t>средний</w:t>
+            </w:r>
+          </w:p>
+        </w:tc>
+        <w:tc>
+          <w:tcPr>
+            <w:tcW w:type="dxa" w:w="2339"/>
+          </w:tcPr>
+          <w:p>
+            <w:pPr>
+              <w:jc w:val="left"/>
+            </w:pPr>
+            <w:r/>
+            <w:r>
+              <w:rPr>
+                <w:rFonts w:ascii="Times New Roman" w:hAnsi="Times New Roman" w:eastAsia="Times New Roman"/>
+                <w:b w:val="0"/>
+                <w:sz w:val="20"/>
+              </w:rPr>
+              <w:t>d0be2dc421be4fcd0172e5afceea3970e2f3d940</w:t>
+            </w:r>
+          </w:p>
+        </w:tc>
+        <w:tc>
+          <w:tcPr>
+            <w:tcW w:type="dxa" w:w="2339"/>
+          </w:tcPr>
+          <w:p>
+            <w:pPr>
+              <w:jc w:val="left"/>
+            </w:pPr>
+            <w:r/>
+            <w:r>
+              <w:rPr>
+                <w:rFonts w:ascii="Times New Roman" w:hAnsi="Times New Roman" w:eastAsia="Times New Roman"/>
+                <w:b w:val="0"/>
+                <w:sz w:val="20"/>
+              </w:rPr>
+              <w:t>apple</w:t>
+            </w:r>
+          </w:p>
+        </w:tc>
+      </w:tr>
+      <w:tr>
+        <w:tc>
+          <w:tcPr>
+            <w:tcW w:type="dxa" w:w="2339"/>
+          </w:tcPr>
+          <w:p>
+            <w:pPr>
+              <w:jc w:val="left"/>
+            </w:pPr>
+            <w:r/>
+            <w:r>
+              <w:rPr>
+                <w:rFonts w:ascii="Times New Roman" w:hAnsi="Times New Roman" w:eastAsia="Times New Roman"/>
+                <w:b w:val="0"/>
+                <w:sz w:val="20"/>
+              </w:rPr>
+              <w:t>SHA-1</w:t>
+            </w:r>
+          </w:p>
+        </w:tc>
+        <w:tc>
+          <w:tcPr>
+            <w:tcW w:type="dxa" w:w="2339"/>
+          </w:tcPr>
+          <w:p>
+            <w:pPr>
+              <w:jc w:val="left"/>
+            </w:pPr>
+            <w:r/>
+            <w:r>
+              <w:rPr>
+                <w:rFonts w:ascii="Times New Roman" w:hAnsi="Times New Roman" w:eastAsia="Times New Roman"/>
+                <w:b w:val="0"/>
+                <w:sz w:val="20"/>
+              </w:rPr>
+              <w:t>сложный</w:t>
+            </w:r>
+          </w:p>
+        </w:tc>
+        <w:tc>
+          <w:tcPr>
+            <w:tcW w:type="dxa" w:w="2339"/>
+          </w:tcPr>
+          <w:p>
+            <w:pPr>
+              <w:jc w:val="left"/>
+            </w:pPr>
+            <w:r/>
+            <w:r>
+              <w:rPr>
+                <w:rFonts w:ascii="Times New Roman" w:hAnsi="Times New Roman" w:eastAsia="Times New Roman"/>
+                <w:b w:val="0"/>
+                <w:sz w:val="20"/>
+              </w:rPr>
+              <w:t>666846867fc5e0a46a7afc53eb8060967862f333</w:t>
+            </w:r>
+          </w:p>
+        </w:tc>
+        <w:tc>
+          <w:tcPr>
+            <w:tcW w:type="dxa" w:w="2339"/>
+          </w:tcPr>
+          <w:p>
+            <w:pPr>
+              <w:jc w:val="left"/>
+            </w:pPr>
+            <w:r/>
+            <w:r>
+              <w:rPr>
+                <w:rFonts w:ascii="Times New Roman" w:hAnsi="Times New Roman" w:eastAsia="Times New Roman"/>
+                <w:b w:val="0"/>
+                <w:sz w:val="20"/>
+              </w:rPr>
+              <w:t>не найден</w:t>
+            </w:r>
+          </w:p>
+        </w:tc>
+      </w:tr>
+      <w:tr>
+        <w:tc>
+          <w:tcPr>
+            <w:tcW w:type="dxa" w:w="2339"/>
+          </w:tcPr>
+          <w:p>
+            <w:pPr>
+              <w:jc w:val="left"/>
+            </w:pPr>
+            <w:r/>
+            <w:r>
+              <w:rPr>
+                <w:rFonts w:ascii="Times New Roman" w:hAnsi="Times New Roman" w:eastAsia="Times New Roman"/>
+                <w:b w:val="0"/>
+                <w:sz w:val="20"/>
+              </w:rPr>
+              <w:t>SHA-1</w:t>
+            </w:r>
+          </w:p>
+        </w:tc>
+        <w:tc>
+          <w:tcPr>
+            <w:tcW w:type="dxa" w:w="2339"/>
+          </w:tcPr>
+          <w:p>
+            <w:pPr>
+              <w:jc w:val="left"/>
+            </w:pPr>
+            <w:r/>
+            <w:r>
+              <w:rPr>
+                <w:rFonts w:ascii="Times New Roman" w:hAnsi="Times New Roman" w:eastAsia="Times New Roman"/>
+                <w:b w:val="0"/>
+                <w:sz w:val="20"/>
+              </w:rPr>
+              <w:t>очень сложный</w:t>
+            </w:r>
+          </w:p>
+        </w:tc>
+        <w:tc>
+          <w:tcPr>
+            <w:tcW w:type="dxa" w:w="2339"/>
+          </w:tcPr>
+          <w:p>
+            <w:pPr>
+              <w:jc w:val="left"/>
+            </w:pPr>
+            <w:r/>
+            <w:r>
+              <w:rPr>
+                <w:rFonts w:ascii="Times New Roman" w:hAnsi="Times New Roman" w:eastAsia="Times New Roman"/>
+                <w:b w:val="0"/>
+                <w:sz w:val="20"/>
+              </w:rPr>
+              <w:t>6e157c5da4410b7e9de85f5c93026b9176e69064</w:t>
+            </w:r>
+          </w:p>
+        </w:tc>
+        <w:tc>
+          <w:tcPr>
+            <w:tcW w:type="dxa" w:w="2339"/>
+          </w:tcPr>
+          <w:p>
+            <w:pPr>
+              <w:jc w:val="left"/>
+            </w:pPr>
+            <w:r/>
+            <w:r>
+              <w:rPr>
+                <w:rFonts w:ascii="Times New Roman" w:hAnsi="Times New Roman" w:eastAsia="Times New Roman"/>
+                <w:b w:val="0"/>
+                <w:sz w:val="20"/>
+              </w:rPr>
+              <w:t>Create</w:t>
+            </w:r>
+          </w:p>
+        </w:tc>
+      </w:tr>
+      <w:tr>
+        <w:tc>
+          <w:tcPr>
+            <w:tcW w:type="dxa" w:w="2339"/>
+          </w:tcPr>
+          <w:p>
+            <w:pPr>
+              <w:jc w:val="left"/>
+            </w:pPr>
+            <w:r/>
+            <w:r>
+              <w:rPr>
+                <w:rFonts w:ascii="Times New Roman" w:hAnsi="Times New Roman" w:eastAsia="Times New Roman"/>
+                <w:b w:val="0"/>
+                <w:sz w:val="20"/>
+              </w:rPr>
+              <w:t>MD5</w:t>
+            </w:r>
+          </w:p>
+        </w:tc>
+        <w:tc>
+          <w:tcPr>
+            <w:tcW w:type="dxa" w:w="2339"/>
+          </w:tcPr>
+          <w:p>
+            <w:pPr>
+              <w:jc w:val="left"/>
+            </w:pPr>
+            <w:r/>
+            <w:r>
+              <w:rPr>
+                <w:rFonts w:ascii="Times New Roman" w:hAnsi="Times New Roman" w:eastAsia="Times New Roman"/>
+                <w:b w:val="0"/>
+                <w:sz w:val="20"/>
+              </w:rPr>
+              <w:t>лёгкий</w:t>
+            </w:r>
+          </w:p>
+        </w:tc>
+        <w:tc>
+          <w:tcPr>
+            <w:tcW w:type="dxa" w:w="2339"/>
+          </w:tcPr>
+          <w:p>
+            <w:pPr>
+              <w:jc w:val="left"/>
+            </w:pPr>
+            <w:r/>
+            <w:r>
+              <w:rPr>
+                <w:rFonts w:ascii="Times New Roman" w:hAnsi="Times New Roman" w:eastAsia="Times New Roman"/>
+                <w:b w:val="0"/>
+                <w:sz w:val="20"/>
+              </w:rPr>
+              <w:t>e10adc3949ba59abbe56e057f20f883e</w:t>
+            </w:r>
+          </w:p>
+        </w:tc>
+        <w:tc>
+          <w:tcPr>
+            <w:tcW w:type="dxa" w:w="2339"/>
+          </w:tcPr>
+          <w:p>
+            <w:pPr>
+              <w:jc w:val="left"/>
+            </w:pPr>
+            <w:r/>
+            <w:r>
+              <w:rPr>
+                <w:rFonts w:ascii="Times New Roman" w:hAnsi="Times New Roman" w:eastAsia="Times New Roman"/>
+                <w:b w:val="0"/>
+                <w:sz w:val="20"/>
+              </w:rPr>
+              <w:t>123456</w:t>
+            </w:r>
+          </w:p>
+        </w:tc>
+      </w:tr>
+      <w:tr>
+        <w:tc>
+          <w:tcPr>
+            <w:tcW w:type="dxa" w:w="2339"/>
+          </w:tcPr>
+          <w:p>
+            <w:pPr>
+              <w:jc w:val="left"/>
+            </w:pPr>
+            <w:r/>
+            <w:r>
+              <w:rPr>
+                <w:rFonts w:ascii="Times New Roman" w:hAnsi="Times New Roman" w:eastAsia="Times New Roman"/>
+                <w:b w:val="0"/>
+                <w:sz w:val="20"/>
+              </w:rPr>
+              <w:t>MD5</w:t>
+            </w:r>
+          </w:p>
+        </w:tc>
+        <w:tc>
+          <w:tcPr>
+            <w:tcW w:type="dxa" w:w="2339"/>
+          </w:tcPr>
+          <w:p>
+            <w:pPr>
+              <w:jc w:val="left"/>
+            </w:pPr>
+            <w:r/>
+            <w:r>
+              <w:rPr>
+                <w:rFonts w:ascii="Times New Roman" w:hAnsi="Times New Roman" w:eastAsia="Times New Roman"/>
+                <w:b w:val="0"/>
+                <w:sz w:val="20"/>
+              </w:rPr>
+              <w:t>средний</w:t>
+            </w:r>
+          </w:p>
+        </w:tc>
+        <w:tc>
+          <w:tcPr>
+            <w:tcW w:type="dxa" w:w="2339"/>
+          </w:tcPr>
+          <w:p>
+            <w:pPr>
+              <w:jc w:val="left"/>
+            </w:pPr>
+            <w:r/>
+            <w:r>
+              <w:rPr>
+                <w:rFonts w:ascii="Times New Roman" w:hAnsi="Times New Roman" w:eastAsia="Times New Roman"/>
+                <w:b w:val="0"/>
+                <w:sz w:val="20"/>
+              </w:rPr>
+              <w:t>1f3870be274f6c49b3e31a0c6728957f</w:t>
+            </w:r>
+          </w:p>
+        </w:tc>
+        <w:tc>
+          <w:tcPr>
+            <w:tcW w:type="dxa" w:w="2339"/>
+          </w:tcPr>
+          <w:p>
+            <w:pPr>
+              <w:jc w:val="left"/>
+            </w:pPr>
+            <w:r/>
+            <w:r>
+              <w:rPr>
+                <w:rFonts w:ascii="Times New Roman" w:hAnsi="Times New Roman" w:eastAsia="Times New Roman"/>
+                <w:b w:val="0"/>
+                <w:sz w:val="20"/>
+              </w:rPr>
+              <w:t>apple</w:t>
+            </w:r>
+          </w:p>
+        </w:tc>
+      </w:tr>
+      <w:tr>
+        <w:tc>
+          <w:tcPr>
+            <w:tcW w:type="dxa" w:w="2339"/>
+          </w:tcPr>
+          <w:p>
+            <w:pPr>
+              <w:jc w:val="left"/>
+            </w:pPr>
+            <w:r/>
+            <w:r>
+              <w:rPr>
+                <w:rFonts w:ascii="Times New Roman" w:hAnsi="Times New Roman" w:eastAsia="Times New Roman"/>
+                <w:b w:val="0"/>
+                <w:sz w:val="20"/>
+              </w:rPr>
+              <w:t>MD5</w:t>
+            </w:r>
+          </w:p>
+        </w:tc>
+        <w:tc>
+          <w:tcPr>
+            <w:tcW w:type="dxa" w:w="2339"/>
+          </w:tcPr>
+          <w:p>
+            <w:pPr>
+              <w:jc w:val="left"/>
+            </w:pPr>
+            <w:r/>
+            <w:r>
+              <w:rPr>
+                <w:rFonts w:ascii="Times New Roman" w:hAnsi="Times New Roman" w:eastAsia="Times New Roman"/>
+                <w:b w:val="0"/>
+                <w:sz w:val="20"/>
+              </w:rPr>
+              <w:t>сложный</w:t>
+            </w:r>
+          </w:p>
+        </w:tc>
+        <w:tc>
+          <w:tcPr>
+            <w:tcW w:type="dxa" w:w="2339"/>
+          </w:tcPr>
+          <w:p>
+            <w:pPr>
+              <w:jc w:val="left"/>
+            </w:pPr>
+            <w:r/>
+            <w:r>
+              <w:rPr>
+                <w:rFonts w:ascii="Times New Roman" w:hAnsi="Times New Roman" w:eastAsia="Times New Roman"/>
+                <w:b w:val="0"/>
+                <w:sz w:val="20"/>
+              </w:rPr>
+              <w:t>77892341aa9dc66e97f5c248782b5d92</w:t>
+            </w:r>
+          </w:p>
+        </w:tc>
+        <w:tc>
+          <w:tcPr>
+            <w:tcW w:type="dxa" w:w="2339"/>
+          </w:tcPr>
+          <w:p>
+            <w:pPr>
+              <w:jc w:val="left"/>
+            </w:pPr>
+            <w:r/>
+            <w:r>
+              <w:rPr>
+                <w:rFonts w:ascii="Times New Roman" w:hAnsi="Times New Roman" w:eastAsia="Times New Roman"/>
+                <w:b w:val="0"/>
+                <w:sz w:val="20"/>
+              </w:rPr>
+              <w:t>не найден</w:t>
+            </w:r>
+          </w:p>
+        </w:tc>
+      </w:tr>
+      <w:tr>
+        <w:tc>
+          <w:tcPr>
+            <w:tcW w:type="dxa" w:w="2339"/>
+          </w:tcPr>
+          <w:p>
+            <w:pPr>
+              <w:jc w:val="left"/>
+            </w:pPr>
+            <w:r/>
+            <w:r>
+              <w:rPr>
+                <w:rFonts w:ascii="Times New Roman" w:hAnsi="Times New Roman" w:eastAsia="Times New Roman"/>
+                <w:b w:val="0"/>
+                <w:sz w:val="20"/>
+              </w:rPr>
+              <w:t>MD5</w:t>
+            </w:r>
+          </w:p>
+        </w:tc>
+        <w:tc>
+          <w:tcPr>
+            <w:tcW w:type="dxa" w:w="2339"/>
+          </w:tcPr>
+          <w:p>
+            <w:pPr>
+              <w:jc w:val="left"/>
+            </w:pPr>
+            <w:r/>
+            <w:r>
+              <w:rPr>
+                <w:rFonts w:ascii="Times New Roman" w:hAnsi="Times New Roman" w:eastAsia="Times New Roman"/>
+                <w:b w:val="0"/>
+                <w:sz w:val="20"/>
+              </w:rPr>
+              <w:t>очень сложный</w:t>
+            </w:r>
+          </w:p>
+        </w:tc>
+        <w:tc>
+          <w:tcPr>
+            <w:tcW w:type="dxa" w:w="2339"/>
+          </w:tcPr>
+          <w:p>
+            <w:pPr>
+              <w:jc w:val="left"/>
+            </w:pPr>
+            <w:r/>
+            <w:r>
+              <w:rPr>
+                <w:rFonts w:ascii="Times New Roman" w:hAnsi="Times New Roman" w:eastAsia="Times New Roman"/>
+                <w:b w:val="0"/>
+                <w:sz w:val="20"/>
+              </w:rPr>
+              <w:t>686e697538050e4664636337cc3b834f</w:t>
+            </w:r>
+          </w:p>
+        </w:tc>
+        <w:tc>
+          <w:tcPr>
+            <w:tcW w:type="dxa" w:w="2339"/>
+          </w:tcPr>
+          <w:p>
+            <w:pPr>
+              <w:jc w:val="left"/>
+            </w:pPr>
+            <w:r/>
+            <w:r>
+              <w:rPr>
+                <w:rFonts w:ascii="Times New Roman" w:hAnsi="Times New Roman" w:eastAsia="Times New Roman"/>
+                <w:b w:val="0"/>
+                <w:sz w:val="20"/>
+              </w:rPr>
+              <w:t>Create</w:t>
+            </w:r>
+          </w:p>
+        </w:tc>
+      </w:tr>
+      <w:tr>
+        <w:tc>
+          <w:tcPr>
+            <w:tcW w:type="dxa" w:w="2339"/>
+          </w:tcPr>
+          <w:p>
+            <w:pPr>
+              <w:jc w:val="left"/>
+            </w:pPr>
+            <w:r/>
+            <w:r>
+              <w:rPr>
+                <w:rFonts w:ascii="Times New Roman" w:hAnsi="Times New Roman" w:eastAsia="Times New Roman"/>
+                <w:b w:val="0"/>
+                <w:sz w:val="20"/>
+              </w:rPr>
+              <w:t>bcrypt</w:t>
+            </w:r>
+          </w:p>
+        </w:tc>
+        <w:tc>
+          <w:tcPr>
+            <w:tcW w:type="dxa" w:w="2339"/>
+          </w:tcPr>
+          <w:p>
+            <w:pPr>
+              <w:jc w:val="left"/>
+            </w:pPr>
+            <w:r/>
+            <w:r>
+              <w:rPr>
+                <w:rFonts w:ascii="Times New Roman" w:hAnsi="Times New Roman" w:eastAsia="Times New Roman"/>
+                <w:b w:val="0"/>
+                <w:sz w:val="20"/>
+              </w:rPr>
+              <w:t>лёгкий</w:t>
+            </w:r>
+          </w:p>
+        </w:tc>
+        <w:tc>
+          <w:tcPr>
+            <w:tcW w:type="dxa" w:w="2339"/>
+          </w:tcPr>
+          <w:p>
+            <w:pPr>
+              <w:jc w:val="left"/>
+            </w:pPr>
+            <w:r/>
+            <w:r>
+              <w:rPr>
+                <w:rFonts w:ascii="Times New Roman" w:hAnsi="Times New Roman" w:eastAsia="Times New Roman"/>
+                <w:b w:val="0"/>
+                <w:sz w:val="20"/>
+              </w:rPr>
+              <w:t>$2a$10$z4u9ZkvopUiiytaNX7wfGedy9Lu2ywUxwYpbsAR5YBrAuUs3YGXdi</w:t>
+            </w:r>
+          </w:p>
+        </w:tc>
+        <w:tc>
+          <w:tcPr>
+            <w:tcW w:type="dxa" w:w="2339"/>
+          </w:tcPr>
+          <w:p>
+            <w:pPr>
+              <w:jc w:val="left"/>
+            </w:pPr>
+            <w:r/>
+            <w:r>
+              <w:rPr>
+                <w:rFonts w:ascii="Times New Roman" w:hAnsi="Times New Roman" w:eastAsia="Times New Roman"/>
+                <w:b w:val="0"/>
+                <w:sz w:val="20"/>
+              </w:rPr>
+              <w:t>123456</w:t>
+            </w:r>
+          </w:p>
+        </w:tc>
+      </w:tr>
+      <w:tr>
+        <w:tc>
+          <w:tcPr>
+            <w:tcW w:type="dxa" w:w="2339"/>
+          </w:tcPr>
+          <w:p>
+            <w:pPr>
+              <w:jc w:val="left"/>
+            </w:pPr>
+            <w:r/>
+            <w:r>
+              <w:rPr>
+                <w:rFonts w:ascii="Times New Roman" w:hAnsi="Times New Roman" w:eastAsia="Times New Roman"/>
+                <w:b w:val="0"/>
+                <w:sz w:val="20"/>
+              </w:rPr>
+              <w:t>bcrypt</w:t>
+            </w:r>
+          </w:p>
+        </w:tc>
+        <w:tc>
+          <w:tcPr>
+            <w:tcW w:type="dxa" w:w="2339"/>
+          </w:tcPr>
+          <w:p>
+            <w:pPr>
+              <w:jc w:val="left"/>
+            </w:pPr>
+            <w:r/>
+            <w:r>
+              <w:rPr>
+                <w:rFonts w:ascii="Times New Roman" w:hAnsi="Times New Roman" w:eastAsia="Times New Roman"/>
+                <w:b w:val="0"/>
+                <w:sz w:val="20"/>
+              </w:rPr>
+              <w:t>средний</w:t>
+            </w:r>
+          </w:p>
+        </w:tc>
+        <w:tc>
+          <w:tcPr>
+            <w:tcW w:type="dxa" w:w="2339"/>
+          </w:tcPr>
+          <w:p>
+            <w:pPr>
+              <w:jc w:val="left"/>
+            </w:pPr>
+            <w:r/>
+            <w:r>
+              <w:rPr>
+                <w:rFonts w:ascii="Times New Roman" w:hAnsi="Times New Roman" w:eastAsia="Times New Roman"/>
+                <w:b w:val="0"/>
+                <w:sz w:val="20"/>
+              </w:rPr>
+              <w:t>$2a$10$26GB/T2/6aTsMkTjCgqm/.JP8SUjr32Bhfn9m9smtDiIwM4QIt2ze</w:t>
+            </w:r>
+          </w:p>
+        </w:tc>
+        <w:tc>
+          <w:tcPr>
+            <w:tcW w:type="dxa" w:w="2339"/>
+          </w:tcPr>
+          <w:p>
+            <w:pPr>
+              <w:jc w:val="left"/>
+            </w:pPr>
+            <w:r/>
+            <w:r>
+              <w:rPr>
+                <w:rFonts w:ascii="Times New Roman" w:hAnsi="Times New Roman" w:eastAsia="Times New Roman"/>
+                <w:b w:val="0"/>
+                <w:sz w:val="20"/>
+              </w:rPr>
+              <w:t>apple</w:t>
+            </w:r>
+          </w:p>
+        </w:tc>
+      </w:tr>
+      <w:tr>
+        <w:tc>
+          <w:tcPr>
+            <w:tcW w:type="dxa" w:w="2339"/>
+          </w:tcPr>
+          <w:p>
+            <w:pPr>
+              <w:jc w:val="left"/>
+            </w:pPr>
+            <w:r/>
+            <w:r>
+              <w:rPr>
+                <w:rFonts w:ascii="Times New Roman" w:hAnsi="Times New Roman" w:eastAsia="Times New Roman"/>
+                <w:b w:val="0"/>
+                <w:sz w:val="20"/>
+              </w:rPr>
+              <w:t>bcrypt</w:t>
+            </w:r>
+          </w:p>
+        </w:tc>
+        <w:tc>
+          <w:tcPr>
+            <w:tcW w:type="dxa" w:w="2339"/>
+          </w:tcPr>
+          <w:p>
+            <w:pPr>
+              <w:jc w:val="left"/>
+            </w:pPr>
+            <w:r/>
+            <w:r>
+              <w:rPr>
+                <w:rFonts w:ascii="Times New Roman" w:hAnsi="Times New Roman" w:eastAsia="Times New Roman"/>
+                <w:b w:val="0"/>
+                <w:sz w:val="20"/>
+              </w:rPr>
+              <w:t>сложный</w:t>
+            </w:r>
+          </w:p>
+        </w:tc>
+        <w:tc>
+          <w:tcPr>
+            <w:tcW w:type="dxa" w:w="2339"/>
+          </w:tcPr>
+          <w:p>
+            <w:pPr>
+              <w:jc w:val="left"/>
+            </w:pPr>
+            <w:r/>
+            <w:r>
+              <w:rPr>
+                <w:rFonts w:ascii="Times New Roman" w:hAnsi="Times New Roman" w:eastAsia="Times New Roman"/>
+                <w:b w:val="0"/>
+                <w:sz w:val="20"/>
+              </w:rPr>
+              <w:t>$2a$10$Q9M0vLLrE4/nu/9JEMXFTewB3Yr9uMdIEZ1Sgdk1NQTjHwLN0asfi</w:t>
+            </w:r>
+          </w:p>
+        </w:tc>
+        <w:tc>
+          <w:tcPr>
+            <w:tcW w:type="dxa" w:w="2339"/>
+          </w:tcPr>
+          <w:p>
+            <w:pPr>
+              <w:jc w:val="left"/>
+            </w:pPr>
+            <w:r/>
+            <w:r>
+              <w:rPr>
+                <w:rFonts w:ascii="Times New Roman" w:hAnsi="Times New Roman" w:eastAsia="Times New Roman"/>
+                <w:b w:val="0"/>
+                <w:sz w:val="20"/>
+              </w:rPr>
+              <w:t>не найден</w:t>
+            </w:r>
+          </w:p>
+        </w:tc>
+      </w:tr>
+      <w:tr>
+        <w:tc>
+          <w:tcPr>
+            <w:tcW w:type="dxa" w:w="2339"/>
+          </w:tcPr>
+          <w:p>
+            <w:pPr>
+              <w:jc w:val="left"/>
+            </w:pPr>
+            <w:r/>
+            <w:r>
+              <w:rPr>
+                <w:rFonts w:ascii="Times New Roman" w:hAnsi="Times New Roman" w:eastAsia="Times New Roman"/>
+                <w:b w:val="0"/>
+                <w:sz w:val="20"/>
+              </w:rPr>
+              <w:t>bcrypt</w:t>
+            </w:r>
+          </w:p>
+        </w:tc>
+        <w:tc>
+          <w:tcPr>
+            <w:tcW w:type="dxa" w:w="2339"/>
+          </w:tcPr>
+          <w:p>
+            <w:pPr>
+              <w:jc w:val="left"/>
+            </w:pPr>
+            <w:r/>
+            <w:r>
+              <w:rPr>
+                <w:rFonts w:ascii="Times New Roman" w:hAnsi="Times New Roman" w:eastAsia="Times New Roman"/>
+                <w:b w:val="0"/>
+                <w:sz w:val="20"/>
+              </w:rPr>
+              <w:t>очень сложный</w:t>
+            </w:r>
+          </w:p>
+        </w:tc>
+        <w:tc>
+          <w:tcPr>
+            <w:tcW w:type="dxa" w:w="2339"/>
+          </w:tcPr>
+          <w:p>
+            <w:pPr>
+              <w:jc w:val="left"/>
+            </w:pPr>
+            <w:r/>
+            <w:r>
+              <w:rPr>
+                <w:rFonts w:ascii="Times New Roman" w:hAnsi="Times New Roman" w:eastAsia="Times New Roman"/>
+                <w:b w:val="0"/>
+                <w:sz w:val="20"/>
+              </w:rPr>
+              <w:t>$2a$10$yZBadi8Szw0nItV2g96P6eqctI2kbG/.mb0uD/ID9tlof0zpJLLL2</w:t>
+            </w:r>
+          </w:p>
+        </w:tc>
+        <w:tc>
+          <w:tcPr>
+            <w:tcW w:type="dxa" w:w="2339"/>
+          </w:tcPr>
+          <w:p>
+            <w:pPr>
+              <w:jc w:val="left"/>
+            </w:pPr>
+            <w:r/>
+            <w:r>
+              <w:rPr>
+                <w:rFonts w:ascii="Times New Roman" w:hAnsi="Times New Roman" w:eastAsia="Times New Roman"/>
+                <w:b w:val="0"/>
+                <w:sz w:val="20"/>
+              </w:rPr>
+              <w:t>Create</w:t>
+            </w:r>
+          </w:p>
+        </w:tc>
+      </w:tr>
+      <w:tr>
+        <w:tc>
+          <w:tcPr>
+            <w:tcW w:type="dxa" w:w="2339"/>
+          </w:tcPr>
+          <w:p>
+            <w:pPr>
+              <w:jc w:val="left"/>
+            </w:pPr>
+            <w:r/>
+            <w:r>
+              <w:rPr>
+                <w:rFonts w:ascii="Times New Roman" w:hAnsi="Times New Roman" w:eastAsia="Times New Roman"/>
+                <w:b w:val="0"/>
+                <w:sz w:val="20"/>
+              </w:rPr>
+              <w:t>Argon2id</w:t>
+            </w:r>
+          </w:p>
+        </w:tc>
+        <w:tc>
+          <w:tcPr>
+            <w:tcW w:type="dxa" w:w="2339"/>
+          </w:tcPr>
+          <w:p>
+            <w:pPr>
+              <w:jc w:val="left"/>
+            </w:pPr>
+            <w:r/>
+            <w:r>
+              <w:rPr>
+                <w:rFonts w:ascii="Times New Roman" w:hAnsi="Times New Roman" w:eastAsia="Times New Roman"/>
+                <w:b w:val="0"/>
+                <w:sz w:val="20"/>
+              </w:rPr>
+              <w:t>лёгкий</w:t>
+            </w:r>
+          </w:p>
+        </w:tc>
+        <w:tc>
+          <w:tcPr>
+            <w:tcW w:type="dxa" w:w="2339"/>
+          </w:tcPr>
+          <w:p>
+            <w:pPr>
+              <w:jc w:val="left"/>
+            </w:pPr>
+            <w:r/>
+            <w:r>
+              <w:rPr>
+                <w:rFonts w:ascii="Times New Roman" w:hAnsi="Times New Roman" w:eastAsia="Times New Roman"/>
+                <w:b w:val="0"/>
+                <w:sz w:val="20"/>
+              </w:rPr>
+              <w:t>$argon2id$v=19$m=65536,t=3,p=2$c2FsdHNhbHQ$PUF5UxxoUY++mMekkQwFurL0ZsTtB7lelO23zcyZQ0c</w:t>
+            </w:r>
+          </w:p>
+        </w:tc>
+        <w:tc>
+          <w:tcPr>
+            <w:tcW w:type="dxa" w:w="2339"/>
+          </w:tcPr>
+          <w:p>
+            <w:pPr>
+              <w:jc w:val="left"/>
+            </w:pPr>
+            <w:r/>
+            <w:r>
+              <w:rPr>
+                <w:rFonts w:ascii="Times New Roman" w:hAnsi="Times New Roman" w:eastAsia="Times New Roman"/>
+                <w:b w:val="0"/>
+                <w:sz w:val="20"/>
+              </w:rPr>
+              <w:t>123456</w:t>
+            </w:r>
+          </w:p>
+        </w:tc>
+      </w:tr>
+      <w:tr>
+        <w:tc>
+          <w:tcPr>
+            <w:tcW w:type="dxa" w:w="2339"/>
+          </w:tcPr>
+          <w:p>
+            <w:pPr>
+              <w:jc w:val="left"/>
+            </w:pPr>
+            <w:r/>
+            <w:r>
+              <w:rPr>
+                <w:rFonts w:ascii="Times New Roman" w:hAnsi="Times New Roman" w:eastAsia="Times New Roman"/>
+                <w:b w:val="0"/>
+                <w:sz w:val="20"/>
+              </w:rPr>
+              <w:t>Argon2id</w:t>
+            </w:r>
+          </w:p>
+        </w:tc>
+        <w:tc>
+          <w:tcPr>
+            <w:tcW w:type="dxa" w:w="2339"/>
+          </w:tcPr>
+          <w:p>
+            <w:pPr>
+              <w:jc w:val="left"/>
+            </w:pPr>
+            <w:r/>
+            <w:r>
+              <w:rPr>
+                <w:rFonts w:ascii="Times New Roman" w:hAnsi="Times New Roman" w:eastAsia="Times New Roman"/>
+                <w:b w:val="0"/>
+                <w:sz w:val="20"/>
+              </w:rPr>
+              <w:t>средний</w:t>
+            </w:r>
+          </w:p>
+        </w:tc>
+        <w:tc>
+          <w:tcPr>
+            <w:tcW w:type="dxa" w:w="2339"/>
+          </w:tcPr>
+          <w:p>
+            <w:pPr>
+              <w:jc w:val="left"/>
+            </w:pPr>
+            <w:r/>
+            <w:r>
+              <w:rPr>
+                <w:rFonts w:ascii="Times New Roman" w:hAnsi="Times New Roman" w:eastAsia="Times New Roman"/>
+                <w:b w:val="0"/>
+                <w:sz w:val="20"/>
+              </w:rPr>
+              <w:t>$argon2id$v=19$m=65536,t=3,p=2$c2FsdHNhbHQ$HYQwRUw9VcfkvqkUQ5ppyYPom6f/ro3ZCXYznhrYZw4</w:t>
+            </w:r>
+          </w:p>
+        </w:tc>
+        <w:tc>
+          <w:tcPr>
+            <w:tcW w:type="dxa" w:w="2339"/>
+          </w:tcPr>
+          <w:p>
+            <w:pPr>
+              <w:jc w:val="left"/>
+            </w:pPr>
+            <w:r/>
+            <w:r>
+              <w:rPr>
+                <w:rFonts w:ascii="Times New Roman" w:hAnsi="Times New Roman" w:eastAsia="Times New Roman"/>
+                <w:b w:val="0"/>
+                <w:sz w:val="20"/>
+              </w:rPr>
+              <w:t>apple</w:t>
+            </w:r>
+          </w:p>
+        </w:tc>
+      </w:tr>
+      <w:tr>
+        <w:tc>
+          <w:tcPr>
+            <w:tcW w:type="dxa" w:w="2339"/>
+          </w:tcPr>
+          <w:p>
+            <w:pPr>
+              <w:jc w:val="left"/>
+            </w:pPr>
+            <w:r/>
+            <w:r>
+              <w:rPr>
+                <w:rFonts w:ascii="Times New Roman" w:hAnsi="Times New Roman" w:eastAsia="Times New Roman"/>
+                <w:b w:val="0"/>
+                <w:sz w:val="20"/>
+              </w:rPr>
+              <w:t>Argon2id</w:t>
+            </w:r>
+          </w:p>
+        </w:tc>
+        <w:tc>
+          <w:tcPr>
+            <w:tcW w:type="dxa" w:w="2339"/>
+          </w:tcPr>
+          <w:p>
+            <w:pPr>
+              <w:jc w:val="left"/>
+            </w:pPr>
+            <w:r/>
+            <w:r>
+              <w:rPr>
+                <w:rFonts w:ascii="Times New Roman" w:hAnsi="Times New Roman" w:eastAsia="Times New Roman"/>
+                <w:b w:val="0"/>
+                <w:sz w:val="20"/>
+              </w:rPr>
+              <w:t>сложный</w:t>
+            </w:r>
+          </w:p>
+        </w:tc>
+        <w:tc>
+          <w:tcPr>
+            <w:tcW w:type="dxa" w:w="2339"/>
+          </w:tcPr>
+          <w:p>
+            <w:pPr>
+              <w:jc w:val="left"/>
+            </w:pPr>
+            <w:r/>
+            <w:r>
+              <w:rPr>
+                <w:rFonts w:ascii="Times New Roman" w:hAnsi="Times New Roman" w:eastAsia="Times New Roman"/>
+                <w:b w:val="0"/>
+                <w:sz w:val="20"/>
+              </w:rPr>
+              <w:t>$argon2id$v=19$m=65536,t=3,p=2$c2FsdHNhbHQ$9asGA7Xv3vQBz7Yyh4/Ntw0GQgOg8R6OWolOfRETrEg</w:t>
+            </w:r>
+          </w:p>
+        </w:tc>
+        <w:tc>
+          <w:tcPr>
+            <w:tcW w:type="dxa" w:w="2339"/>
+          </w:tcPr>
+          <w:p>
+            <w:pPr>
+              <w:jc w:val="left"/>
+            </w:pPr>
+            <w:r/>
+            <w:r>
+              <w:rPr>
+                <w:rFonts w:ascii="Times New Roman" w:hAnsi="Times New Roman" w:eastAsia="Times New Roman"/>
+                <w:b w:val="0"/>
+                <w:sz w:val="20"/>
+              </w:rPr>
+              <w:t>не найден</w:t>
+            </w:r>
+          </w:p>
+        </w:tc>
+      </w:tr>
+      <w:tr>
+        <w:tc>
+          <w:tcPr>
+            <w:tcW w:type="dxa" w:w="2339"/>
+          </w:tcPr>
+          <w:p>
+            <w:pPr>
+              <w:jc w:val="left"/>
+            </w:pPr>
+            <w:r/>
+            <w:r>
+              <w:rPr>
+                <w:rFonts w:ascii="Times New Roman" w:hAnsi="Times New Roman" w:eastAsia="Times New Roman"/>
+                <w:b w:val="0"/>
+                <w:sz w:val="20"/>
+              </w:rPr>
+              <w:t>Argon2id</w:t>
+            </w:r>
+          </w:p>
+        </w:tc>
+        <w:tc>
+          <w:tcPr>
+            <w:tcW w:type="dxa" w:w="2339"/>
+          </w:tcPr>
+          <w:p>
+            <w:pPr>
+              <w:jc w:val="left"/>
+            </w:pPr>
+            <w:r/>
+            <w:r>
+              <w:rPr>
+                <w:rFonts w:ascii="Times New Roman" w:hAnsi="Times New Roman" w:eastAsia="Times New Roman"/>
+                <w:b w:val="0"/>
+                <w:sz w:val="20"/>
+              </w:rPr>
+              <w:t>очень сложный</w:t>
+            </w:r>
+          </w:p>
+        </w:tc>
+        <w:tc>
+          <w:tcPr>
+            <w:tcW w:type="dxa" w:w="2339"/>
+          </w:tcPr>
+          <w:p>
+            <w:pPr>
+              <w:jc w:val="left"/>
+            </w:pPr>
+            <w:r/>
+            <w:r>
+              <w:rPr>
+                <w:rFonts w:ascii="Times New Roman" w:hAnsi="Times New Roman" w:eastAsia="Times New Roman"/>
+                <w:b w:val="0"/>
+                <w:sz w:val="20"/>
+              </w:rPr>
+              <w:t>$argon2id$v=19$m=65536,t=3,p=2$c2FsdHNhbHQ$+smq45/czydGj0lYNdZVXF++FOXJwrkXt6VUIcEauvo</w:t>
+            </w:r>
+          </w:p>
+        </w:tc>
+        <w:tc>
+          <w:tcPr>
+            <w:tcW w:type="dxa" w:w="2339"/>
+          </w:tcPr>
+          <w:p>
+            <w:pPr>
+              <w:jc w:val="left"/>
+            </w:pPr>
+            <w:r/>
+            <w:r>
+              <w:rPr>
+                <w:rFonts w:ascii="Times New Roman" w:hAnsi="Times New Roman" w:eastAsia="Times New Roman"/>
+                <w:b w:val="0"/>
+                <w:sz w:val="20"/>
+              </w:rPr>
+              <w:t>Create</w:t>
+            </w:r>
+          </w:p>
+        </w:tc>
+      </w:tr>
+      <w:tr>
+        <w:tc>
+          <w:tcPr>
+            <w:tcW w:type="dxa" w:w="2339"/>
+          </w:tcPr>
+          <w:p>
+            <w:pPr>
+              <w:jc w:val="left"/>
+            </w:pPr>
+            <w:r/>
+            <w:r>
+              <w:rPr>
+                <w:rFonts w:ascii="Times New Roman" w:hAnsi="Times New Roman" w:eastAsia="Times New Roman"/>
+                <w:b w:val="0"/>
+                <w:sz w:val="20"/>
+              </w:rPr>
+              <w:t>SHA-1</w:t>
+            </w:r>
+          </w:p>
+        </w:tc>
+        <w:tc>
+          <w:tcPr>
+            <w:tcW w:type="dxa" w:w="2339"/>
+          </w:tcPr>
+          <w:p>
+            <w:pPr>
+              <w:jc w:val="left"/>
+            </w:pPr>
+            <w:r/>
+            <w:r>
+              <w:rPr>
+                <w:rFonts w:ascii="Times New Roman" w:hAnsi="Times New Roman" w:eastAsia="Times New Roman"/>
+                <w:b w:val="0"/>
+                <w:sz w:val="20"/>
+              </w:rPr>
+              <w:t>лёгкий</w:t>
+            </w:r>
+          </w:p>
+        </w:tc>
+        <w:tc>
+          <w:tcPr>
+            <w:tcW w:type="dxa" w:w="2339"/>
+          </w:tcPr>
+          <w:p>
+            <w:pPr>
+              <w:jc w:val="left"/>
+            </w:pPr>
+            <w:r/>
+            <w:r>
+              <w:rPr>
+                <w:rFonts w:ascii="Times New Roman" w:hAnsi="Times New Roman" w:eastAsia="Times New Roman"/>
+                <w:b w:val="0"/>
+                <w:sz w:val="20"/>
+              </w:rPr>
+              <w:t>7c4a8d09ca3762af61e59520943dc26494f8941b</w:t>
+            </w:r>
+          </w:p>
+        </w:tc>
+        <w:tc>
+          <w:tcPr>
+            <w:tcW w:type="dxa" w:w="2339"/>
+          </w:tcPr>
+          <w:p>
+            <w:pPr>
+              <w:jc w:val="left"/>
+            </w:pPr>
+            <w:r/>
+            <w:r>
+              <w:rPr>
+                <w:rFonts w:ascii="Times New Roman" w:hAnsi="Times New Roman" w:eastAsia="Times New Roman"/>
+                <w:b w:val="0"/>
+                <w:sz w:val="20"/>
+              </w:rPr>
+              <w:t>123456</w:t>
+            </w:r>
+          </w:p>
+        </w:tc>
+      </w:tr>
+      <w:tr>
+        <w:tc>
+          <w:tcPr>
+            <w:tcW w:type="dxa" w:w="2339"/>
+          </w:tcPr>
+          <w:p>
+            <w:pPr>
+              <w:jc w:val="left"/>
+            </w:pPr>
+            <w:r/>
+            <w:r>
+              <w:rPr>
+                <w:rFonts w:ascii="Times New Roman" w:hAnsi="Times New Roman" w:eastAsia="Times New Roman"/>
+                <w:b w:val="0"/>
+                <w:sz w:val="20"/>
+              </w:rPr>
+              <w:t>MD5</w:t>
+            </w:r>
+          </w:p>
+        </w:tc>
+        <w:tc>
+          <w:tcPr>
+            <w:tcW w:type="dxa" w:w="2339"/>
+          </w:tcPr>
+          <w:p>
+            <w:pPr>
+              <w:jc w:val="left"/>
+            </w:pPr>
+            <w:r/>
+            <w:r>
+              <w:rPr>
+                <w:rFonts w:ascii="Times New Roman" w:hAnsi="Times New Roman" w:eastAsia="Times New Roman"/>
+                <w:b w:val="0"/>
+                <w:sz w:val="20"/>
+              </w:rPr>
+              <w:t>лёгкий</w:t>
+            </w:r>
+          </w:p>
+        </w:tc>
+        <w:tc>
+          <w:tcPr>
+            <w:tcW w:type="dxa" w:w="2339"/>
+          </w:tcPr>
+          <w:p>
+            <w:pPr>
+              <w:jc w:val="left"/>
+            </w:pPr>
+            <w:r/>
+            <w:r>
+              <w:rPr>
+                <w:rFonts w:ascii="Times New Roman" w:hAnsi="Times New Roman" w:eastAsia="Times New Roman"/>
+                <w:b w:val="0"/>
+                <w:sz w:val="20"/>
+              </w:rPr>
+              <w:t>e10adc3949ba59abbe56e057f20f883e</w:t>
+            </w:r>
+          </w:p>
+        </w:tc>
+        <w:tc>
+          <w:tcPr>
+            <w:tcW w:type="dxa" w:w="2339"/>
+          </w:tcPr>
+          <w:p>
+            <w:pPr>
+              <w:jc w:val="left"/>
+            </w:pPr>
+            <w:r/>
+            <w:r>
+              <w:rPr>
+                <w:rFonts w:ascii="Times New Roman" w:hAnsi="Times New Roman" w:eastAsia="Times New Roman"/>
+                <w:b w:val="0"/>
+                <w:sz w:val="20"/>
+              </w:rPr>
+              <w:t>123456</w:t>
+            </w:r>
+          </w:p>
+        </w:tc>
+      </w:tr>
+    </w:tbl>
+    <w:p>
+      <w:pPr>
+        <w:spacing w:after="40"/>
+      </w:pPr>
+    </w:p>
+    <w:p>
+      <w:pPr>
+        <w:spacing w:after="80"/>
+        <w:ind w:firstLine="709"/>
+        <w:jc w:val="both"/>
+      </w:pPr>
+      <w:r>
+        <w:rPr>
+          <w:rFonts w:ascii="Times New Roman" w:hAnsi="Times New Roman" w:eastAsia="Times New Roman"/>
+          <w:b w:val="0"/>
+          <w:sz w:val="24"/>
+        </w:rPr>
+        <w:t>Исходный код переборщика приложен файлом bruteforce.py; он определяет алгоритм по формату хэша, поддерживает словарь и маску, запускает процессы и останавливается после находки. Скрипты замеров и CSV лежат в этой же папке.</w:t>
+      </w:r>
+    </w:p>
+    <w:p>
+      <w:pPr>
+        <w:keepNext/>
         <w:spacing w:before="280" w:after="80"/>
       </w:pPr>
       <w:r>

--- a/Практика3_Хеширование/Отчет_Практика3.docx
+++ b/Практика3_Хеширование/Отчет_Практика3.docx
@@ -814,7 +814,7 @@
     <w:p>
       <w:pPr>
         <w:spacing w:after="80"/>
-        <w:jc w:val="both"/>
+        <w:jc w:val="left"/>
       </w:pPr>
       <w:r>
         <w:rPr>
@@ -842,7 +842,7 @@
     <w:p>
       <w:pPr>
         <w:spacing w:after="80"/>
-        <w:jc w:val="both"/>
+        <w:jc w:val="left"/>
       </w:pPr>
       <w:r>
         <w:rPr>
@@ -870,7 +870,7 @@
     <w:p>
       <w:pPr>
         <w:spacing w:after="80"/>
-        <w:jc w:val="both"/>
+        <w:jc w:val="left"/>
       </w:pPr>
       <w:r>
         <w:rPr>
